--- a/September_2026_Report/Monthly_Management_Report_NEPOPS_Marketing_September_2026_EN.docx
+++ b/September_2026_Report/Monthly_Management_Report_NEPOPS_Marketing_September_2026_EN.docx
@@ -510,30 +510,7 @@
           <w:sz w:val="18"/>
           <w:szCs w:val="18"/>
         </w:rPr>
-        <w:t xml:space="preserve">Highlighted fields </w:t>
-      </w:r>
-      <w:r>
-        <w:rPr>
-          <w:b w:val="false"/>
-          <w:bCs w:val="false"/>
-          <w:i/>
-          <w:iCs/>
-          <w:color w:val="595959"/>
-          <w:sz w:val="18"/>
-          <w:szCs w:val="18"/>
-          <w:highlight w:val="yellow"/>
-        </w:rPr>
-        <w:t xml:space="preserve">[like this]</w:t>
-      </w:r>
-      <w:r>
-        <w:rPr>
-          <w:i/>
-          <w:iCs/>
-          <w:color w:val="595959"/>
-          <w:sz w:val="18"/>
-          <w:szCs w:val="18"/>
-        </w:rPr>
-        <w:t xml:space="preserve"> are pending information to be completed before the report is sent. Figures marked “calc.” are calculated from the reported figures.</w:t>
+        <w:t xml:space="preserve">Figures marked “calc.” are calculated from the reported figures.</w:t>
       </w:r>
     </w:p>
     <w:p>
@@ -578,10 +555,30 @@
           <w:b/>
           <w:bCs/>
         </w:rPr>
-        <w:t xml:space="preserve">Paid delivery fell at a similar rate:</w:t>
+        <w:t xml:space="preserve">Spend fell 12.9%</w:t>
       </w:r>
       <w:r>
-        <w:t xml:space="preserve"> reach -18.6% and impressions -19.7%. Messages per 1,000 impressions rose slightly (4.37 → 4.57, calc.), so message volume broadly followed delivery.</w:t>
+        <w:t xml:space="preserve"> ($49,520 → $43,146.05, calc.), while impressions fell 19.7% and reach 18.6%. Cost per 1,000 impressions rose from $48.21 to $52.29 (+8.5%, calc.).</w:t>
+      </w:r>
+    </w:p>
+    <w:p>
+      <w:pPr>
+        <w:pStyle w:val="ListParagraph"/>
+        <w:numPr>
+          <w:ilvl w:val="0"/>
+          <w:numId w:val="2"/>
+        </w:numPr>
+        <w:spacing w:after="80" w:line="276"/>
+      </w:pPr>
+      <w:r>
+        <w:rPr>
+          <w:b/>
+          <w:bCs/>
+        </w:rPr>
+        <w:t xml:space="preserve">Cost per message held roughly flat</w:t>
+      </w:r>
+      <w:r>
+        <w:t xml:space="preserve"> ($11.03 → $11.45, +3.8%), but cost per assigned rose 58.4% ($1,238 → $1,961) and cost per closure 132.3% ($6,190 → $14,382), all calc.</w:t>
       </w:r>
     </w:p>
     <w:p>
@@ -618,21 +615,10 @@
           <w:b/>
           <w:bCs/>
         </w:rPr>
-        <w:t xml:space="preserve">Spend:</w:t>
+        <w:t xml:space="preserve">Campaign results diverged:</w:t>
       </w:r>
       <w:r>
-        <w:t xml:space="preserve"> </w:t>
-      </w:r>
-      <w:r>
-        <w:rPr>
-          <w:b w:val="false"/>
-          <w:bCs w:val="false"/>
-          <w:highlight w:val="yellow"/>
-        </w:rPr>
-        <w:t xml:space="preserve">[September spend $____ vs. $49,520 in August (____%); budget utilisation ____%]</w:t>
-      </w:r>
-      <w:r>
-        <w:t xml:space="preserve">.</w:t>
+        <w:t xml:space="preserve"> PAM (+3.0%) and Pensionate (+10.2%) were the only campaigns to increase messages, and both lowered their cost per message. Barcco (-30.9%) and Retiro Vertical (-30.2%) had the largest declines.</w:t>
       </w:r>
     </w:p>
     <w:p>
@@ -652,7 +638,7 @@
         <w:t xml:space="preserve">August's volume objective was met:</w:t>
       </w:r>
       <w:r>
-        <w:t xml:space="preserve"> at least 40% of July's messages (~2,400) was required; September's 3,769 messages equal 62.2% of July (calc.).</w:t>
+        <w:t xml:space="preserve"> at least 40% of July's messages (~2,400) was required; September's 3,769 equal 62.2% of July (calc.).</w:t>
       </w:r>
     </w:p>
     <w:p>
@@ -672,18 +658,7 @@
         <w:t xml:space="preserve">Mid-month reset:</w:t>
       </w:r>
       <w:r>
-        <w:t xml:space="preserve"> from 15 September, campaigns were returned as far as possible to their July geographic and creative configuration. The team observed a significant improvement in message volume afterwards: </w:t>
-      </w:r>
-      <w:r>
-        <w:rPr>
-          <w:b w:val="false"/>
-          <w:bCs w:val="false"/>
-          <w:highlight w:val="yellow"/>
-        </w:rPr>
-        <w:t xml:space="preserve">[messages 1–14 Sep ____ vs. 15–30 Sep ____]</w:t>
-      </w:r>
-      <w:r>
-        <w:t xml:space="preserve">.</w:t>
+        <w:t xml:space="preserve"> from 15 September, campaigns were returned as far as possible to their July geographic and creative configuration. The team observed a significant improvement in message volume afterwards; this has not yet been quantified.</w:t>
       </w:r>
     </w:p>
     <w:p>
@@ -703,7 +678,7 @@
         <w:t xml:space="preserve">Operational issues:</w:t>
       </w:r>
       <w:r>
-        <w:t xml:space="preserve"> GHL configuration (seven Meta business portfolios could not be managed in one sub-account and were split into four advisor sub-accounts), the PAM page sitting in a personal portfolio, and Retiro Vertical relaunched on 4 September after verification.</w:t>
+        <w:t xml:space="preserve"> GHL configuration (seven Meta business portfolios could not be managed in one sub-account and were split into four advisor sub-accounts); the PAM page, which sat in a personal portfolio, was transferred to a business portfolio with a new ad account.</w:t>
       </w:r>
     </w:p>
     <w:p>
@@ -723,7 +698,7 @@
         <w:t xml:space="preserve">New campaign:</w:t>
       </w:r>
       <w:r>
-        <w:t xml:space="preserve"> Prosperar launched in Guadalajara on 21 September.</w:t>
+        <w:t xml:space="preserve"> Prosperar launched in Guadalajara on 21 September (62 messages, $1,040.32).</w:t>
       </w:r>
     </w:p>
     <w:p>
@@ -743,15 +718,7 @@
         <w:t xml:space="preserve">MÉVIAL:</w:t>
       </w:r>
       <w:r>
-        <w:t xml:space="preserve"> no campaign changes in September. The ad account must be verified before the CTA can be switched to WhatsApp. </w:t>
-      </w:r>
-      <w:r>
-        <w:rPr>
-          <w:b w:val="false"/>
-          <w:bCs w:val="false"/>
-          <w:highlight w:val="yellow"/>
-        </w:rPr>
-        <w:t xml:space="preserve">[MÉVIAL September results: ____]</w:t>
+        <w:t xml:space="preserve"> the campaign stayed active without changes. Landing page views fell to 2,922 (-18.3%) at a higher cost per view (€0.070 → €0.103). Of 2,096 users who started the diagnostic, 2 reached step 2 and none completed it.</w:t>
       </w:r>
     </w:p>
     <w:p>
@@ -922,7 +889,7 @@
                 <w:sz w:val="19"/>
                 <w:szCs w:val="19"/>
               </w:rPr>
-              <w:t xml:space="preserve">8 in total: 7 at Pensiones México (Pensión 360, Pensionate, Nosotros, Retiro Vertical, Barcco, PAM and Prosperar, launched on 21 Sep) + 1 MÉVIAL campaign.</w:t>
+              <w:t xml:space="preserve">8 in total: 7 at Pensiones México (Pensión 360, Pensionate, Nosotros, Retiro Vertical, Barcco, PAM and Prosperar) + 1 MÉVIAL campaign.</w:t>
             </w:r>
           </w:p>
         </w:tc>
@@ -995,37 +962,7 @@
                 <w:sz w:val="19"/>
                 <w:szCs w:val="19"/>
               </w:rPr>
-              <w:t xml:space="preserve">14 in total: 12 for Pensiones México (1 organic) and 2 promotional videos prepared for MÉVIAL. Published: </w:t>
-            </w:r>
-            <w:r>
-              <w:rPr>
-                <w:b w:val="false"/>
-                <w:bCs w:val="false"/>
-                <w:color w:val="262626"/>
-                <w:sz w:val="19"/>
-                <w:szCs w:val="19"/>
-                <w:highlight w:val="yellow"/>
-              </w:rPr>
-              <w:t xml:space="preserve">[____]</w:t>
-            </w:r>
-            <w:r>
-              <w:rPr>
-                <w:color w:val="262626"/>
-                <w:sz w:val="19"/>
-                <w:szCs w:val="19"/>
-              </w:rPr>
-              <w:t xml:space="preserve"> · Edited: </w:t>
-            </w:r>
-            <w:r>
-              <w:rPr>
-                <w:b w:val="false"/>
-                <w:bCs w:val="false"/>
-                <w:color w:val="262626"/>
-                <w:sz w:val="19"/>
-                <w:szCs w:val="19"/>
-                <w:highlight w:val="yellow"/>
-              </w:rPr>
-              <w:t xml:space="preserve">[____]</w:t>
+              <w:t xml:space="preserve">14 in total: 12 for Pensiones México (1 organic) and 2 promotional videos prepared for MÉVIAL.</w:t>
             </w:r>
           </w:p>
         </w:tc>
@@ -1098,18 +1035,7 @@
                 <w:sz w:val="19"/>
                 <w:szCs w:val="19"/>
               </w:rPr>
-              <w:t xml:space="preserve">7 paid posts, 5 carousels and 45 organic posts. </w:t>
-            </w:r>
-            <w:r>
-              <w:rPr>
-                <w:b w:val="false"/>
-                <w:bCs w:val="false"/>
-                <w:color w:val="262626"/>
-                <w:sz w:val="19"/>
-                <w:szCs w:val="19"/>
-                <w:highlight w:val="yellow"/>
-              </w:rPr>
-              <w:t xml:space="preserve">[Split by client: ____]</w:t>
+              <w:t xml:space="preserve">7 paid posts, 5 carousels and 45 organic posts.</w:t>
             </w:r>
           </w:p>
         </w:tc>
@@ -1258,7 +1184,7 @@
         <w:t xml:space="preserve">GHL implementation.</w:t>
       </w:r>
       <w:r>
-        <w:t xml:space="preserve"> Sub-accounts reorganised into four, one per advisor's Facebook account and business page. Technical help from Andres and Lorgio for a long-term solution.</w:t>
+        <w:t xml:space="preserve"> Sub-accounts reorganized into four, one per advisor's Facebook account and business page. Technical help from Andres and Lorgio for a long-term solution.</w:t>
       </w:r>
     </w:p>
     <w:p>
@@ -1298,7 +1224,7 @@
         <w:t xml:space="preserve">Monitoring.</w:t>
       </w:r>
       <w:r>
-        <w:t xml:space="preserve"> The Mexico campaigns are analysed daily, with new promotional and organic material produced alongside.</w:t>
+        <w:t xml:space="preserve"> The Mexico campaigns are analyzed daily, with new promotional and organic material produced alongside.</w:t>
       </w:r>
     </w:p>
     <w:p>
@@ -1966,7 +1892,7 @@
         <w:t xml:space="preserve">Message and lead drop.</w:t>
       </w:r>
       <w:r>
-        <w:t xml:space="preserve"> The campaigns were already struggling to generate messages and qualified leads in August. Optimisation continued throughout September, with the major reset on 15 Sep.</w:t>
+        <w:t xml:space="preserve"> The campaigns were already struggling to generate messages and qualified leads in August. Optimization continued throughout September, with the major reset on 15 Sep.</w:t>
       </w:r>
     </w:p>
     <w:p>
@@ -2871,7 +2797,7 @@
                 <w:sz w:val="19"/>
                 <w:szCs w:val="19"/>
               </w:rPr>
-              <w:t xml:space="preserve">Spend</w:t>
+              <w:t xml:space="preserve">Spend (calc., all campaigns)</w:t>
             </w:r>
           </w:p>
         </w:tc>
@@ -2933,14 +2859,11 @@
             </w:pPr>
             <w:r>
               <w:rPr>
-                <w:b w:val="false"/>
-                <w:bCs w:val="false"/>
-                <w:color w:val="262626"/>
-                <w:sz w:val="19"/>
-                <w:szCs w:val="19"/>
-                <w:highlight w:val="yellow"/>
-              </w:rPr>
-              <w:t xml:space="preserve">[$____]</w:t>
+                <w:color w:val="262626"/>
+                <w:sz w:val="19"/>
+                <w:szCs w:val="19"/>
+              </w:rPr>
+              <w:t xml:space="preserve">$43,146.05</w:t>
             </w:r>
           </w:p>
         </w:tc>
@@ -2969,14 +2892,11 @@
             </w:pPr>
             <w:r>
               <w:rPr>
-                <w:b w:val="false"/>
-                <w:bCs w:val="false"/>
-                <w:color w:val="262626"/>
-                <w:sz w:val="19"/>
-                <w:szCs w:val="19"/>
-                <w:highlight w:val="yellow"/>
-              </w:rPr>
-              <w:t xml:space="preserve">[____%]</w:t>
+                <w:color w:val="262626"/>
+                <w:sz w:val="19"/>
+                <w:szCs w:val="19"/>
+              </w:rPr>
+              <w:t xml:space="preserve">-12.9%</w:t>
             </w:r>
           </w:p>
         </w:tc>
@@ -2999,20 +2919,7 @@
           <w:sz w:val="17"/>
           <w:szCs w:val="17"/>
         </w:rPr>
-        <w:t xml:space="preserve">Total reach is the sum of each campaign's reach, not the number of unique people reached. </w:t>
-      </w:r>
-      <w:r>
-        <w:rPr>
-          <w:b w:val="false"/>
-          <w:bCs w:val="false"/>
-          <w:i/>
-          <w:iCs/>
-          <w:color w:val="595959"/>
-          <w:sz w:val="17"/>
-          <w:szCs w:val="17"/>
-          <w:highlight w:val="yellow"/>
-        </w:rPr>
-        <w:t xml:space="preserve">[Confirm whether Prosperar is included in the September totals.]</w:t>
+        <w:t xml:space="preserve">Reach, impressions, messages, assigned and closures are the monthly summary figures. Total reach is the sum of each campaign's reach, not unique people. September spend is the sum of the seven campaigns' reported spend.</w:t>
       </w:r>
     </w:p>
     <w:p>
@@ -4443,14 +4350,11 @@
             </w:pPr>
             <w:r>
               <w:rPr>
-                <w:b w:val="false"/>
-                <w:bCs w:val="false"/>
-                <w:color w:val="262626"/>
-                <w:sz w:val="19"/>
-                <w:szCs w:val="19"/>
-                <w:highlight w:val="yellow"/>
-              </w:rPr>
-              <w:t xml:space="preserve">[____]</w:t>
+                <w:color w:val="262626"/>
+                <w:sz w:val="19"/>
+                <w:szCs w:val="19"/>
+              </w:rPr>
+              <w:t xml:space="preserve">133,888</w:t>
             </w:r>
           </w:p>
         </w:tc>
@@ -4479,14 +4383,11 @@
             </w:pPr>
             <w:r>
               <w:rPr>
-                <w:b w:val="false"/>
-                <w:bCs w:val="false"/>
-                <w:color w:val="262626"/>
-                <w:sz w:val="19"/>
-                <w:szCs w:val="19"/>
-                <w:highlight w:val="yellow"/>
-              </w:rPr>
-              <w:t xml:space="preserve">[____]</w:t>
+                <w:color w:val="262626"/>
+                <w:sz w:val="19"/>
+                <w:szCs w:val="19"/>
+              </w:rPr>
+              <w:t xml:space="preserve">-29.3%</w:t>
             </w:r>
           </w:p>
         </w:tc>
@@ -4764,7 +4665,7 @@
                 <w:sz w:val="19"/>
                 <w:szCs w:val="19"/>
               </w:rPr>
-              <w:t xml:space="preserve">Prosperar (new)</w:t>
+              <w:t xml:space="preserve">Prosperar (new, from 21 Sep)</w:t>
             </w:r>
           </w:p>
         </w:tc>
@@ -4826,14 +4727,11 @@
             </w:pPr>
             <w:r>
               <w:rPr>
-                <w:b w:val="false"/>
-                <w:bCs w:val="false"/>
-                <w:color w:val="262626"/>
-                <w:sz w:val="19"/>
-                <w:szCs w:val="19"/>
-                <w:highlight w:val="yellow"/>
-              </w:rPr>
-              <w:t xml:space="preserve">[____]</w:t>
+                <w:color w:val="262626"/>
+                <w:sz w:val="19"/>
+                <w:szCs w:val="19"/>
+              </w:rPr>
+              <w:t xml:space="preserve">4,266*</w:t>
             </w:r>
           </w:p>
         </w:tc>
@@ -4928,14 +4826,11 @@
             </w:pPr>
             <w:r>
               <w:rPr>
-                <w:b w:val="false"/>
-                <w:bCs w:val="false"/>
-                <w:color w:val="262626"/>
-                <w:sz w:val="19"/>
-                <w:szCs w:val="19"/>
-                <w:highlight w:val="yellow"/>
-              </w:rPr>
-              <w:t xml:space="preserve">[____]</w:t>
+                <w:color w:val="262626"/>
+                <w:sz w:val="19"/>
+                <w:szCs w:val="19"/>
+              </w:rPr>
+              <w:t xml:space="preserve">8,502*</w:t>
             </w:r>
           </w:p>
         </w:tc>
@@ -4969,256 +4864,6 @@
                 <w:szCs w:val="19"/>
               </w:rPr>
               <w:t xml:space="preserve">—</w:t>
-            </w:r>
-          </w:p>
-        </w:tc>
-      </w:tr>
-      <w:tr>
-        <w:trPr>
-          <w:cantSplit/>
-        </w:trPr>
-        <w:tc>
-          <w:tcPr>
-            <w:tcW w:type="dxa" w:w="1778"/>
-            <w:tcBorders>
-              <w:top w:val="single" w:color="BFC9D9" w:sz="4"/>
-              <w:left w:val="single" w:color="BFC9D9" w:sz="4"/>
-              <w:bottom w:val="single" w:color="BFC9D9" w:sz="4"/>
-              <w:right w:val="single" w:color="BFC9D9" w:sz="4"/>
-            </w:tcBorders>
-            <w:shd w:fill="DCE3F0" w:color="auto" w:val="clear"/>
-            <w:tcMar>
-              <w:top w:type="dxa" w:w="70"/>
-              <w:left w:type="dxa" w:w="100"/>
-              <w:bottom w:type="dxa" w:w="70"/>
-              <w:right w:type="dxa" w:w="100"/>
-            </w:tcMar>
-            <w:vAlign w:val="center"/>
-          </w:tcPr>
-          <w:p>
-            <w:pPr>
-              <w:spacing w:line="260"/>
-              <w:jc w:val="left"/>
-            </w:pPr>
-            <w:r>
-              <w:rPr>
-                <w:b/>
-                <w:bCs/>
-                <w:color w:val="1F3864"/>
-                <w:sz w:val="19"/>
-                <w:szCs w:val="19"/>
-              </w:rPr>
-              <w:t xml:space="preserve">TOTAL</w:t>
-            </w:r>
-          </w:p>
-        </w:tc>
-        <w:tc>
-          <w:tcPr>
-            <w:tcW w:type="dxa" w:w="1264"/>
-            <w:tcBorders>
-              <w:top w:val="single" w:color="BFC9D9" w:sz="4"/>
-              <w:left w:val="single" w:color="BFC9D9" w:sz="4"/>
-              <w:bottom w:val="single" w:color="BFC9D9" w:sz="4"/>
-              <w:right w:val="single" w:color="BFC9D9" w:sz="4"/>
-            </w:tcBorders>
-            <w:shd w:fill="DCE3F0" w:color="auto" w:val="clear"/>
-            <w:tcMar>
-              <w:top w:type="dxa" w:w="70"/>
-              <w:left w:type="dxa" w:w="100"/>
-              <w:bottom w:type="dxa" w:w="70"/>
-              <w:right w:type="dxa" w:w="100"/>
-            </w:tcMar>
-            <w:vAlign w:val="center"/>
-          </w:tcPr>
-          <w:p>
-            <w:pPr>
-              <w:spacing w:line="260"/>
-              <w:jc w:val="center"/>
-            </w:pPr>
-            <w:r>
-              <w:rPr>
-                <w:b/>
-                <w:bCs/>
-                <w:color w:val="262626"/>
-                <w:sz w:val="19"/>
-                <w:szCs w:val="19"/>
-              </w:rPr>
-              <w:t xml:space="preserve">358,211</w:t>
-            </w:r>
-          </w:p>
-        </w:tc>
-        <w:tc>
-          <w:tcPr>
-            <w:tcW w:type="dxa" w:w="1264"/>
-            <w:tcBorders>
-              <w:top w:val="single" w:color="BFC9D9" w:sz="4"/>
-              <w:left w:val="single" w:color="BFC9D9" w:sz="4"/>
-              <w:bottom w:val="single" w:color="BFC9D9" w:sz="4"/>
-              <w:right w:val="single" w:color="BFC9D9" w:sz="4"/>
-            </w:tcBorders>
-            <w:shd w:fill="DCE3F0" w:color="auto" w:val="clear"/>
-            <w:tcMar>
-              <w:top w:type="dxa" w:w="70"/>
-              <w:left w:type="dxa" w:w="100"/>
-              <w:bottom w:type="dxa" w:w="70"/>
-              <w:right w:type="dxa" w:w="100"/>
-            </w:tcMar>
-            <w:vAlign w:val="center"/>
-          </w:tcPr>
-          <w:p>
-            <w:pPr>
-              <w:spacing w:line="260"/>
-              <w:jc w:val="center"/>
-            </w:pPr>
-            <w:r>
-              <w:rPr>
-                <w:b/>
-                <w:bCs/>
-                <w:color w:val="262626"/>
-                <w:sz w:val="19"/>
-                <w:szCs w:val="19"/>
-              </w:rPr>
-              <w:t xml:space="preserve">291,478</w:t>
-            </w:r>
-          </w:p>
-        </w:tc>
-        <w:tc>
-          <w:tcPr>
-            <w:tcW w:type="dxa" w:w="936"/>
-            <w:tcBorders>
-              <w:top w:val="single" w:color="BFC9D9" w:sz="4"/>
-              <w:left w:val="single" w:color="BFC9D9" w:sz="4"/>
-              <w:bottom w:val="single" w:color="BFC9D9" w:sz="4"/>
-              <w:right w:val="single" w:color="BFC9D9" w:sz="4"/>
-            </w:tcBorders>
-            <w:shd w:fill="DCE3F0" w:color="auto" w:val="clear"/>
-            <w:tcMar>
-              <w:top w:type="dxa" w:w="70"/>
-              <w:left w:type="dxa" w:w="100"/>
-              <w:bottom w:type="dxa" w:w="70"/>
-              <w:right w:type="dxa" w:w="100"/>
-            </w:tcMar>
-            <w:vAlign w:val="center"/>
-          </w:tcPr>
-          <w:p>
-            <w:pPr>
-              <w:spacing w:line="260"/>
-              <w:jc w:val="center"/>
-            </w:pPr>
-            <w:r>
-              <w:rPr>
-                <w:b/>
-                <w:bCs/>
-                <w:color w:val="262626"/>
-                <w:sz w:val="19"/>
-                <w:szCs w:val="19"/>
-              </w:rPr>
-              <w:t xml:space="preserve">-18.6%</w:t>
-            </w:r>
-          </w:p>
-        </w:tc>
-        <w:tc>
-          <w:tcPr>
-            <w:tcW w:type="dxa" w:w="1404"/>
-            <w:tcBorders>
-              <w:top w:val="single" w:color="BFC9D9" w:sz="4"/>
-              <w:left w:val="single" w:color="BFC9D9" w:sz="4"/>
-              <w:bottom w:val="single" w:color="BFC9D9" w:sz="4"/>
-              <w:right w:val="single" w:color="BFC9D9" w:sz="4"/>
-            </w:tcBorders>
-            <w:shd w:fill="DCE3F0" w:color="auto" w:val="clear"/>
-            <w:tcMar>
-              <w:top w:type="dxa" w:w="70"/>
-              <w:left w:type="dxa" w:w="100"/>
-              <w:bottom w:type="dxa" w:w="70"/>
-              <w:right w:type="dxa" w:w="100"/>
-            </w:tcMar>
-            <w:vAlign w:val="center"/>
-          </w:tcPr>
-          <w:p>
-            <w:pPr>
-              <w:spacing w:line="260"/>
-              <w:jc w:val="center"/>
-            </w:pPr>
-            <w:r>
-              <w:rPr>
-                <w:b/>
-                <w:bCs/>
-                <w:color w:val="262626"/>
-                <w:sz w:val="19"/>
-                <w:szCs w:val="19"/>
-              </w:rPr>
-              <w:t xml:space="preserve">1,027,101</w:t>
-            </w:r>
-          </w:p>
-        </w:tc>
-        <w:tc>
-          <w:tcPr>
-            <w:tcW w:type="dxa" w:w="1404"/>
-            <w:tcBorders>
-              <w:top w:val="single" w:color="BFC9D9" w:sz="4"/>
-              <w:left w:val="single" w:color="BFC9D9" w:sz="4"/>
-              <w:bottom w:val="single" w:color="BFC9D9" w:sz="4"/>
-              <w:right w:val="single" w:color="BFC9D9" w:sz="4"/>
-            </w:tcBorders>
-            <w:shd w:fill="DCE3F0" w:color="auto" w:val="clear"/>
-            <w:tcMar>
-              <w:top w:type="dxa" w:w="70"/>
-              <w:left w:type="dxa" w:w="100"/>
-              <w:bottom w:type="dxa" w:w="70"/>
-              <w:right w:type="dxa" w:w="100"/>
-            </w:tcMar>
-            <w:vAlign w:val="center"/>
-          </w:tcPr>
-          <w:p>
-            <w:pPr>
-              <w:spacing w:line="260"/>
-              <w:jc w:val="center"/>
-            </w:pPr>
-            <w:r>
-              <w:rPr>
-                <w:b/>
-                <w:bCs/>
-                <w:color w:val="262626"/>
-                <w:sz w:val="19"/>
-                <w:szCs w:val="19"/>
-              </w:rPr>
-              <w:t xml:space="preserve">825,175</w:t>
-            </w:r>
-          </w:p>
-        </w:tc>
-        <w:tc>
-          <w:tcPr>
-            <w:tcW w:type="dxa" w:w="1310"/>
-            <w:tcBorders>
-              <w:top w:val="single" w:color="BFC9D9" w:sz="4"/>
-              <w:left w:val="single" w:color="BFC9D9" w:sz="4"/>
-              <w:bottom w:val="single" w:color="BFC9D9" w:sz="4"/>
-              <w:right w:val="single" w:color="BFC9D9" w:sz="4"/>
-            </w:tcBorders>
-            <w:shd w:fill="DCE3F0" w:color="auto" w:val="clear"/>
-            <w:tcMar>
-              <w:top w:type="dxa" w:w="70"/>
-              <w:left w:type="dxa" w:w="100"/>
-              <w:bottom w:type="dxa" w:w="70"/>
-              <w:right w:type="dxa" w:w="100"/>
-            </w:tcMar>
-            <w:vAlign w:val="center"/>
-          </w:tcPr>
-          <w:p>
-            <w:pPr>
-              <w:spacing w:line="260"/>
-              <w:jc w:val="center"/>
-            </w:pPr>
-            <w:r>
-              <w:rPr>
-                <w:b/>
-                <w:bCs/>
-                <w:color w:val="262626"/>
-                <w:sz w:val="19"/>
-                <w:szCs w:val="19"/>
-              </w:rPr>
-              <w:t xml:space="preserve">-19.7%</w:t>
             </w:r>
           </w:p>
         </w:tc>
@@ -5241,30 +4886,7 @@
           <w:sz w:val="17"/>
           <w:szCs w:val="17"/>
         </w:rPr>
-        <w:t xml:space="preserve">PAM combines its two ad accounts from 15 Sep (reach 31,742 + 25,248; impressions 80,553 + 88,554; calc.). Barcco September impressions: </w:t>
-      </w:r>
-      <w:r>
-        <w:rPr>
-          <w:b w:val="false"/>
-          <w:bCs w:val="false"/>
-          <w:i/>
-          <w:iCs/>
-          <w:color w:val="595959"/>
-          <w:sz w:val="17"/>
-          <w:szCs w:val="17"/>
-          <w:highlight w:val="yellow"/>
-        </w:rPr>
-        <w:t xml:space="preserve">[confirm figure — campaign notes show 133,888, but the campaign total reconciles with 825,175 only if the figure is 130,880]</w:t>
-      </w:r>
-      <w:r>
-        <w:rPr>
-          <w:i/>
-          <w:iCs/>
-          <w:color w:val="595959"/>
-          <w:sz w:val="17"/>
-          <w:szCs w:val="17"/>
-        </w:rPr>
-        <w:t xml:space="preserve">.</w:t>
+        <w:t xml:space="preserve">PAM combines its two ad accounts from 15 Sep (reach 31,742 + 25,248; impressions 80,553 + 88,554; calc.). *Prosperar was reported as reach 8,502 and impressions 4,266; since reach cannot exceed impressions, the two values are shown swapped and should be confirmed.</w:t>
       </w:r>
     </w:p>
     <w:p>
@@ -5327,7 +4949,7 @@
           <w:sz w:val="17"/>
           <w:szCs w:val="17"/>
         </w:rPr>
-        <w:t xml:space="preserve">Chart 1. Paid reach by campaign: August vs. September 2026.</w:t>
+        <w:t xml:space="preserve">Chart 1. Paid reach by campaign: August vs. September 2026 (continuing campaigns).</w:t>
       </w:r>
     </w:p>
     <w:p>
@@ -5428,7 +5050,7 @@
                 <w:sz w:val="19"/>
                 <w:szCs w:val="19"/>
               </w:rPr>
-              <w:t xml:space="preserve">Budget Sep.</w:t>
+              <w:t xml:space="preserve">Daily budget (Sep.)</w:t>
             </w:r>
           </w:p>
         </w:tc>
@@ -5602,14 +5224,11 @@
             </w:pPr>
             <w:r>
               <w:rPr>
-                <w:b w:val="false"/>
-                <w:bCs w:val="false"/>
-                <w:color w:val="262626"/>
-                <w:sz w:val="19"/>
-                <w:szCs w:val="19"/>
-                <w:highlight w:val="yellow"/>
-              </w:rPr>
-              <w:t xml:space="preserve">[____]</w:t>
+                <w:color w:val="262626"/>
+                <w:sz w:val="19"/>
+                <w:szCs w:val="19"/>
+              </w:rPr>
+              <w:t xml:space="preserve">$300</w:t>
             </w:r>
           </w:p>
         </w:tc>
@@ -5671,14 +5290,11 @@
             </w:pPr>
             <w:r>
               <w:rPr>
-                <w:b w:val="false"/>
-                <w:bCs w:val="false"/>
-                <w:color w:val="262626"/>
-                <w:sz w:val="19"/>
-                <w:szCs w:val="19"/>
-                <w:highlight w:val="yellow"/>
-              </w:rPr>
-              <w:t xml:space="preserve">[____]</w:t>
+                <w:color w:val="262626"/>
+                <w:sz w:val="19"/>
+                <w:szCs w:val="19"/>
+              </w:rPr>
+              <w:t xml:space="preserve">$7,979.41</w:t>
             </w:r>
           </w:p>
         </w:tc>
@@ -5707,14 +5323,11 @@
             </w:pPr>
             <w:r>
               <w:rPr>
-                <w:b w:val="false"/>
-                <w:bCs w:val="false"/>
-                <w:color w:val="262626"/>
-                <w:sz w:val="19"/>
-                <w:szCs w:val="19"/>
-                <w:highlight w:val="yellow"/>
-              </w:rPr>
-              <w:t xml:space="preserve">[____]</w:t>
+                <w:color w:val="262626"/>
+                <w:sz w:val="19"/>
+                <w:szCs w:val="19"/>
+              </w:rPr>
+              <w:t xml:space="preserve">-12.0%</w:t>
             </w:r>
           </w:p>
         </w:tc>
@@ -5783,14 +5396,11 @@
             </w:pPr>
             <w:r>
               <w:rPr>
-                <w:b w:val="false"/>
-                <w:bCs w:val="false"/>
-                <w:color w:val="262626"/>
-                <w:sz w:val="19"/>
-                <w:szCs w:val="19"/>
-                <w:highlight w:val="yellow"/>
-              </w:rPr>
-              <w:t xml:space="preserve">[____]</w:t>
+                <w:color w:val="262626"/>
+                <w:sz w:val="19"/>
+                <w:szCs w:val="19"/>
+              </w:rPr>
+              <w:t xml:space="preserve">$200</w:t>
             </w:r>
           </w:p>
         </w:tc>
@@ -5852,14 +5462,11 @@
             </w:pPr>
             <w:r>
               <w:rPr>
-                <w:b w:val="false"/>
-                <w:bCs w:val="false"/>
-                <w:color w:val="262626"/>
-                <w:sz w:val="19"/>
-                <w:szCs w:val="19"/>
-                <w:highlight w:val="yellow"/>
-              </w:rPr>
-              <w:t xml:space="preserve">[____]</w:t>
+                <w:color w:val="262626"/>
+                <w:sz w:val="19"/>
+                <w:szCs w:val="19"/>
+              </w:rPr>
+              <w:t xml:space="preserve">$6,067.73</w:t>
             </w:r>
           </w:p>
         </w:tc>
@@ -5888,14 +5495,11 @@
             </w:pPr>
             <w:r>
               <w:rPr>
-                <w:b w:val="false"/>
-                <w:bCs w:val="false"/>
-                <w:color w:val="262626"/>
-                <w:sz w:val="19"/>
-                <w:szCs w:val="19"/>
-                <w:highlight w:val="yellow"/>
-              </w:rPr>
-              <w:t xml:space="preserve">[____]</w:t>
+                <w:color w:val="262626"/>
+                <w:sz w:val="19"/>
+                <w:szCs w:val="19"/>
+              </w:rPr>
+              <w:t xml:space="preserve">-13.0%</w:t>
             </w:r>
           </w:p>
         </w:tc>
@@ -5964,14 +5568,11 @@
             </w:pPr>
             <w:r>
               <w:rPr>
-                <w:b w:val="false"/>
-                <w:bCs w:val="false"/>
-                <w:color w:val="262626"/>
-                <w:sz w:val="19"/>
-                <w:szCs w:val="19"/>
-                <w:highlight w:val="yellow"/>
-              </w:rPr>
-              <w:t xml:space="preserve">[____]</w:t>
+                <w:color w:val="262626"/>
+                <w:sz w:val="19"/>
+                <w:szCs w:val="19"/>
+              </w:rPr>
+              <w:t xml:space="preserve">$250</w:t>
             </w:r>
           </w:p>
         </w:tc>
@@ -6033,14 +5634,11 @@
             </w:pPr>
             <w:r>
               <w:rPr>
-                <w:b w:val="false"/>
-                <w:bCs w:val="false"/>
-                <w:color w:val="262626"/>
-                <w:sz w:val="19"/>
-                <w:szCs w:val="19"/>
-                <w:highlight w:val="yellow"/>
-              </w:rPr>
-              <w:t xml:space="preserve">[____]</w:t>
+                <w:color w:val="262626"/>
+                <w:sz w:val="19"/>
+                <w:szCs w:val="19"/>
+              </w:rPr>
+              <w:t xml:space="preserve">$7,553.59</w:t>
             </w:r>
           </w:p>
         </w:tc>
@@ -6069,14 +5667,11 @@
             </w:pPr>
             <w:r>
               <w:rPr>
-                <w:b w:val="false"/>
-                <w:bCs w:val="false"/>
-                <w:color w:val="262626"/>
-                <w:sz w:val="19"/>
-                <w:szCs w:val="19"/>
-                <w:highlight w:val="yellow"/>
-              </w:rPr>
-              <w:t xml:space="preserve">[____]</w:t>
+                <w:color w:val="262626"/>
+                <w:sz w:val="19"/>
+                <w:szCs w:val="19"/>
+              </w:rPr>
+              <w:t xml:space="preserve">-2.9%</w:t>
             </w:r>
           </w:p>
         </w:tc>
@@ -6145,14 +5740,11 @@
             </w:pPr>
             <w:r>
               <w:rPr>
-                <w:b w:val="false"/>
-                <w:bCs w:val="false"/>
-                <w:color w:val="262626"/>
-                <w:sz w:val="19"/>
-                <w:szCs w:val="19"/>
-                <w:highlight w:val="yellow"/>
-              </w:rPr>
-              <w:t xml:space="preserve">[____]</w:t>
+                <w:color w:val="262626"/>
+                <w:sz w:val="19"/>
+                <w:szCs w:val="19"/>
+              </w:rPr>
+              <w:t xml:space="preserve">$250</w:t>
             </w:r>
           </w:p>
         </w:tc>
@@ -6214,14 +5806,11 @@
             </w:pPr>
             <w:r>
               <w:rPr>
-                <w:b w:val="false"/>
-                <w:bCs w:val="false"/>
-                <w:color w:val="262626"/>
-                <w:sz w:val="19"/>
-                <w:szCs w:val="19"/>
-                <w:highlight w:val="yellow"/>
-              </w:rPr>
-              <w:t xml:space="preserve">[____]</w:t>
+                <w:color w:val="262626"/>
+                <w:sz w:val="19"/>
+                <w:szCs w:val="19"/>
+              </w:rPr>
+              <w:t xml:space="preserve">$7,181.41</w:t>
             </w:r>
           </w:p>
         </w:tc>
@@ -6250,14 +5839,11 @@
             </w:pPr>
             <w:r>
               <w:rPr>
-                <w:b w:val="false"/>
-                <w:bCs w:val="false"/>
-                <w:color w:val="262626"/>
-                <w:sz w:val="19"/>
-                <w:szCs w:val="19"/>
-                <w:highlight w:val="yellow"/>
-              </w:rPr>
-              <w:t xml:space="preserve">[____]</w:t>
+                <w:color w:val="262626"/>
+                <w:sz w:val="19"/>
+                <w:szCs w:val="19"/>
+              </w:rPr>
+              <w:t xml:space="preserve">-3.6%</w:t>
             </w:r>
           </w:p>
         </w:tc>
@@ -6326,14 +5912,11 @@
             </w:pPr>
             <w:r>
               <w:rPr>
-                <w:b w:val="false"/>
-                <w:bCs w:val="false"/>
-                <w:color w:val="262626"/>
-                <w:sz w:val="19"/>
-                <w:szCs w:val="19"/>
-                <w:highlight w:val="yellow"/>
-              </w:rPr>
-              <w:t xml:space="preserve">[____]</w:t>
+                <w:color w:val="262626"/>
+                <w:sz w:val="19"/>
+                <w:szCs w:val="19"/>
+              </w:rPr>
+              <w:t xml:space="preserve">$250</w:t>
             </w:r>
           </w:p>
         </w:tc>
@@ -6395,14 +5978,11 @@
             </w:pPr>
             <w:r>
               <w:rPr>
-                <w:b w:val="false"/>
-                <w:bCs w:val="false"/>
-                <w:color w:val="262626"/>
-                <w:sz w:val="19"/>
-                <w:szCs w:val="19"/>
-                <w:highlight w:val="yellow"/>
-              </w:rPr>
-              <w:t xml:space="preserve">[____]</w:t>
+                <w:color w:val="262626"/>
+                <w:sz w:val="19"/>
+                <w:szCs w:val="19"/>
+              </w:rPr>
+              <w:t xml:space="preserve">$7,323.59</w:t>
             </w:r>
           </w:p>
         </w:tc>
@@ -6431,14 +6011,11 @@
             </w:pPr>
             <w:r>
               <w:rPr>
-                <w:b w:val="false"/>
-                <w:bCs w:val="false"/>
-                <w:color w:val="262626"/>
-                <w:sz w:val="19"/>
-                <w:szCs w:val="19"/>
-                <w:highlight w:val="yellow"/>
-              </w:rPr>
-              <w:t xml:space="preserve">[____]</w:t>
+                <w:color w:val="262626"/>
+                <w:sz w:val="19"/>
+                <w:szCs w:val="19"/>
+              </w:rPr>
+              <w:t xml:space="preserve">-18.4%</w:t>
             </w:r>
           </w:p>
         </w:tc>
@@ -6507,14 +6084,11 @@
             </w:pPr>
             <w:r>
               <w:rPr>
-                <w:b w:val="false"/>
-                <w:bCs w:val="false"/>
-                <w:color w:val="262626"/>
-                <w:sz w:val="19"/>
-                <w:szCs w:val="19"/>
-                <w:highlight w:val="yellow"/>
-              </w:rPr>
-              <w:t xml:space="preserve">[____]</w:t>
+                <w:color w:val="262626"/>
+                <w:sz w:val="19"/>
+                <w:szCs w:val="19"/>
+              </w:rPr>
+              <w:t xml:space="preserve">$200</w:t>
             </w:r>
           </w:p>
         </w:tc>
@@ -6576,14 +6150,11 @@
             </w:pPr>
             <w:r>
               <w:rPr>
-                <w:b w:val="false"/>
-                <w:bCs w:val="false"/>
-                <w:color w:val="262626"/>
-                <w:sz w:val="19"/>
-                <w:szCs w:val="19"/>
-                <w:highlight w:val="yellow"/>
-              </w:rPr>
-              <w:t xml:space="preserve">[____]</w:t>
+                <w:color w:val="262626"/>
+                <w:sz w:val="19"/>
+                <w:szCs w:val="19"/>
+              </w:rPr>
+              <w:t xml:space="preserve">$6,000</w:t>
             </w:r>
           </w:p>
         </w:tc>
@@ -6612,14 +6183,11 @@
             </w:pPr>
             <w:r>
               <w:rPr>
-                <w:b w:val="false"/>
-                <w:bCs w:val="false"/>
-                <w:color w:val="262626"/>
-                <w:sz w:val="19"/>
-                <w:szCs w:val="19"/>
-                <w:highlight w:val="yellow"/>
-              </w:rPr>
-              <w:t xml:space="preserve">[____]</w:t>
+                <w:color w:val="262626"/>
+                <w:sz w:val="19"/>
+                <w:szCs w:val="19"/>
+              </w:rPr>
+              <w:t xml:space="preserve">-35.3%</w:t>
             </w:r>
           </w:p>
         </w:tc>
@@ -6659,7 +6227,7 @@
                 <w:sz w:val="19"/>
                 <w:szCs w:val="19"/>
               </w:rPr>
-              <w:t xml:space="preserve">Prosperar (new)</w:t>
+              <w:t xml:space="preserve">Prosperar (new, from 21 Sep)</w:t>
             </w:r>
           </w:p>
         </w:tc>
@@ -6688,14 +6256,11 @@
             </w:pPr>
             <w:r>
               <w:rPr>
-                <w:b w:val="false"/>
-                <w:bCs w:val="false"/>
-                <w:color w:val="262626"/>
-                <w:sz w:val="19"/>
-                <w:szCs w:val="19"/>
-                <w:highlight w:val="yellow"/>
-              </w:rPr>
-              <w:t xml:space="preserve">[____]</w:t>
+                <w:color w:val="262626"/>
+                <w:sz w:val="19"/>
+                <w:szCs w:val="19"/>
+              </w:rPr>
+              <w:t xml:space="preserve">$100</w:t>
             </w:r>
           </w:p>
         </w:tc>
@@ -6757,14 +6322,11 @@
             </w:pPr>
             <w:r>
               <w:rPr>
-                <w:b w:val="false"/>
-                <w:bCs w:val="false"/>
-                <w:color w:val="262626"/>
-                <w:sz w:val="19"/>
-                <w:szCs w:val="19"/>
-                <w:highlight w:val="yellow"/>
-              </w:rPr>
-              <w:t xml:space="preserve">[____]</w:t>
+                <w:color w:val="262626"/>
+                <w:sz w:val="19"/>
+                <w:szCs w:val="19"/>
+              </w:rPr>
+              <w:t xml:space="preserve">$1,040.32</w:t>
             </w:r>
           </w:p>
         </w:tc>
@@ -6866,48 +6428,47 @@
             </w:pPr>
             <w:r>
               <w:rPr>
-                <w:b w:val="false"/>
-                <w:bCs w:val="false"/>
-                <w:color w:val="262626"/>
-                <w:sz w:val="19"/>
-                <w:szCs w:val="19"/>
-                <w:highlight w:val="yellow"/>
-              </w:rPr>
-              <w:t xml:space="preserve">[____]</w:t>
-            </w:r>
-          </w:p>
-        </w:tc>
-        <w:tc>
-          <w:tcPr>
-            <w:tcW w:type="dxa" w:w="1778"/>
-            <w:tcBorders>
-              <w:top w:val="single" w:color="BFC9D9" w:sz="4"/>
-              <w:left w:val="single" w:color="BFC9D9" w:sz="4"/>
-              <w:bottom w:val="single" w:color="BFC9D9" w:sz="4"/>
-              <w:right w:val="single" w:color="BFC9D9" w:sz="4"/>
-            </w:tcBorders>
-            <w:shd w:fill="DCE3F0" w:color="auto" w:val="clear"/>
-            <w:tcMar>
-              <w:top w:type="dxa" w:w="70"/>
-              <w:left w:type="dxa" w:w="100"/>
-              <w:bottom w:type="dxa" w:w="70"/>
-              <w:right w:type="dxa" w:w="100"/>
-            </w:tcMar>
-            <w:vAlign w:val="center"/>
-          </w:tcPr>
-          <w:p>
-            <w:pPr>
-              <w:spacing w:line="260"/>
-              <w:jc w:val="center"/>
-            </w:pPr>
-            <w:r>
-              <w:rPr>
                 <w:b/>
                 <w:bCs/>
                 <w:color w:val="262626"/>
                 <w:sz w:val="19"/>
                 <w:szCs w:val="19"/>
               </w:rPr>
+              <w:t xml:space="preserve">$1,550/day</w:t>
+            </w:r>
+          </w:p>
+        </w:tc>
+        <w:tc>
+          <w:tcPr>
+            <w:tcW w:type="dxa" w:w="1778"/>
+            <w:tcBorders>
+              <w:top w:val="single" w:color="BFC9D9" w:sz="4"/>
+              <w:left w:val="single" w:color="BFC9D9" w:sz="4"/>
+              <w:bottom w:val="single" w:color="BFC9D9" w:sz="4"/>
+              <w:right w:val="single" w:color="BFC9D9" w:sz="4"/>
+            </w:tcBorders>
+            <w:shd w:fill="DCE3F0" w:color="auto" w:val="clear"/>
+            <w:tcMar>
+              <w:top w:type="dxa" w:w="70"/>
+              <w:left w:type="dxa" w:w="100"/>
+              <w:bottom w:type="dxa" w:w="70"/>
+              <w:right w:type="dxa" w:w="100"/>
+            </w:tcMar>
+            <w:vAlign w:val="center"/>
+          </w:tcPr>
+          <w:p>
+            <w:pPr>
+              <w:spacing w:line="260"/>
+              <w:jc w:val="center"/>
+            </w:pPr>
+            <w:r>
+              <w:rPr>
+                <w:b/>
+                <w:bCs/>
+                <w:color w:val="262626"/>
+                <w:sz w:val="19"/>
+                <w:szCs w:val="19"/>
+              </w:rPr>
               <w:t xml:space="preserve">$49,520</w:t>
             </w:r>
           </w:p>
@@ -6937,14 +6498,13 @@
             </w:pPr>
             <w:r>
               <w:rPr>
-                <w:b w:val="false"/>
-                <w:bCs w:val="false"/>
-                <w:color w:val="262626"/>
-                <w:sz w:val="19"/>
-                <w:szCs w:val="19"/>
-                <w:highlight w:val="yellow"/>
-              </w:rPr>
-              <w:t xml:space="preserve">[____]</w:t>
+                <w:b/>
+                <w:bCs/>
+                <w:color w:val="262626"/>
+                <w:sz w:val="19"/>
+                <w:szCs w:val="19"/>
+              </w:rPr>
+              <w:t xml:space="preserve">$43,146.05</w:t>
             </w:r>
           </w:p>
         </w:tc>
@@ -6973,14 +6533,13 @@
             </w:pPr>
             <w:r>
               <w:rPr>
-                <w:b w:val="false"/>
-                <w:bCs w:val="false"/>
-                <w:color w:val="262626"/>
-                <w:sz w:val="19"/>
-                <w:szCs w:val="19"/>
-                <w:highlight w:val="yellow"/>
-              </w:rPr>
-              <w:t xml:space="preserve">[____]</w:t>
+                <w:b/>
+                <w:bCs/>
+                <w:color w:val="262626"/>
+                <w:sz w:val="19"/>
+                <w:szCs w:val="19"/>
+              </w:rPr>
+              <w:t xml:space="preserve">-12.9%</w:t>
             </w:r>
           </w:p>
         </w:tc>
@@ -6993,10 +6552,25 @@
     </w:p>
     <w:p>
       <w:pPr>
+        <w:spacing w:after="140"/>
+      </w:pPr>
+      <w:r>
+        <w:rPr>
+          <w:i/>
+          <w:iCs/>
+          <w:color w:val="595959"/>
+          <w:sz w:val="17"/>
+          <w:szCs w:val="17"/>
+        </w:rPr>
+        <w:t xml:space="preserve">Daily budgets as reported. Some budgets changed during the month (e.g. Barcco from $300 to $250/day on 15 Sep), so a monthly budget and budget utilization are not calculated.</w:t>
+      </w:r>
+    </w:p>
+    <w:p>
+      <w:pPr>
         <w:pStyle w:val="Heading3"/>
       </w:pPr>
       <w:r>
-        <w:t xml:space="preserve">Messages by campaign</w:t>
+        <w:t xml:space="preserve">Messages and cost per message by campaign</w:t>
       </w:r>
     </w:p>
     <w:tbl>
@@ -7013,11 +6587,13 @@
         <w:tblLayout w:type="fixed"/>
       </w:tblPr>
       <w:tblGrid>
-        <w:gridCol w:w="2246"/>
-        <w:gridCol w:w="1778"/>
-        <w:gridCol w:w="1778"/>
-        <w:gridCol w:w="1778"/>
-        <w:gridCol w:w="1780"/>
+        <w:gridCol w:w="1872"/>
+        <w:gridCol w:w="1123"/>
+        <w:gridCol w:w="1123"/>
+        <w:gridCol w:w="1123"/>
+        <w:gridCol w:w="1123"/>
+        <w:gridCol w:w="1498"/>
+        <w:gridCol w:w="1498"/>
       </w:tblGrid>
       <w:tr>
         <w:trPr>
@@ -7025,7 +6601,7 @@
         </w:trPr>
         <w:tc>
           <w:tcPr>
-            <w:tcW w:type="dxa" w:w="2246"/>
+            <w:tcW w:type="dxa" w:w="1872"/>
             <w:tcBorders>
               <w:top w:val="single" w:color="BFC9D9" w:sz="4"/>
               <w:left w:val="single" w:color="BFC9D9" w:sz="4"/>
@@ -7060,7 +6636,7 @@
         </w:tc>
         <w:tc>
           <w:tcPr>
-            <w:tcW w:type="dxa" w:w="1778"/>
+            <w:tcW w:type="dxa" w:w="1123"/>
             <w:tcBorders>
               <w:top w:val="single" w:color="BFC9D9" w:sz="4"/>
               <w:left w:val="single" w:color="BFC9D9" w:sz="4"/>
@@ -7089,13 +6665,13 @@
                 <w:sz w:val="19"/>
                 <w:szCs w:val="19"/>
               </w:rPr>
-              <w:t xml:space="preserve">Messages Aug.</w:t>
-            </w:r>
-          </w:p>
-        </w:tc>
-        <w:tc>
-          <w:tcPr>
-            <w:tcW w:type="dxa" w:w="1778"/>
+              <w:t xml:space="preserve">Msgs Aug.</w:t>
+            </w:r>
+          </w:p>
+        </w:tc>
+        <w:tc>
+          <w:tcPr>
+            <w:tcW w:type="dxa" w:w="1123"/>
             <w:tcBorders>
               <w:top w:val="single" w:color="BFC9D9" w:sz="4"/>
               <w:left w:val="single" w:color="BFC9D9" w:sz="4"/>
@@ -7124,13 +6700,13 @@
                 <w:sz w:val="19"/>
                 <w:szCs w:val="19"/>
               </w:rPr>
-              <w:t xml:space="preserve">Messages Sep.</w:t>
-            </w:r>
-          </w:p>
-        </w:tc>
-        <w:tc>
-          <w:tcPr>
-            <w:tcW w:type="dxa" w:w="1778"/>
+              <w:t xml:space="preserve">Msgs Sep.</w:t>
+            </w:r>
+          </w:p>
+        </w:tc>
+        <w:tc>
+          <w:tcPr>
+            <w:tcW w:type="dxa" w:w="1123"/>
             <w:tcBorders>
               <w:top w:val="single" w:color="BFC9D9" w:sz="4"/>
               <w:left w:val="single" w:color="BFC9D9" w:sz="4"/>
@@ -7165,7 +6741,7 @@
         </w:tc>
         <w:tc>
           <w:tcPr>
-            <w:tcW w:type="dxa" w:w="1780"/>
+            <w:tcW w:type="dxa" w:w="1123"/>
             <w:tcBorders>
               <w:top w:val="single" w:color="BFC9D9" w:sz="4"/>
               <w:left w:val="single" w:color="BFC9D9" w:sz="4"/>
@@ -7194,7 +6770,77 @@
                 <w:sz w:val="19"/>
                 <w:szCs w:val="19"/>
               </w:rPr>
-              <w:t xml:space="preserve">% of Sep. total</w:t>
+              <w:t xml:space="preserve">% of Sep.</w:t>
+            </w:r>
+          </w:p>
+        </w:tc>
+        <w:tc>
+          <w:tcPr>
+            <w:tcW w:type="dxa" w:w="1498"/>
+            <w:tcBorders>
+              <w:top w:val="single" w:color="BFC9D9" w:sz="4"/>
+              <w:left w:val="single" w:color="BFC9D9" w:sz="4"/>
+              <w:bottom w:val="single" w:color="BFC9D9" w:sz="4"/>
+              <w:right w:val="single" w:color="BFC9D9" w:sz="4"/>
+            </w:tcBorders>
+            <w:shd w:fill="1F3864" w:color="auto" w:val="clear"/>
+            <w:tcMar>
+              <w:top w:type="dxa" w:w="70"/>
+              <w:left w:type="dxa" w:w="100"/>
+              <w:bottom w:type="dxa" w:w="70"/>
+              <w:right w:type="dxa" w:w="100"/>
+            </w:tcMar>
+            <w:vAlign w:val="center"/>
+          </w:tcPr>
+          <w:p>
+            <w:pPr>
+              <w:spacing w:line="260"/>
+              <w:jc w:val="center"/>
+            </w:pPr>
+            <w:r>
+              <w:rPr>
+                <w:b/>
+                <w:bCs/>
+                <w:color w:val="FFFFFF"/>
+                <w:sz w:val="19"/>
+                <w:szCs w:val="19"/>
+              </w:rPr>
+              <w:t xml:space="preserve">Cost/msg Aug.</w:t>
+            </w:r>
+          </w:p>
+        </w:tc>
+        <w:tc>
+          <w:tcPr>
+            <w:tcW w:type="dxa" w:w="1498"/>
+            <w:tcBorders>
+              <w:top w:val="single" w:color="BFC9D9" w:sz="4"/>
+              <w:left w:val="single" w:color="BFC9D9" w:sz="4"/>
+              <w:bottom w:val="single" w:color="BFC9D9" w:sz="4"/>
+              <w:right w:val="single" w:color="BFC9D9" w:sz="4"/>
+            </w:tcBorders>
+            <w:shd w:fill="1F3864" w:color="auto" w:val="clear"/>
+            <w:tcMar>
+              <w:top w:type="dxa" w:w="70"/>
+              <w:left w:type="dxa" w:w="100"/>
+              <w:bottom w:type="dxa" w:w="70"/>
+              <w:right w:type="dxa" w:w="100"/>
+            </w:tcMar>
+            <w:vAlign w:val="center"/>
+          </w:tcPr>
+          <w:p>
+            <w:pPr>
+              <w:spacing w:line="260"/>
+              <w:jc w:val="center"/>
+            </w:pPr>
+            <w:r>
+              <w:rPr>
+                <w:b/>
+                <w:bCs/>
+                <w:color w:val="FFFFFF"/>
+                <w:sz w:val="19"/>
+                <w:szCs w:val="19"/>
+              </w:rPr>
+              <w:t xml:space="preserve">Cost/msg Sep.</w:t>
             </w:r>
           </w:p>
         </w:tc>
@@ -7205,7 +6851,7 @@
         </w:trPr>
         <w:tc>
           <w:tcPr>
-            <w:tcW w:type="dxa" w:w="2246"/>
+            <w:tcW w:type="dxa" w:w="1872"/>
             <w:tcBorders>
               <w:top w:val="single" w:color="BFC9D9" w:sz="4"/>
               <w:left w:val="single" w:color="BFC9D9" w:sz="4"/>
@@ -7240,7 +6886,7 @@
         </w:tc>
         <w:tc>
           <w:tcPr>
-            <w:tcW w:type="dxa" w:w="1778"/>
+            <w:tcW w:type="dxa" w:w="1123"/>
             <w:tcBorders>
               <w:top w:val="single" w:color="BFC9D9" w:sz="4"/>
               <w:left w:val="single" w:color="BFC9D9" w:sz="4"/>
@@ -7273,109 +6919,166 @@
         </w:tc>
         <w:tc>
           <w:tcPr>
-            <w:tcW w:type="dxa" w:w="1778"/>
-            <w:tcBorders>
-              <w:top w:val="single" w:color="BFC9D9" w:sz="4"/>
-              <w:left w:val="single" w:color="BFC9D9" w:sz="4"/>
-              <w:bottom w:val="single" w:color="BFC9D9" w:sz="4"/>
-              <w:right w:val="single" w:color="BFC9D9" w:sz="4"/>
-            </w:tcBorders>
-            <w:shd w:fill="FFFFFF" w:color="auto" w:val="clear"/>
-            <w:tcMar>
-              <w:top w:type="dxa" w:w="70"/>
-              <w:left w:type="dxa" w:w="100"/>
-              <w:bottom w:type="dxa" w:w="70"/>
-              <w:right w:type="dxa" w:w="100"/>
-            </w:tcMar>
-            <w:vAlign w:val="center"/>
-          </w:tcPr>
-          <w:p>
-            <w:pPr>
-              <w:spacing w:line="260"/>
-              <w:jc w:val="center"/>
-            </w:pPr>
-            <w:r>
-              <w:rPr>
-                <w:b w:val="false"/>
-                <w:bCs w:val="false"/>
-                <w:color w:val="262626"/>
-                <w:sz w:val="19"/>
-                <w:szCs w:val="19"/>
-                <w:highlight w:val="yellow"/>
-              </w:rPr>
-              <w:t xml:space="preserve">[____]</w:t>
-            </w:r>
-          </w:p>
-        </w:tc>
-        <w:tc>
-          <w:tcPr>
-            <w:tcW w:type="dxa" w:w="1778"/>
-            <w:tcBorders>
-              <w:top w:val="single" w:color="BFC9D9" w:sz="4"/>
-              <w:left w:val="single" w:color="BFC9D9" w:sz="4"/>
-              <w:bottom w:val="single" w:color="BFC9D9" w:sz="4"/>
-              <w:right w:val="single" w:color="BFC9D9" w:sz="4"/>
-            </w:tcBorders>
-            <w:shd w:fill="FFFFFF" w:color="auto" w:val="clear"/>
-            <w:tcMar>
-              <w:top w:type="dxa" w:w="70"/>
-              <w:left w:type="dxa" w:w="100"/>
-              <w:bottom w:type="dxa" w:w="70"/>
-              <w:right w:type="dxa" w:w="100"/>
-            </w:tcMar>
-            <w:vAlign w:val="center"/>
-          </w:tcPr>
-          <w:p>
-            <w:pPr>
-              <w:spacing w:line="260"/>
-              <w:jc w:val="center"/>
-            </w:pPr>
-            <w:r>
-              <w:rPr>
-                <w:b w:val="false"/>
-                <w:bCs w:val="false"/>
-                <w:color w:val="262626"/>
-                <w:sz w:val="19"/>
-                <w:szCs w:val="19"/>
-                <w:highlight w:val="yellow"/>
-              </w:rPr>
-              <w:t xml:space="preserve">[____]</w:t>
-            </w:r>
-          </w:p>
-        </w:tc>
-        <w:tc>
-          <w:tcPr>
-            <w:tcW w:type="dxa" w:w="1780"/>
-            <w:tcBorders>
-              <w:top w:val="single" w:color="BFC9D9" w:sz="4"/>
-              <w:left w:val="single" w:color="BFC9D9" w:sz="4"/>
-              <w:bottom w:val="single" w:color="BFC9D9" w:sz="4"/>
-              <w:right w:val="single" w:color="BFC9D9" w:sz="4"/>
-            </w:tcBorders>
-            <w:shd w:fill="FFFFFF" w:color="auto" w:val="clear"/>
-            <w:tcMar>
-              <w:top w:type="dxa" w:w="70"/>
-              <w:left w:type="dxa" w:w="100"/>
-              <w:bottom w:type="dxa" w:w="70"/>
-              <w:right w:type="dxa" w:w="100"/>
-            </w:tcMar>
-            <w:vAlign w:val="center"/>
-          </w:tcPr>
-          <w:p>
-            <w:pPr>
-              <w:spacing w:line="260"/>
-              <w:jc w:val="center"/>
-            </w:pPr>
-            <w:r>
-              <w:rPr>
-                <w:b w:val="false"/>
-                <w:bCs w:val="false"/>
-                <w:color w:val="262626"/>
-                <w:sz w:val="19"/>
-                <w:szCs w:val="19"/>
-                <w:highlight w:val="yellow"/>
-              </w:rPr>
-              <w:t xml:space="preserve">[____]</w:t>
+            <w:tcW w:type="dxa" w:w="1123"/>
+            <w:tcBorders>
+              <w:top w:val="single" w:color="BFC9D9" w:sz="4"/>
+              <w:left w:val="single" w:color="BFC9D9" w:sz="4"/>
+              <w:bottom w:val="single" w:color="BFC9D9" w:sz="4"/>
+              <w:right w:val="single" w:color="BFC9D9" w:sz="4"/>
+            </w:tcBorders>
+            <w:shd w:fill="FFFFFF" w:color="auto" w:val="clear"/>
+            <w:tcMar>
+              <w:top w:type="dxa" w:w="70"/>
+              <w:left w:type="dxa" w:w="100"/>
+              <w:bottom w:type="dxa" w:w="70"/>
+              <w:right w:type="dxa" w:w="100"/>
+            </w:tcMar>
+            <w:vAlign w:val="center"/>
+          </w:tcPr>
+          <w:p>
+            <w:pPr>
+              <w:spacing w:line="260"/>
+              <w:jc w:val="center"/>
+            </w:pPr>
+            <w:r>
+              <w:rPr>
+                <w:color w:val="262626"/>
+                <w:sz w:val="19"/>
+                <w:szCs w:val="19"/>
+              </w:rPr>
+              <w:t xml:space="preserve">1,025</w:t>
+            </w:r>
+          </w:p>
+        </w:tc>
+        <w:tc>
+          <w:tcPr>
+            <w:tcW w:type="dxa" w:w="1123"/>
+            <w:tcBorders>
+              <w:top w:val="single" w:color="BFC9D9" w:sz="4"/>
+              <w:left w:val="single" w:color="BFC9D9" w:sz="4"/>
+              <w:bottom w:val="single" w:color="BFC9D9" w:sz="4"/>
+              <w:right w:val="single" w:color="BFC9D9" w:sz="4"/>
+            </w:tcBorders>
+            <w:shd w:fill="FFFFFF" w:color="auto" w:val="clear"/>
+            <w:tcMar>
+              <w:top w:type="dxa" w:w="70"/>
+              <w:left w:type="dxa" w:w="100"/>
+              <w:bottom w:type="dxa" w:w="70"/>
+              <w:right w:type="dxa" w:w="100"/>
+            </w:tcMar>
+            <w:vAlign w:val="center"/>
+          </w:tcPr>
+          <w:p>
+            <w:pPr>
+              <w:spacing w:line="260"/>
+              <w:jc w:val="center"/>
+            </w:pPr>
+            <w:r>
+              <w:rPr>
+                <w:color w:val="262626"/>
+                <w:sz w:val="19"/>
+                <w:szCs w:val="19"/>
+              </w:rPr>
+              <w:t xml:space="preserve">-13.0%</w:t>
+            </w:r>
+          </w:p>
+        </w:tc>
+        <w:tc>
+          <w:tcPr>
+            <w:tcW w:type="dxa" w:w="1123"/>
+            <w:tcBorders>
+              <w:top w:val="single" w:color="BFC9D9" w:sz="4"/>
+              <w:left w:val="single" w:color="BFC9D9" w:sz="4"/>
+              <w:bottom w:val="single" w:color="BFC9D9" w:sz="4"/>
+              <w:right w:val="single" w:color="BFC9D9" w:sz="4"/>
+            </w:tcBorders>
+            <w:shd w:fill="FFFFFF" w:color="auto" w:val="clear"/>
+            <w:tcMar>
+              <w:top w:type="dxa" w:w="70"/>
+              <w:left w:type="dxa" w:w="100"/>
+              <w:bottom w:type="dxa" w:w="70"/>
+              <w:right w:type="dxa" w:w="100"/>
+            </w:tcMar>
+            <w:vAlign w:val="center"/>
+          </w:tcPr>
+          <w:p>
+            <w:pPr>
+              <w:spacing w:line="260"/>
+              <w:jc w:val="center"/>
+            </w:pPr>
+            <w:r>
+              <w:rPr>
+                <w:color w:val="262626"/>
+                <w:sz w:val="19"/>
+                <w:szCs w:val="19"/>
+              </w:rPr>
+              <w:t xml:space="preserve">26.2%</w:t>
+            </w:r>
+          </w:p>
+        </w:tc>
+        <w:tc>
+          <w:tcPr>
+            <w:tcW w:type="dxa" w:w="1498"/>
+            <w:tcBorders>
+              <w:top w:val="single" w:color="BFC9D9" w:sz="4"/>
+              <w:left w:val="single" w:color="BFC9D9" w:sz="4"/>
+              <w:bottom w:val="single" w:color="BFC9D9" w:sz="4"/>
+              <w:right w:val="single" w:color="BFC9D9" w:sz="4"/>
+            </w:tcBorders>
+            <w:shd w:fill="FFFFFF" w:color="auto" w:val="clear"/>
+            <w:tcMar>
+              <w:top w:type="dxa" w:w="70"/>
+              <w:left w:type="dxa" w:w="100"/>
+              <w:bottom w:type="dxa" w:w="70"/>
+              <w:right w:type="dxa" w:w="100"/>
+            </w:tcMar>
+            <w:vAlign w:val="center"/>
+          </w:tcPr>
+          <w:p>
+            <w:pPr>
+              <w:spacing w:line="260"/>
+              <w:jc w:val="center"/>
+            </w:pPr>
+            <w:r>
+              <w:rPr>
+                <w:color w:val="262626"/>
+                <w:sz w:val="19"/>
+                <w:szCs w:val="19"/>
+              </w:rPr>
+              <w:t xml:space="preserve">$7.70</w:t>
+            </w:r>
+          </w:p>
+        </w:tc>
+        <w:tc>
+          <w:tcPr>
+            <w:tcW w:type="dxa" w:w="1498"/>
+            <w:tcBorders>
+              <w:top w:val="single" w:color="BFC9D9" w:sz="4"/>
+              <w:left w:val="single" w:color="BFC9D9" w:sz="4"/>
+              <w:bottom w:val="single" w:color="BFC9D9" w:sz="4"/>
+              <w:right w:val="single" w:color="BFC9D9" w:sz="4"/>
+            </w:tcBorders>
+            <w:shd w:fill="FFFFFF" w:color="auto" w:val="clear"/>
+            <w:tcMar>
+              <w:top w:type="dxa" w:w="70"/>
+              <w:left w:type="dxa" w:w="100"/>
+              <w:bottom w:type="dxa" w:w="70"/>
+              <w:right w:type="dxa" w:w="100"/>
+            </w:tcMar>
+            <w:vAlign w:val="center"/>
+          </w:tcPr>
+          <w:p>
+            <w:pPr>
+              <w:spacing w:line="260"/>
+              <w:jc w:val="center"/>
+            </w:pPr>
+            <w:r>
+              <w:rPr>
+                <w:color w:val="262626"/>
+                <w:sz w:val="19"/>
+                <w:szCs w:val="19"/>
+              </w:rPr>
+              <w:t xml:space="preserve">$7.78</w:t>
             </w:r>
           </w:p>
         </w:tc>
@@ -7386,7 +7089,7 @@
         </w:trPr>
         <w:tc>
           <w:tcPr>
-            <w:tcW w:type="dxa" w:w="2246"/>
+            <w:tcW w:type="dxa" w:w="1872"/>
             <w:tcBorders>
               <w:top w:val="single" w:color="BFC9D9" w:sz="4"/>
               <w:left w:val="single" w:color="BFC9D9" w:sz="4"/>
@@ -7415,13 +7118,13 @@
                 <w:sz w:val="19"/>
                 <w:szCs w:val="19"/>
               </w:rPr>
-              <w:t xml:space="preserve">Barcco</w:t>
-            </w:r>
-          </w:p>
-        </w:tc>
-        <w:tc>
-          <w:tcPr>
-            <w:tcW w:type="dxa" w:w="1778"/>
+              <w:t xml:space="preserve">PAM</w:t>
+            </w:r>
+          </w:p>
+        </w:tc>
+        <w:tc>
+          <w:tcPr>
+            <w:tcW w:type="dxa" w:w="1123"/>
             <w:tcBorders>
               <w:top w:val="single" w:color="BFC9D9" w:sz="4"/>
               <w:left w:val="single" w:color="BFC9D9" w:sz="4"/>
@@ -7448,13 +7151,13 @@
                 <w:sz w:val="19"/>
                 <w:szCs w:val="19"/>
               </w:rPr>
-              <w:t xml:space="preserve">811</w:t>
-            </w:r>
-          </w:p>
-        </w:tc>
-        <w:tc>
-          <w:tcPr>
-            <w:tcW w:type="dxa" w:w="1778"/>
+              <w:t xml:space="preserve">735</w:t>
+            </w:r>
+          </w:p>
+        </w:tc>
+        <w:tc>
+          <w:tcPr>
+            <w:tcW w:type="dxa" w:w="1123"/>
             <w:tcBorders>
               <w:top w:val="single" w:color="BFC9D9" w:sz="4"/>
               <w:left w:val="single" w:color="BFC9D9" w:sz="4"/>
@@ -7477,20 +7180,17 @@
             </w:pPr>
             <w:r>
               <w:rPr>
-                <w:b w:val="false"/>
-                <w:bCs w:val="false"/>
-                <w:color w:val="262626"/>
-                <w:sz w:val="19"/>
-                <w:szCs w:val="19"/>
-                <w:highlight w:val="yellow"/>
-              </w:rPr>
-              <w:t xml:space="preserve">[____]</w:t>
-            </w:r>
-          </w:p>
-        </w:tc>
-        <w:tc>
-          <w:tcPr>
-            <w:tcW w:type="dxa" w:w="1778"/>
+                <w:color w:val="262626"/>
+                <w:sz w:val="19"/>
+                <w:szCs w:val="19"/>
+              </w:rPr>
+              <w:t xml:space="preserve">757</w:t>
+            </w:r>
+          </w:p>
+        </w:tc>
+        <w:tc>
+          <w:tcPr>
+            <w:tcW w:type="dxa" w:w="1123"/>
             <w:tcBorders>
               <w:top w:val="single" w:color="BFC9D9" w:sz="4"/>
               <w:left w:val="single" w:color="BFC9D9" w:sz="4"/>
@@ -7513,20 +7213,17 @@
             </w:pPr>
             <w:r>
               <w:rPr>
-                <w:b w:val="false"/>
-                <w:bCs w:val="false"/>
-                <w:color w:val="262626"/>
-                <w:sz w:val="19"/>
-                <w:szCs w:val="19"/>
-                <w:highlight w:val="yellow"/>
-              </w:rPr>
-              <w:t xml:space="preserve">[____]</w:t>
-            </w:r>
-          </w:p>
-        </w:tc>
-        <w:tc>
-          <w:tcPr>
-            <w:tcW w:type="dxa" w:w="1780"/>
+                <w:color w:val="262626"/>
+                <w:sz w:val="19"/>
+                <w:szCs w:val="19"/>
+              </w:rPr>
+              <w:t xml:space="preserve">+3.0%</w:t>
+            </w:r>
+          </w:p>
+        </w:tc>
+        <w:tc>
+          <w:tcPr>
+            <w:tcW w:type="dxa" w:w="1123"/>
             <w:tcBorders>
               <w:top w:val="single" w:color="BFC9D9" w:sz="4"/>
               <w:left w:val="single" w:color="BFC9D9" w:sz="4"/>
@@ -7549,14 +7246,77 @@
             </w:pPr>
             <w:r>
               <w:rPr>
-                <w:b w:val="false"/>
-                <w:bCs w:val="false"/>
-                <w:color w:val="262626"/>
-                <w:sz w:val="19"/>
-                <w:szCs w:val="19"/>
-                <w:highlight w:val="yellow"/>
-              </w:rPr>
-              <w:t xml:space="preserve">[____]</w:t>
+                <w:color w:val="262626"/>
+                <w:sz w:val="19"/>
+                <w:szCs w:val="19"/>
+              </w:rPr>
+              <w:t xml:space="preserve">19.4%</w:t>
+            </w:r>
+          </w:p>
+        </w:tc>
+        <w:tc>
+          <w:tcPr>
+            <w:tcW w:type="dxa" w:w="1498"/>
+            <w:tcBorders>
+              <w:top w:val="single" w:color="BFC9D9" w:sz="4"/>
+              <w:left w:val="single" w:color="BFC9D9" w:sz="4"/>
+              <w:bottom w:val="single" w:color="BFC9D9" w:sz="4"/>
+              <w:right w:val="single" w:color="BFC9D9" w:sz="4"/>
+            </w:tcBorders>
+            <w:shd w:fill="F2F5FA" w:color="auto" w:val="clear"/>
+            <w:tcMar>
+              <w:top w:type="dxa" w:w="70"/>
+              <w:left w:type="dxa" w:w="100"/>
+              <w:bottom w:type="dxa" w:w="70"/>
+              <w:right w:type="dxa" w:w="100"/>
+            </w:tcMar>
+            <w:vAlign w:val="center"/>
+          </w:tcPr>
+          <w:p>
+            <w:pPr>
+              <w:spacing w:line="260"/>
+              <w:jc w:val="center"/>
+            </w:pPr>
+            <w:r>
+              <w:rPr>
+                <w:color w:val="262626"/>
+                <w:sz w:val="19"/>
+                <w:szCs w:val="19"/>
+              </w:rPr>
+              <w:t xml:space="preserve">$12.61</w:t>
+            </w:r>
+          </w:p>
+        </w:tc>
+        <w:tc>
+          <w:tcPr>
+            <w:tcW w:type="dxa" w:w="1498"/>
+            <w:tcBorders>
+              <w:top w:val="single" w:color="BFC9D9" w:sz="4"/>
+              <w:left w:val="single" w:color="BFC9D9" w:sz="4"/>
+              <w:bottom w:val="single" w:color="BFC9D9" w:sz="4"/>
+              <w:right w:val="single" w:color="BFC9D9" w:sz="4"/>
+            </w:tcBorders>
+            <w:shd w:fill="F2F5FA" w:color="auto" w:val="clear"/>
+            <w:tcMar>
+              <w:top w:type="dxa" w:w="70"/>
+              <w:left w:type="dxa" w:w="100"/>
+              <w:bottom w:type="dxa" w:w="70"/>
+              <w:right w:type="dxa" w:w="100"/>
+            </w:tcMar>
+            <w:vAlign w:val="center"/>
+          </w:tcPr>
+          <w:p>
+            <w:pPr>
+              <w:spacing w:line="260"/>
+              <w:jc w:val="center"/>
+            </w:pPr>
+            <w:r>
+              <w:rPr>
+                <w:color w:val="262626"/>
+                <w:sz w:val="19"/>
+                <w:szCs w:val="19"/>
+              </w:rPr>
+              <w:t xml:space="preserve">$7.93</w:t>
             </w:r>
           </w:p>
         </w:tc>
@@ -7567,7 +7327,7 @@
         </w:trPr>
         <w:tc>
           <w:tcPr>
-            <w:tcW w:type="dxa" w:w="2246"/>
+            <w:tcW w:type="dxa" w:w="1872"/>
             <w:tcBorders>
               <w:top w:val="single" w:color="BFC9D9" w:sz="4"/>
               <w:left w:val="single" w:color="BFC9D9" w:sz="4"/>
@@ -7596,148 +7356,205 @@
                 <w:sz w:val="19"/>
                 <w:szCs w:val="19"/>
               </w:rPr>
-              <w:t xml:space="preserve">PAM</w:t>
-            </w:r>
-          </w:p>
-        </w:tc>
-        <w:tc>
-          <w:tcPr>
-            <w:tcW w:type="dxa" w:w="1778"/>
-            <w:tcBorders>
-              <w:top w:val="single" w:color="BFC9D9" w:sz="4"/>
-              <w:left w:val="single" w:color="BFC9D9" w:sz="4"/>
-              <w:bottom w:val="single" w:color="BFC9D9" w:sz="4"/>
-              <w:right w:val="single" w:color="BFC9D9" w:sz="4"/>
-            </w:tcBorders>
-            <w:shd w:fill="FFFFFF" w:color="auto" w:val="clear"/>
-            <w:tcMar>
-              <w:top w:type="dxa" w:w="70"/>
-              <w:left w:type="dxa" w:w="100"/>
-              <w:bottom w:type="dxa" w:w="70"/>
-              <w:right w:type="dxa" w:w="100"/>
-            </w:tcMar>
-            <w:vAlign w:val="center"/>
-          </w:tcPr>
-          <w:p>
-            <w:pPr>
-              <w:spacing w:line="260"/>
-              <w:jc w:val="center"/>
-            </w:pPr>
-            <w:r>
-              <w:rPr>
-                <w:color w:val="262626"/>
-                <w:sz w:val="19"/>
-                <w:szCs w:val="19"/>
-              </w:rPr>
-              <w:t xml:space="preserve">735</w:t>
-            </w:r>
-          </w:p>
-        </w:tc>
-        <w:tc>
-          <w:tcPr>
-            <w:tcW w:type="dxa" w:w="1778"/>
-            <w:tcBorders>
-              <w:top w:val="single" w:color="BFC9D9" w:sz="4"/>
-              <w:left w:val="single" w:color="BFC9D9" w:sz="4"/>
-              <w:bottom w:val="single" w:color="BFC9D9" w:sz="4"/>
-              <w:right w:val="single" w:color="BFC9D9" w:sz="4"/>
-            </w:tcBorders>
-            <w:shd w:fill="FFFFFF" w:color="auto" w:val="clear"/>
-            <w:tcMar>
-              <w:top w:type="dxa" w:w="70"/>
-              <w:left w:type="dxa" w:w="100"/>
-              <w:bottom w:type="dxa" w:w="70"/>
-              <w:right w:type="dxa" w:w="100"/>
-            </w:tcMar>
-            <w:vAlign w:val="center"/>
-          </w:tcPr>
-          <w:p>
-            <w:pPr>
-              <w:spacing w:line="260"/>
-              <w:jc w:val="center"/>
-            </w:pPr>
-            <w:r>
-              <w:rPr>
-                <w:b w:val="false"/>
-                <w:bCs w:val="false"/>
-                <w:color w:val="262626"/>
-                <w:sz w:val="19"/>
-                <w:szCs w:val="19"/>
-                <w:highlight w:val="yellow"/>
-              </w:rPr>
-              <w:t xml:space="preserve">[____]</w:t>
-            </w:r>
-          </w:p>
-        </w:tc>
-        <w:tc>
-          <w:tcPr>
-            <w:tcW w:type="dxa" w:w="1778"/>
-            <w:tcBorders>
-              <w:top w:val="single" w:color="BFC9D9" w:sz="4"/>
-              <w:left w:val="single" w:color="BFC9D9" w:sz="4"/>
-              <w:bottom w:val="single" w:color="BFC9D9" w:sz="4"/>
-              <w:right w:val="single" w:color="BFC9D9" w:sz="4"/>
-            </w:tcBorders>
-            <w:shd w:fill="FFFFFF" w:color="auto" w:val="clear"/>
-            <w:tcMar>
-              <w:top w:type="dxa" w:w="70"/>
-              <w:left w:type="dxa" w:w="100"/>
-              <w:bottom w:type="dxa" w:w="70"/>
-              <w:right w:type="dxa" w:w="100"/>
-            </w:tcMar>
-            <w:vAlign w:val="center"/>
-          </w:tcPr>
-          <w:p>
-            <w:pPr>
-              <w:spacing w:line="260"/>
-              <w:jc w:val="center"/>
-            </w:pPr>
-            <w:r>
-              <w:rPr>
-                <w:b w:val="false"/>
-                <w:bCs w:val="false"/>
-                <w:color w:val="262626"/>
-                <w:sz w:val="19"/>
-                <w:szCs w:val="19"/>
-                <w:highlight w:val="yellow"/>
-              </w:rPr>
-              <w:t xml:space="preserve">[____]</w:t>
-            </w:r>
-          </w:p>
-        </w:tc>
-        <w:tc>
-          <w:tcPr>
-            <w:tcW w:type="dxa" w:w="1780"/>
-            <w:tcBorders>
-              <w:top w:val="single" w:color="BFC9D9" w:sz="4"/>
-              <w:left w:val="single" w:color="BFC9D9" w:sz="4"/>
-              <w:bottom w:val="single" w:color="BFC9D9" w:sz="4"/>
-              <w:right w:val="single" w:color="BFC9D9" w:sz="4"/>
-            </w:tcBorders>
-            <w:shd w:fill="FFFFFF" w:color="auto" w:val="clear"/>
-            <w:tcMar>
-              <w:top w:type="dxa" w:w="70"/>
-              <w:left w:type="dxa" w:w="100"/>
-              <w:bottom w:type="dxa" w:w="70"/>
-              <w:right w:type="dxa" w:w="100"/>
-            </w:tcMar>
-            <w:vAlign w:val="center"/>
-          </w:tcPr>
-          <w:p>
-            <w:pPr>
-              <w:spacing w:line="260"/>
-              <w:jc w:val="center"/>
-            </w:pPr>
-            <w:r>
-              <w:rPr>
-                <w:b w:val="false"/>
-                <w:bCs w:val="false"/>
-                <w:color w:val="262626"/>
-                <w:sz w:val="19"/>
-                <w:szCs w:val="19"/>
-                <w:highlight w:val="yellow"/>
-              </w:rPr>
-              <w:t xml:space="preserve">[____]</w:t>
+              <w:t xml:space="preserve">Pensionate</w:t>
+            </w:r>
+          </w:p>
+        </w:tc>
+        <w:tc>
+          <w:tcPr>
+            <w:tcW w:type="dxa" w:w="1123"/>
+            <w:tcBorders>
+              <w:top w:val="single" w:color="BFC9D9" w:sz="4"/>
+              <w:left w:val="single" w:color="BFC9D9" w:sz="4"/>
+              <w:bottom w:val="single" w:color="BFC9D9" w:sz="4"/>
+              <w:right w:val="single" w:color="BFC9D9" w:sz="4"/>
+            </w:tcBorders>
+            <w:shd w:fill="FFFFFF" w:color="auto" w:val="clear"/>
+            <w:tcMar>
+              <w:top w:type="dxa" w:w="70"/>
+              <w:left w:type="dxa" w:w="100"/>
+              <w:bottom w:type="dxa" w:w="70"/>
+              <w:right w:type="dxa" w:w="100"/>
+            </w:tcMar>
+            <w:vAlign w:val="center"/>
+          </w:tcPr>
+          <w:p>
+            <w:pPr>
+              <w:spacing w:line="260"/>
+              <w:jc w:val="center"/>
+            </w:pPr>
+            <w:r>
+              <w:rPr>
+                <w:color w:val="262626"/>
+                <w:sz w:val="19"/>
+                <w:szCs w:val="19"/>
+              </w:rPr>
+              <w:t xml:space="preserve">522</w:t>
+            </w:r>
+          </w:p>
+        </w:tc>
+        <w:tc>
+          <w:tcPr>
+            <w:tcW w:type="dxa" w:w="1123"/>
+            <w:tcBorders>
+              <w:top w:val="single" w:color="BFC9D9" w:sz="4"/>
+              <w:left w:val="single" w:color="BFC9D9" w:sz="4"/>
+              <w:bottom w:val="single" w:color="BFC9D9" w:sz="4"/>
+              <w:right w:val="single" w:color="BFC9D9" w:sz="4"/>
+            </w:tcBorders>
+            <w:shd w:fill="FFFFFF" w:color="auto" w:val="clear"/>
+            <w:tcMar>
+              <w:top w:type="dxa" w:w="70"/>
+              <w:left w:type="dxa" w:w="100"/>
+              <w:bottom w:type="dxa" w:w="70"/>
+              <w:right w:type="dxa" w:w="100"/>
+            </w:tcMar>
+            <w:vAlign w:val="center"/>
+          </w:tcPr>
+          <w:p>
+            <w:pPr>
+              <w:spacing w:line="260"/>
+              <w:jc w:val="center"/>
+            </w:pPr>
+            <w:r>
+              <w:rPr>
+                <w:color w:val="262626"/>
+                <w:sz w:val="19"/>
+                <w:szCs w:val="19"/>
+              </w:rPr>
+              <w:t xml:space="preserve">575</w:t>
+            </w:r>
+          </w:p>
+        </w:tc>
+        <w:tc>
+          <w:tcPr>
+            <w:tcW w:type="dxa" w:w="1123"/>
+            <w:tcBorders>
+              <w:top w:val="single" w:color="BFC9D9" w:sz="4"/>
+              <w:left w:val="single" w:color="BFC9D9" w:sz="4"/>
+              <w:bottom w:val="single" w:color="BFC9D9" w:sz="4"/>
+              <w:right w:val="single" w:color="BFC9D9" w:sz="4"/>
+            </w:tcBorders>
+            <w:shd w:fill="FFFFFF" w:color="auto" w:val="clear"/>
+            <w:tcMar>
+              <w:top w:type="dxa" w:w="70"/>
+              <w:left w:type="dxa" w:w="100"/>
+              <w:bottom w:type="dxa" w:w="70"/>
+              <w:right w:type="dxa" w:w="100"/>
+            </w:tcMar>
+            <w:vAlign w:val="center"/>
+          </w:tcPr>
+          <w:p>
+            <w:pPr>
+              <w:spacing w:line="260"/>
+              <w:jc w:val="center"/>
+            </w:pPr>
+            <w:r>
+              <w:rPr>
+                <w:color w:val="262626"/>
+                <w:sz w:val="19"/>
+                <w:szCs w:val="19"/>
+              </w:rPr>
+              <w:t xml:space="preserve">+10.2%</w:t>
+            </w:r>
+          </w:p>
+        </w:tc>
+        <w:tc>
+          <w:tcPr>
+            <w:tcW w:type="dxa" w:w="1123"/>
+            <w:tcBorders>
+              <w:top w:val="single" w:color="BFC9D9" w:sz="4"/>
+              <w:left w:val="single" w:color="BFC9D9" w:sz="4"/>
+              <w:bottom w:val="single" w:color="BFC9D9" w:sz="4"/>
+              <w:right w:val="single" w:color="BFC9D9" w:sz="4"/>
+            </w:tcBorders>
+            <w:shd w:fill="FFFFFF" w:color="auto" w:val="clear"/>
+            <w:tcMar>
+              <w:top w:type="dxa" w:w="70"/>
+              <w:left w:type="dxa" w:w="100"/>
+              <w:bottom w:type="dxa" w:w="70"/>
+              <w:right w:type="dxa" w:w="100"/>
+            </w:tcMar>
+            <w:vAlign w:val="center"/>
+          </w:tcPr>
+          <w:p>
+            <w:pPr>
+              <w:spacing w:line="260"/>
+              <w:jc w:val="center"/>
+            </w:pPr>
+            <w:r>
+              <w:rPr>
+                <w:color w:val="262626"/>
+                <w:sz w:val="19"/>
+                <w:szCs w:val="19"/>
+              </w:rPr>
+              <w:t xml:space="preserve">14.7%</w:t>
+            </w:r>
+          </w:p>
+        </w:tc>
+        <w:tc>
+          <w:tcPr>
+            <w:tcW w:type="dxa" w:w="1498"/>
+            <w:tcBorders>
+              <w:top w:val="single" w:color="BFC9D9" w:sz="4"/>
+              <w:left w:val="single" w:color="BFC9D9" w:sz="4"/>
+              <w:bottom w:val="single" w:color="BFC9D9" w:sz="4"/>
+              <w:right w:val="single" w:color="BFC9D9" w:sz="4"/>
+            </w:tcBorders>
+            <w:shd w:fill="FFFFFF" w:color="auto" w:val="clear"/>
+            <w:tcMar>
+              <w:top w:type="dxa" w:w="70"/>
+              <w:left w:type="dxa" w:w="100"/>
+              <w:bottom w:type="dxa" w:w="70"/>
+              <w:right w:type="dxa" w:w="100"/>
+            </w:tcMar>
+            <w:vAlign w:val="center"/>
+          </w:tcPr>
+          <w:p>
+            <w:pPr>
+              <w:spacing w:line="260"/>
+              <w:jc w:val="center"/>
+            </w:pPr>
+            <w:r>
+              <w:rPr>
+                <w:color w:val="262626"/>
+                <w:sz w:val="19"/>
+                <w:szCs w:val="19"/>
+              </w:rPr>
+              <w:t xml:space="preserve">$13.36</w:t>
+            </w:r>
+          </w:p>
+        </w:tc>
+        <w:tc>
+          <w:tcPr>
+            <w:tcW w:type="dxa" w:w="1498"/>
+            <w:tcBorders>
+              <w:top w:val="single" w:color="BFC9D9" w:sz="4"/>
+              <w:left w:val="single" w:color="BFC9D9" w:sz="4"/>
+              <w:bottom w:val="single" w:color="BFC9D9" w:sz="4"/>
+              <w:right w:val="single" w:color="BFC9D9" w:sz="4"/>
+            </w:tcBorders>
+            <w:shd w:fill="FFFFFF" w:color="auto" w:val="clear"/>
+            <w:tcMar>
+              <w:top w:type="dxa" w:w="70"/>
+              <w:left w:type="dxa" w:w="100"/>
+              <w:bottom w:type="dxa" w:w="70"/>
+              <w:right w:type="dxa" w:w="100"/>
+            </w:tcMar>
+            <w:vAlign w:val="center"/>
+          </w:tcPr>
+          <w:p>
+            <w:pPr>
+              <w:spacing w:line="260"/>
+              <w:jc w:val="center"/>
+            </w:pPr>
+            <w:r>
+              <w:rPr>
+                <w:color w:val="262626"/>
+                <w:sz w:val="19"/>
+                <w:szCs w:val="19"/>
+              </w:rPr>
+              <w:t xml:space="preserve">$10.55</w:t>
             </w:r>
           </w:p>
         </w:tc>
@@ -7748,7 +7565,7 @@
         </w:trPr>
         <w:tc>
           <w:tcPr>
-            <w:tcW w:type="dxa" w:w="2246"/>
+            <w:tcW w:type="dxa" w:w="1872"/>
             <w:tcBorders>
               <w:top w:val="single" w:color="BFC9D9" w:sz="4"/>
               <w:left w:val="single" w:color="BFC9D9" w:sz="4"/>
@@ -7777,13 +7594,13 @@
                 <w:sz w:val="19"/>
                 <w:szCs w:val="19"/>
               </w:rPr>
-              <w:t xml:space="preserve">Retiro Vertical</w:t>
-            </w:r>
-          </w:p>
-        </w:tc>
-        <w:tc>
-          <w:tcPr>
-            <w:tcW w:type="dxa" w:w="1778"/>
+              <w:t xml:space="preserve">Barcco</w:t>
+            </w:r>
+          </w:p>
+        </w:tc>
+        <w:tc>
+          <w:tcPr>
+            <w:tcW w:type="dxa" w:w="1123"/>
             <w:tcBorders>
               <w:top w:val="single" w:color="BFC9D9" w:sz="4"/>
               <w:left w:val="single" w:color="BFC9D9" w:sz="4"/>
@@ -7810,13 +7627,13 @@
                 <w:sz w:val="19"/>
                 <w:szCs w:val="19"/>
               </w:rPr>
-              <w:t xml:space="preserve">632</w:t>
-            </w:r>
-          </w:p>
-        </w:tc>
-        <w:tc>
-          <w:tcPr>
-            <w:tcW w:type="dxa" w:w="1778"/>
+              <w:t xml:space="preserve">811</w:t>
+            </w:r>
+          </w:p>
+        </w:tc>
+        <w:tc>
+          <w:tcPr>
+            <w:tcW w:type="dxa" w:w="1123"/>
             <w:tcBorders>
               <w:top w:val="single" w:color="BFC9D9" w:sz="4"/>
               <w:left w:val="single" w:color="BFC9D9" w:sz="4"/>
@@ -7839,20 +7656,17 @@
             </w:pPr>
             <w:r>
               <w:rPr>
-                <w:b w:val="false"/>
-                <w:bCs w:val="false"/>
-                <w:color w:val="262626"/>
-                <w:sz w:val="19"/>
-                <w:szCs w:val="19"/>
-                <w:highlight w:val="yellow"/>
-              </w:rPr>
-              <w:t xml:space="preserve">[____]</w:t>
-            </w:r>
-          </w:p>
-        </w:tc>
-        <w:tc>
-          <w:tcPr>
-            <w:tcW w:type="dxa" w:w="1778"/>
+                <w:color w:val="262626"/>
+                <w:sz w:val="19"/>
+                <w:szCs w:val="19"/>
+              </w:rPr>
+              <w:t xml:space="preserve">560</w:t>
+            </w:r>
+          </w:p>
+        </w:tc>
+        <w:tc>
+          <w:tcPr>
+            <w:tcW w:type="dxa" w:w="1123"/>
             <w:tcBorders>
               <w:top w:val="single" w:color="BFC9D9" w:sz="4"/>
               <w:left w:val="single" w:color="BFC9D9" w:sz="4"/>
@@ -7875,20 +7689,17 @@
             </w:pPr>
             <w:r>
               <w:rPr>
-                <w:b w:val="false"/>
-                <w:bCs w:val="false"/>
-                <w:color w:val="262626"/>
-                <w:sz w:val="19"/>
-                <w:szCs w:val="19"/>
-                <w:highlight w:val="yellow"/>
-              </w:rPr>
-              <w:t xml:space="preserve">[____]</w:t>
-            </w:r>
-          </w:p>
-        </w:tc>
-        <w:tc>
-          <w:tcPr>
-            <w:tcW w:type="dxa" w:w="1780"/>
+                <w:color w:val="262626"/>
+                <w:sz w:val="19"/>
+                <w:szCs w:val="19"/>
+              </w:rPr>
+              <w:t xml:space="preserve">-30.9%</w:t>
+            </w:r>
+          </w:p>
+        </w:tc>
+        <w:tc>
+          <w:tcPr>
+            <w:tcW w:type="dxa" w:w="1123"/>
             <w:tcBorders>
               <w:top w:val="single" w:color="BFC9D9" w:sz="4"/>
               <w:left w:val="single" w:color="BFC9D9" w:sz="4"/>
@@ -7911,14 +7722,77 @@
             </w:pPr>
             <w:r>
               <w:rPr>
-                <w:b w:val="false"/>
-                <w:bCs w:val="false"/>
-                <w:color w:val="262626"/>
-                <w:sz w:val="19"/>
-                <w:szCs w:val="19"/>
-                <w:highlight w:val="yellow"/>
-              </w:rPr>
-              <w:t xml:space="preserve">[____]</w:t>
+                <w:color w:val="262626"/>
+                <w:sz w:val="19"/>
+                <w:szCs w:val="19"/>
+              </w:rPr>
+              <w:t xml:space="preserve">14.3%</w:t>
+            </w:r>
+          </w:p>
+        </w:tc>
+        <w:tc>
+          <w:tcPr>
+            <w:tcW w:type="dxa" w:w="1498"/>
+            <w:tcBorders>
+              <w:top w:val="single" w:color="BFC9D9" w:sz="4"/>
+              <w:left w:val="single" w:color="BFC9D9" w:sz="4"/>
+              <w:bottom w:val="single" w:color="BFC9D9" w:sz="4"/>
+              <w:right w:val="single" w:color="BFC9D9" w:sz="4"/>
+            </w:tcBorders>
+            <w:shd w:fill="F2F5FA" w:color="auto" w:val="clear"/>
+            <w:tcMar>
+              <w:top w:type="dxa" w:w="70"/>
+              <w:left w:type="dxa" w:w="100"/>
+              <w:bottom w:type="dxa" w:w="70"/>
+              <w:right w:type="dxa" w:w="100"/>
+            </w:tcMar>
+            <w:vAlign w:val="center"/>
+          </w:tcPr>
+          <w:p>
+            <w:pPr>
+              <w:spacing w:line="260"/>
+              <w:jc w:val="center"/>
+            </w:pPr>
+            <w:r>
+              <w:rPr>
+                <w:color w:val="262626"/>
+                <w:sz w:val="19"/>
+                <w:szCs w:val="19"/>
+              </w:rPr>
+              <w:t xml:space="preserve">$11.07</w:t>
+            </w:r>
+          </w:p>
+        </w:tc>
+        <w:tc>
+          <w:tcPr>
+            <w:tcW w:type="dxa" w:w="1498"/>
+            <w:tcBorders>
+              <w:top w:val="single" w:color="BFC9D9" w:sz="4"/>
+              <w:left w:val="single" w:color="BFC9D9" w:sz="4"/>
+              <w:bottom w:val="single" w:color="BFC9D9" w:sz="4"/>
+              <w:right w:val="single" w:color="BFC9D9" w:sz="4"/>
+            </w:tcBorders>
+            <w:shd w:fill="F2F5FA" w:color="auto" w:val="clear"/>
+            <w:tcMar>
+              <w:top w:type="dxa" w:w="70"/>
+              <w:left w:type="dxa" w:w="100"/>
+              <w:bottom w:type="dxa" w:w="70"/>
+              <w:right w:type="dxa" w:w="100"/>
+            </w:tcMar>
+            <w:vAlign w:val="center"/>
+          </w:tcPr>
+          <w:p>
+            <w:pPr>
+              <w:spacing w:line="260"/>
+              <w:jc w:val="center"/>
+            </w:pPr>
+            <w:r>
+              <w:rPr>
+                <w:color w:val="262626"/>
+                <w:sz w:val="19"/>
+                <w:szCs w:val="19"/>
+              </w:rPr>
+              <w:t xml:space="preserve">$13.08</w:t>
             </w:r>
           </w:p>
         </w:tc>
@@ -7929,7 +7803,7 @@
         </w:trPr>
         <w:tc>
           <w:tcPr>
-            <w:tcW w:type="dxa" w:w="2246"/>
+            <w:tcW w:type="dxa" w:w="1872"/>
             <w:tcBorders>
               <w:top w:val="single" w:color="BFC9D9" w:sz="4"/>
               <w:left w:val="single" w:color="BFC9D9" w:sz="4"/>
@@ -7964,7 +7838,7 @@
         </w:tc>
         <w:tc>
           <w:tcPr>
-            <w:tcW w:type="dxa" w:w="1778"/>
+            <w:tcW w:type="dxa" w:w="1123"/>
             <w:tcBorders>
               <w:top w:val="single" w:color="BFC9D9" w:sz="4"/>
               <w:left w:val="single" w:color="BFC9D9" w:sz="4"/>
@@ -7997,109 +7871,166 @@
         </w:tc>
         <w:tc>
           <w:tcPr>
-            <w:tcW w:type="dxa" w:w="1778"/>
-            <w:tcBorders>
-              <w:top w:val="single" w:color="BFC9D9" w:sz="4"/>
-              <w:left w:val="single" w:color="BFC9D9" w:sz="4"/>
-              <w:bottom w:val="single" w:color="BFC9D9" w:sz="4"/>
-              <w:right w:val="single" w:color="BFC9D9" w:sz="4"/>
-            </w:tcBorders>
-            <w:shd w:fill="FFFFFF" w:color="auto" w:val="clear"/>
-            <w:tcMar>
-              <w:top w:type="dxa" w:w="70"/>
-              <w:left w:type="dxa" w:w="100"/>
-              <w:bottom w:type="dxa" w:w="70"/>
-              <w:right w:type="dxa" w:w="100"/>
-            </w:tcMar>
-            <w:vAlign w:val="center"/>
-          </w:tcPr>
-          <w:p>
-            <w:pPr>
-              <w:spacing w:line="260"/>
-              <w:jc w:val="center"/>
-            </w:pPr>
-            <w:r>
-              <w:rPr>
-                <w:b w:val="false"/>
-                <w:bCs w:val="false"/>
-                <w:color w:val="262626"/>
-                <w:sz w:val="19"/>
-                <w:szCs w:val="19"/>
-                <w:highlight w:val="yellow"/>
-              </w:rPr>
-              <w:t xml:space="preserve">[____]</w:t>
-            </w:r>
-          </w:p>
-        </w:tc>
-        <w:tc>
-          <w:tcPr>
-            <w:tcW w:type="dxa" w:w="1778"/>
-            <w:tcBorders>
-              <w:top w:val="single" w:color="BFC9D9" w:sz="4"/>
-              <w:left w:val="single" w:color="BFC9D9" w:sz="4"/>
-              <w:bottom w:val="single" w:color="BFC9D9" w:sz="4"/>
-              <w:right w:val="single" w:color="BFC9D9" w:sz="4"/>
-            </w:tcBorders>
-            <w:shd w:fill="FFFFFF" w:color="auto" w:val="clear"/>
-            <w:tcMar>
-              <w:top w:type="dxa" w:w="70"/>
-              <w:left w:type="dxa" w:w="100"/>
-              <w:bottom w:type="dxa" w:w="70"/>
-              <w:right w:type="dxa" w:w="100"/>
-            </w:tcMar>
-            <w:vAlign w:val="center"/>
-          </w:tcPr>
-          <w:p>
-            <w:pPr>
-              <w:spacing w:line="260"/>
-              <w:jc w:val="center"/>
-            </w:pPr>
-            <w:r>
-              <w:rPr>
-                <w:b w:val="false"/>
-                <w:bCs w:val="false"/>
-                <w:color w:val="262626"/>
-                <w:sz w:val="19"/>
-                <w:szCs w:val="19"/>
-                <w:highlight w:val="yellow"/>
-              </w:rPr>
-              <w:t xml:space="preserve">[____]</w:t>
-            </w:r>
-          </w:p>
-        </w:tc>
-        <w:tc>
-          <w:tcPr>
-            <w:tcW w:type="dxa" w:w="1780"/>
-            <w:tcBorders>
-              <w:top w:val="single" w:color="BFC9D9" w:sz="4"/>
-              <w:left w:val="single" w:color="BFC9D9" w:sz="4"/>
-              <w:bottom w:val="single" w:color="BFC9D9" w:sz="4"/>
-              <w:right w:val="single" w:color="BFC9D9" w:sz="4"/>
-            </w:tcBorders>
-            <w:shd w:fill="FFFFFF" w:color="auto" w:val="clear"/>
-            <w:tcMar>
-              <w:top w:type="dxa" w:w="70"/>
-              <w:left w:type="dxa" w:w="100"/>
-              <w:bottom w:type="dxa" w:w="70"/>
-              <w:right w:type="dxa" w:w="100"/>
-            </w:tcMar>
-            <w:vAlign w:val="center"/>
-          </w:tcPr>
-          <w:p>
-            <w:pPr>
-              <w:spacing w:line="260"/>
-              <w:jc w:val="center"/>
-            </w:pPr>
-            <w:r>
-              <w:rPr>
-                <w:b w:val="false"/>
-                <w:bCs w:val="false"/>
-                <w:color w:val="262626"/>
-                <w:sz w:val="19"/>
-                <w:szCs w:val="19"/>
-                <w:highlight w:val="yellow"/>
-              </w:rPr>
-              <w:t xml:space="preserve">[____]</w:t>
+            <w:tcW w:type="dxa" w:w="1123"/>
+            <w:tcBorders>
+              <w:top w:val="single" w:color="BFC9D9" w:sz="4"/>
+              <w:left w:val="single" w:color="BFC9D9" w:sz="4"/>
+              <w:bottom w:val="single" w:color="BFC9D9" w:sz="4"/>
+              <w:right w:val="single" w:color="BFC9D9" w:sz="4"/>
+            </w:tcBorders>
+            <w:shd w:fill="FFFFFF" w:color="auto" w:val="clear"/>
+            <w:tcMar>
+              <w:top w:type="dxa" w:w="70"/>
+              <w:left w:type="dxa" w:w="100"/>
+              <w:bottom w:type="dxa" w:w="70"/>
+              <w:right w:type="dxa" w:w="100"/>
+            </w:tcMar>
+            <w:vAlign w:val="center"/>
+          </w:tcPr>
+          <w:p>
+            <w:pPr>
+              <w:spacing w:line="260"/>
+              <w:jc w:val="center"/>
+            </w:pPr>
+            <w:r>
+              <w:rPr>
+                <w:color w:val="262626"/>
+                <w:sz w:val="19"/>
+                <w:szCs w:val="19"/>
+              </w:rPr>
+              <w:t xml:space="preserve">492</w:t>
+            </w:r>
+          </w:p>
+        </w:tc>
+        <w:tc>
+          <w:tcPr>
+            <w:tcW w:type="dxa" w:w="1123"/>
+            <w:tcBorders>
+              <w:top w:val="single" w:color="BFC9D9" w:sz="4"/>
+              <w:left w:val="single" w:color="BFC9D9" w:sz="4"/>
+              <w:bottom w:val="single" w:color="BFC9D9" w:sz="4"/>
+              <w:right w:val="single" w:color="BFC9D9" w:sz="4"/>
+            </w:tcBorders>
+            <w:shd w:fill="FFFFFF" w:color="auto" w:val="clear"/>
+            <w:tcMar>
+              <w:top w:type="dxa" w:w="70"/>
+              <w:left w:type="dxa" w:w="100"/>
+              <w:bottom w:type="dxa" w:w="70"/>
+              <w:right w:type="dxa" w:w="100"/>
+            </w:tcMar>
+            <w:vAlign w:val="center"/>
+          </w:tcPr>
+          <w:p>
+            <w:pPr>
+              <w:spacing w:line="260"/>
+              <w:jc w:val="center"/>
+            </w:pPr>
+            <w:r>
+              <w:rPr>
+                <w:color w:val="262626"/>
+                <w:sz w:val="19"/>
+                <w:szCs w:val="19"/>
+              </w:rPr>
+              <w:t xml:space="preserve">-19.5%</w:t>
+            </w:r>
+          </w:p>
+        </w:tc>
+        <w:tc>
+          <w:tcPr>
+            <w:tcW w:type="dxa" w:w="1123"/>
+            <w:tcBorders>
+              <w:top w:val="single" w:color="BFC9D9" w:sz="4"/>
+              <w:left w:val="single" w:color="BFC9D9" w:sz="4"/>
+              <w:bottom w:val="single" w:color="BFC9D9" w:sz="4"/>
+              <w:right w:val="single" w:color="BFC9D9" w:sz="4"/>
+            </w:tcBorders>
+            <w:shd w:fill="FFFFFF" w:color="auto" w:val="clear"/>
+            <w:tcMar>
+              <w:top w:type="dxa" w:w="70"/>
+              <w:left w:type="dxa" w:w="100"/>
+              <w:bottom w:type="dxa" w:w="70"/>
+              <w:right w:type="dxa" w:w="100"/>
+            </w:tcMar>
+            <w:vAlign w:val="center"/>
+          </w:tcPr>
+          <w:p>
+            <w:pPr>
+              <w:spacing w:line="260"/>
+              <w:jc w:val="center"/>
+            </w:pPr>
+            <w:r>
+              <w:rPr>
+                <w:color w:val="262626"/>
+                <w:sz w:val="19"/>
+                <w:szCs w:val="19"/>
+              </w:rPr>
+              <w:t xml:space="preserve">12.6%</w:t>
+            </w:r>
+          </w:p>
+        </w:tc>
+        <w:tc>
+          <w:tcPr>
+            <w:tcW w:type="dxa" w:w="1498"/>
+            <w:tcBorders>
+              <w:top w:val="single" w:color="BFC9D9" w:sz="4"/>
+              <w:left w:val="single" w:color="BFC9D9" w:sz="4"/>
+              <w:bottom w:val="single" w:color="BFC9D9" w:sz="4"/>
+              <w:right w:val="single" w:color="BFC9D9" w:sz="4"/>
+            </w:tcBorders>
+            <w:shd w:fill="FFFFFF" w:color="auto" w:val="clear"/>
+            <w:tcMar>
+              <w:top w:type="dxa" w:w="70"/>
+              <w:left w:type="dxa" w:w="100"/>
+              <w:bottom w:type="dxa" w:w="70"/>
+              <w:right w:type="dxa" w:w="100"/>
+            </w:tcMar>
+            <w:vAlign w:val="center"/>
+          </w:tcPr>
+          <w:p>
+            <w:pPr>
+              <w:spacing w:line="260"/>
+              <w:jc w:val="center"/>
+            </w:pPr>
+            <w:r>
+              <w:rPr>
+                <w:color w:val="262626"/>
+                <w:sz w:val="19"/>
+                <w:szCs w:val="19"/>
+              </w:rPr>
+              <w:t xml:space="preserve">$12.74</w:t>
+            </w:r>
+          </w:p>
+        </w:tc>
+        <w:tc>
+          <w:tcPr>
+            <w:tcW w:type="dxa" w:w="1498"/>
+            <w:tcBorders>
+              <w:top w:val="single" w:color="BFC9D9" w:sz="4"/>
+              <w:left w:val="single" w:color="BFC9D9" w:sz="4"/>
+              <w:bottom w:val="single" w:color="BFC9D9" w:sz="4"/>
+              <w:right w:val="single" w:color="BFC9D9" w:sz="4"/>
+            </w:tcBorders>
+            <w:shd w:fill="FFFFFF" w:color="auto" w:val="clear"/>
+            <w:tcMar>
+              <w:top w:type="dxa" w:w="70"/>
+              <w:left w:type="dxa" w:w="100"/>
+              <w:bottom w:type="dxa" w:w="70"/>
+              <w:right w:type="dxa" w:w="100"/>
+            </w:tcMar>
+            <w:vAlign w:val="center"/>
+          </w:tcPr>
+          <w:p>
+            <w:pPr>
+              <w:spacing w:line="260"/>
+              <w:jc w:val="center"/>
+            </w:pPr>
+            <w:r>
+              <w:rPr>
+                <w:color w:val="262626"/>
+                <w:sz w:val="19"/>
+                <w:szCs w:val="19"/>
+              </w:rPr>
+              <w:t xml:space="preserve">$15.35</w:t>
             </w:r>
           </w:p>
         </w:tc>
@@ -8110,7 +8041,7 @@
         </w:trPr>
         <w:tc>
           <w:tcPr>
-            <w:tcW w:type="dxa" w:w="2246"/>
+            <w:tcW w:type="dxa" w:w="1872"/>
             <w:tcBorders>
               <w:top w:val="single" w:color="BFC9D9" w:sz="4"/>
               <w:left w:val="single" w:color="BFC9D9" w:sz="4"/>
@@ -8139,13 +8070,13 @@
                 <w:sz w:val="19"/>
                 <w:szCs w:val="19"/>
               </w:rPr>
-              <w:t xml:space="preserve">Pensionate</w:t>
-            </w:r>
-          </w:p>
-        </w:tc>
-        <w:tc>
-          <w:tcPr>
-            <w:tcW w:type="dxa" w:w="1778"/>
+              <w:t xml:space="preserve">Retiro Vertical</w:t>
+            </w:r>
+          </w:p>
+        </w:tc>
+        <w:tc>
+          <w:tcPr>
+            <w:tcW w:type="dxa" w:w="1123"/>
             <w:tcBorders>
               <w:top w:val="single" w:color="BFC9D9" w:sz="4"/>
               <w:left w:val="single" w:color="BFC9D9" w:sz="4"/>
@@ -8172,13 +8103,13 @@
                 <w:sz w:val="19"/>
                 <w:szCs w:val="19"/>
               </w:rPr>
-              <w:t xml:space="preserve">522</w:t>
-            </w:r>
-          </w:p>
-        </w:tc>
-        <w:tc>
-          <w:tcPr>
-            <w:tcW w:type="dxa" w:w="1778"/>
+              <w:t xml:space="preserve">632</w:t>
+            </w:r>
+          </w:p>
+        </w:tc>
+        <w:tc>
+          <w:tcPr>
+            <w:tcW w:type="dxa" w:w="1123"/>
             <w:tcBorders>
               <w:top w:val="single" w:color="BFC9D9" w:sz="4"/>
               <w:left w:val="single" w:color="BFC9D9" w:sz="4"/>
@@ -8201,20 +8132,17 @@
             </w:pPr>
             <w:r>
               <w:rPr>
-                <w:b w:val="false"/>
-                <w:bCs w:val="false"/>
-                <w:color w:val="262626"/>
-                <w:sz w:val="19"/>
-                <w:szCs w:val="19"/>
-                <w:highlight w:val="yellow"/>
-              </w:rPr>
-              <w:t xml:space="preserve">[____]</w:t>
-            </w:r>
-          </w:p>
-        </w:tc>
-        <w:tc>
-          <w:tcPr>
-            <w:tcW w:type="dxa" w:w="1778"/>
+                <w:color w:val="262626"/>
+                <w:sz w:val="19"/>
+                <w:szCs w:val="19"/>
+              </w:rPr>
+              <w:t xml:space="preserve">441</w:t>
+            </w:r>
+          </w:p>
+        </w:tc>
+        <w:tc>
+          <w:tcPr>
+            <w:tcW w:type="dxa" w:w="1123"/>
             <w:tcBorders>
               <w:top w:val="single" w:color="BFC9D9" w:sz="4"/>
               <w:left w:val="single" w:color="BFC9D9" w:sz="4"/>
@@ -8237,20 +8165,17 @@
             </w:pPr>
             <w:r>
               <w:rPr>
-                <w:b w:val="false"/>
-                <w:bCs w:val="false"/>
-                <w:color w:val="262626"/>
-                <w:sz w:val="19"/>
-                <w:szCs w:val="19"/>
-                <w:highlight w:val="yellow"/>
-              </w:rPr>
-              <w:t xml:space="preserve">[____]</w:t>
-            </w:r>
-          </w:p>
-        </w:tc>
-        <w:tc>
-          <w:tcPr>
-            <w:tcW w:type="dxa" w:w="1780"/>
+                <w:color w:val="262626"/>
+                <w:sz w:val="19"/>
+                <w:szCs w:val="19"/>
+              </w:rPr>
+              <w:t xml:space="preserve">-30.2%</w:t>
+            </w:r>
+          </w:p>
+        </w:tc>
+        <w:tc>
+          <w:tcPr>
+            <w:tcW w:type="dxa" w:w="1123"/>
             <w:tcBorders>
               <w:top w:val="single" w:color="BFC9D9" w:sz="4"/>
               <w:left w:val="single" w:color="BFC9D9" w:sz="4"/>
@@ -8273,14 +8198,77 @@
             </w:pPr>
             <w:r>
               <w:rPr>
-                <w:b w:val="false"/>
-                <w:bCs w:val="false"/>
-                <w:color w:val="262626"/>
-                <w:sz w:val="19"/>
-                <w:szCs w:val="19"/>
-                <w:highlight w:val="yellow"/>
-              </w:rPr>
-              <w:t xml:space="preserve">[____]</w:t>
+                <w:color w:val="262626"/>
+                <w:sz w:val="19"/>
+                <w:szCs w:val="19"/>
+              </w:rPr>
+              <w:t xml:space="preserve">11.3%</w:t>
+            </w:r>
+          </w:p>
+        </w:tc>
+        <w:tc>
+          <w:tcPr>
+            <w:tcW w:type="dxa" w:w="1498"/>
+            <w:tcBorders>
+              <w:top w:val="single" w:color="BFC9D9" w:sz="4"/>
+              <w:left w:val="single" w:color="BFC9D9" w:sz="4"/>
+              <w:bottom w:val="single" w:color="BFC9D9" w:sz="4"/>
+              <w:right w:val="single" w:color="BFC9D9" w:sz="4"/>
+            </w:tcBorders>
+            <w:shd w:fill="F2F5FA" w:color="auto" w:val="clear"/>
+            <w:tcMar>
+              <w:top w:type="dxa" w:w="70"/>
+              <w:left w:type="dxa" w:w="100"/>
+              <w:bottom w:type="dxa" w:w="70"/>
+              <w:right w:type="dxa" w:w="100"/>
+            </w:tcMar>
+            <w:vAlign w:val="center"/>
+          </w:tcPr>
+          <w:p>
+            <w:pPr>
+              <w:spacing w:line="260"/>
+              <w:jc w:val="center"/>
+            </w:pPr>
+            <w:r>
+              <w:rPr>
+                <w:color w:val="262626"/>
+                <w:sz w:val="19"/>
+                <w:szCs w:val="19"/>
+              </w:rPr>
+              <w:t xml:space="preserve">$11.78</w:t>
+            </w:r>
+          </w:p>
+        </w:tc>
+        <w:tc>
+          <w:tcPr>
+            <w:tcW w:type="dxa" w:w="1498"/>
+            <w:tcBorders>
+              <w:top w:val="single" w:color="BFC9D9" w:sz="4"/>
+              <w:left w:val="single" w:color="BFC9D9" w:sz="4"/>
+              <w:bottom w:val="single" w:color="BFC9D9" w:sz="4"/>
+              <w:right w:val="single" w:color="BFC9D9" w:sz="4"/>
+            </w:tcBorders>
+            <w:shd w:fill="F2F5FA" w:color="auto" w:val="clear"/>
+            <w:tcMar>
+              <w:top w:type="dxa" w:w="70"/>
+              <w:left w:type="dxa" w:w="100"/>
+              <w:bottom w:type="dxa" w:w="70"/>
+              <w:right w:type="dxa" w:w="100"/>
+            </w:tcMar>
+            <w:vAlign w:val="center"/>
+          </w:tcPr>
+          <w:p>
+            <w:pPr>
+              <w:spacing w:line="260"/>
+              <w:jc w:val="center"/>
+            </w:pPr>
+            <w:r>
+              <w:rPr>
+                <w:color w:val="262626"/>
+                <w:sz w:val="19"/>
+                <w:szCs w:val="19"/>
+              </w:rPr>
+              <w:t xml:space="preserve">$16.28</w:t>
             </w:r>
           </w:p>
         </w:tc>
@@ -8291,7 +8279,7 @@
         </w:trPr>
         <w:tc>
           <w:tcPr>
-            <w:tcW w:type="dxa" w:w="2246"/>
+            <w:tcW w:type="dxa" w:w="1872"/>
             <w:tcBorders>
               <w:top w:val="single" w:color="BFC9D9" w:sz="4"/>
               <w:left w:val="single" w:color="BFC9D9" w:sz="4"/>
@@ -8326,7 +8314,7 @@
         </w:tc>
         <w:tc>
           <w:tcPr>
-            <w:tcW w:type="dxa" w:w="1778"/>
+            <w:tcW w:type="dxa" w:w="1123"/>
             <w:tcBorders>
               <w:top w:val="single" w:color="BFC9D9" w:sz="4"/>
               <w:left w:val="single" w:color="BFC9D9" w:sz="4"/>
@@ -8359,43 +8347,40 @@
         </w:tc>
         <w:tc>
           <w:tcPr>
-            <w:tcW w:type="dxa" w:w="1778"/>
-            <w:tcBorders>
-              <w:top w:val="single" w:color="BFC9D9" w:sz="4"/>
-              <w:left w:val="single" w:color="BFC9D9" w:sz="4"/>
-              <w:bottom w:val="single" w:color="BFC9D9" w:sz="4"/>
-              <w:right w:val="single" w:color="BFC9D9" w:sz="4"/>
-            </w:tcBorders>
-            <w:shd w:fill="FFFFFF" w:color="auto" w:val="clear"/>
-            <w:tcMar>
-              <w:top w:type="dxa" w:w="70"/>
-              <w:left w:type="dxa" w:w="100"/>
-              <w:bottom w:type="dxa" w:w="70"/>
-              <w:right w:type="dxa" w:w="100"/>
-            </w:tcMar>
-            <w:vAlign w:val="center"/>
-          </w:tcPr>
-          <w:p>
-            <w:pPr>
-              <w:spacing w:line="260"/>
-              <w:jc w:val="center"/>
-            </w:pPr>
-            <w:r>
-              <w:rPr>
-                <w:b w:val="false"/>
-                <w:bCs w:val="false"/>
-                <w:color w:val="262626"/>
-                <w:sz w:val="19"/>
-                <w:szCs w:val="19"/>
-                <w:highlight w:val="yellow"/>
-              </w:rPr>
-              <w:t xml:space="preserve">[____]</w:t>
-            </w:r>
-          </w:p>
-        </w:tc>
-        <w:tc>
-          <w:tcPr>
-            <w:tcW w:type="dxa" w:w="1778"/>
+            <w:tcW w:type="dxa" w:w="1123"/>
+            <w:tcBorders>
+              <w:top w:val="single" w:color="BFC9D9" w:sz="4"/>
+              <w:left w:val="single" w:color="BFC9D9" w:sz="4"/>
+              <w:bottom w:val="single" w:color="BFC9D9" w:sz="4"/>
+              <w:right w:val="single" w:color="BFC9D9" w:sz="4"/>
+            </w:tcBorders>
+            <w:shd w:fill="FFFFFF" w:color="auto" w:val="clear"/>
+            <w:tcMar>
+              <w:top w:type="dxa" w:w="70"/>
+              <w:left w:type="dxa" w:w="100"/>
+              <w:bottom w:type="dxa" w:w="70"/>
+              <w:right w:type="dxa" w:w="100"/>
+            </w:tcMar>
+            <w:vAlign w:val="center"/>
+          </w:tcPr>
+          <w:p>
+            <w:pPr>
+              <w:spacing w:line="260"/>
+              <w:jc w:val="center"/>
+            </w:pPr>
+            <w:r>
+              <w:rPr>
+                <w:color w:val="262626"/>
+                <w:sz w:val="19"/>
+                <w:szCs w:val="19"/>
+              </w:rPr>
+              <w:t xml:space="preserve">62</w:t>
+            </w:r>
+          </w:p>
+        </w:tc>
+        <w:tc>
+          <w:tcPr>
+            <w:tcW w:type="dxa" w:w="1123"/>
             <w:tcBorders>
               <w:top w:val="single" w:color="BFC9D9" w:sz="4"/>
               <w:left w:val="single" w:color="BFC9D9" w:sz="4"/>
@@ -8428,37 +8413,100 @@
         </w:tc>
         <w:tc>
           <w:tcPr>
-            <w:tcW w:type="dxa" w:w="1780"/>
-            <w:tcBorders>
-              <w:top w:val="single" w:color="BFC9D9" w:sz="4"/>
-              <w:left w:val="single" w:color="BFC9D9" w:sz="4"/>
-              <w:bottom w:val="single" w:color="BFC9D9" w:sz="4"/>
-              <w:right w:val="single" w:color="BFC9D9" w:sz="4"/>
-            </w:tcBorders>
-            <w:shd w:fill="FFFFFF" w:color="auto" w:val="clear"/>
-            <w:tcMar>
-              <w:top w:type="dxa" w:w="70"/>
-              <w:left w:type="dxa" w:w="100"/>
-              <w:bottom w:type="dxa" w:w="70"/>
-              <w:right w:type="dxa" w:w="100"/>
-            </w:tcMar>
-            <w:vAlign w:val="center"/>
-          </w:tcPr>
-          <w:p>
-            <w:pPr>
-              <w:spacing w:line="260"/>
-              <w:jc w:val="center"/>
-            </w:pPr>
-            <w:r>
-              <w:rPr>
-                <w:b w:val="false"/>
-                <w:bCs w:val="false"/>
-                <w:color w:val="262626"/>
-                <w:sz w:val="19"/>
-                <w:szCs w:val="19"/>
-                <w:highlight w:val="yellow"/>
-              </w:rPr>
-              <w:t xml:space="preserve">[____]</w:t>
+            <w:tcW w:type="dxa" w:w="1123"/>
+            <w:tcBorders>
+              <w:top w:val="single" w:color="BFC9D9" w:sz="4"/>
+              <w:left w:val="single" w:color="BFC9D9" w:sz="4"/>
+              <w:bottom w:val="single" w:color="BFC9D9" w:sz="4"/>
+              <w:right w:val="single" w:color="BFC9D9" w:sz="4"/>
+            </w:tcBorders>
+            <w:shd w:fill="FFFFFF" w:color="auto" w:val="clear"/>
+            <w:tcMar>
+              <w:top w:type="dxa" w:w="70"/>
+              <w:left w:type="dxa" w:w="100"/>
+              <w:bottom w:type="dxa" w:w="70"/>
+              <w:right w:type="dxa" w:w="100"/>
+            </w:tcMar>
+            <w:vAlign w:val="center"/>
+          </w:tcPr>
+          <w:p>
+            <w:pPr>
+              <w:spacing w:line="260"/>
+              <w:jc w:val="center"/>
+            </w:pPr>
+            <w:r>
+              <w:rPr>
+                <w:color w:val="262626"/>
+                <w:sz w:val="19"/>
+                <w:szCs w:val="19"/>
+              </w:rPr>
+              <w:t xml:space="preserve">1.6%</w:t>
+            </w:r>
+          </w:p>
+        </w:tc>
+        <w:tc>
+          <w:tcPr>
+            <w:tcW w:type="dxa" w:w="1498"/>
+            <w:tcBorders>
+              <w:top w:val="single" w:color="BFC9D9" w:sz="4"/>
+              <w:left w:val="single" w:color="BFC9D9" w:sz="4"/>
+              <w:bottom w:val="single" w:color="BFC9D9" w:sz="4"/>
+              <w:right w:val="single" w:color="BFC9D9" w:sz="4"/>
+            </w:tcBorders>
+            <w:shd w:fill="FFFFFF" w:color="auto" w:val="clear"/>
+            <w:tcMar>
+              <w:top w:type="dxa" w:w="70"/>
+              <w:left w:type="dxa" w:w="100"/>
+              <w:bottom w:type="dxa" w:w="70"/>
+              <w:right w:type="dxa" w:w="100"/>
+            </w:tcMar>
+            <w:vAlign w:val="center"/>
+          </w:tcPr>
+          <w:p>
+            <w:pPr>
+              <w:spacing w:line="260"/>
+              <w:jc w:val="center"/>
+            </w:pPr>
+            <w:r>
+              <w:rPr>
+                <w:color w:val="262626"/>
+                <w:sz w:val="19"/>
+                <w:szCs w:val="19"/>
+              </w:rPr>
+              <w:t xml:space="preserve">—</w:t>
+            </w:r>
+          </w:p>
+        </w:tc>
+        <w:tc>
+          <w:tcPr>
+            <w:tcW w:type="dxa" w:w="1498"/>
+            <w:tcBorders>
+              <w:top w:val="single" w:color="BFC9D9" w:sz="4"/>
+              <w:left w:val="single" w:color="BFC9D9" w:sz="4"/>
+              <w:bottom w:val="single" w:color="BFC9D9" w:sz="4"/>
+              <w:right w:val="single" w:color="BFC9D9" w:sz="4"/>
+            </w:tcBorders>
+            <w:shd w:fill="FFFFFF" w:color="auto" w:val="clear"/>
+            <w:tcMar>
+              <w:top w:type="dxa" w:w="70"/>
+              <w:left w:type="dxa" w:w="100"/>
+              <w:bottom w:type="dxa" w:w="70"/>
+              <w:right w:type="dxa" w:w="100"/>
+            </w:tcMar>
+            <w:vAlign w:val="center"/>
+          </w:tcPr>
+          <w:p>
+            <w:pPr>
+              <w:spacing w:line="260"/>
+              <w:jc w:val="center"/>
+            </w:pPr>
+            <w:r>
+              <w:rPr>
+                <w:color w:val="262626"/>
+                <w:sz w:val="19"/>
+                <w:szCs w:val="19"/>
+              </w:rPr>
+              <w:t xml:space="preserve">$16.78</w:t>
             </w:r>
           </w:p>
         </w:tc>
@@ -8469,7 +8517,7 @@
         </w:trPr>
         <w:tc>
           <w:tcPr>
-            <w:tcW w:type="dxa" w:w="2246"/>
+            <w:tcW w:type="dxa" w:w="1872"/>
             <w:tcBorders>
               <w:top w:val="single" w:color="BFC9D9" w:sz="4"/>
               <w:left w:val="single" w:color="BFC9D9" w:sz="4"/>
@@ -8498,13 +8546,13 @@
                 <w:sz w:val="19"/>
                 <w:szCs w:val="19"/>
               </w:rPr>
-              <w:t xml:space="preserve">TOTAL</w:t>
-            </w:r>
-          </w:p>
-        </w:tc>
-        <w:tc>
-          <w:tcPr>
-            <w:tcW w:type="dxa" w:w="1778"/>
+              <w:t xml:space="preserve">TOTAL (campaign data)</w:t>
+            </w:r>
+          </w:p>
+        </w:tc>
+        <w:tc>
+          <w:tcPr>
+            <w:tcW w:type="dxa" w:w="1123"/>
             <w:tcBorders>
               <w:top w:val="single" w:color="BFC9D9" w:sz="4"/>
               <w:left w:val="single" w:color="BFC9D9" w:sz="4"/>
@@ -8539,7 +8587,7 @@
         </w:tc>
         <w:tc>
           <w:tcPr>
-            <w:tcW w:type="dxa" w:w="1778"/>
+            <w:tcW w:type="dxa" w:w="1123"/>
             <w:tcBorders>
               <w:top w:val="single" w:color="BFC9D9" w:sz="4"/>
               <w:left w:val="single" w:color="BFC9D9" w:sz="4"/>
@@ -8568,13 +8616,13 @@
                 <w:sz w:val="19"/>
                 <w:szCs w:val="19"/>
               </w:rPr>
-              <w:t xml:space="preserve">3,769</w:t>
-            </w:r>
-          </w:p>
-        </w:tc>
-        <w:tc>
-          <w:tcPr>
-            <w:tcW w:type="dxa" w:w="1778"/>
+              <w:t xml:space="preserve">3,912</w:t>
+            </w:r>
+          </w:p>
+        </w:tc>
+        <w:tc>
+          <w:tcPr>
+            <w:tcW w:type="dxa" w:w="1123"/>
             <w:tcBorders>
               <w:top w:val="single" w:color="BFC9D9" w:sz="4"/>
               <w:left w:val="single" w:color="BFC9D9" w:sz="4"/>
@@ -8603,13 +8651,13 @@
                 <w:sz w:val="19"/>
                 <w:szCs w:val="19"/>
               </w:rPr>
-              <w:t xml:space="preserve">-16.0%</w:t>
-            </w:r>
-          </w:p>
-        </w:tc>
-        <w:tc>
-          <w:tcPr>
-            <w:tcW w:type="dxa" w:w="1780"/>
+              <w:t xml:space="preserve">-12.9%</w:t>
+            </w:r>
+          </w:p>
+        </w:tc>
+        <w:tc>
+          <w:tcPr>
+            <w:tcW w:type="dxa" w:w="1123"/>
             <w:tcBorders>
               <w:top w:val="single" w:color="BFC9D9" w:sz="4"/>
               <w:left w:val="single" w:color="BFC9D9" w:sz="4"/>
@@ -8639,6 +8687,76 @@
                 <w:szCs w:val="19"/>
               </w:rPr>
               <w:t xml:space="preserve">100.0%</w:t>
+            </w:r>
+          </w:p>
+        </w:tc>
+        <w:tc>
+          <w:tcPr>
+            <w:tcW w:type="dxa" w:w="1498"/>
+            <w:tcBorders>
+              <w:top w:val="single" w:color="BFC9D9" w:sz="4"/>
+              <w:left w:val="single" w:color="BFC9D9" w:sz="4"/>
+              <w:bottom w:val="single" w:color="BFC9D9" w:sz="4"/>
+              <w:right w:val="single" w:color="BFC9D9" w:sz="4"/>
+            </w:tcBorders>
+            <w:shd w:fill="DCE3F0" w:color="auto" w:val="clear"/>
+            <w:tcMar>
+              <w:top w:type="dxa" w:w="70"/>
+              <w:left w:type="dxa" w:w="100"/>
+              <w:bottom w:type="dxa" w:w="70"/>
+              <w:right w:type="dxa" w:w="100"/>
+            </w:tcMar>
+            <w:vAlign w:val="center"/>
+          </w:tcPr>
+          <w:p>
+            <w:pPr>
+              <w:spacing w:line="260"/>
+              <w:jc w:val="center"/>
+            </w:pPr>
+            <w:r>
+              <w:rPr>
+                <w:b/>
+                <w:bCs/>
+                <w:color w:val="262626"/>
+                <w:sz w:val="19"/>
+                <w:szCs w:val="19"/>
+              </w:rPr>
+              <w:t xml:space="preserve">$11.03</w:t>
+            </w:r>
+          </w:p>
+        </w:tc>
+        <w:tc>
+          <w:tcPr>
+            <w:tcW w:type="dxa" w:w="1498"/>
+            <w:tcBorders>
+              <w:top w:val="single" w:color="BFC9D9" w:sz="4"/>
+              <w:left w:val="single" w:color="BFC9D9" w:sz="4"/>
+              <w:bottom w:val="single" w:color="BFC9D9" w:sz="4"/>
+              <w:right w:val="single" w:color="BFC9D9" w:sz="4"/>
+            </w:tcBorders>
+            <w:shd w:fill="DCE3F0" w:color="auto" w:val="clear"/>
+            <w:tcMar>
+              <w:top w:type="dxa" w:w="70"/>
+              <w:left w:type="dxa" w:w="100"/>
+              <w:bottom w:type="dxa" w:w="70"/>
+              <w:right w:type="dxa" w:w="100"/>
+            </w:tcMar>
+            <w:vAlign w:val="center"/>
+          </w:tcPr>
+          <w:p>
+            <w:pPr>
+              <w:spacing w:line="260"/>
+              <w:jc w:val="center"/>
+            </w:pPr>
+            <w:r>
+              <w:rPr>
+                <w:b/>
+                <w:bCs/>
+                <w:color w:val="262626"/>
+                <w:sz w:val="19"/>
+                <w:szCs w:val="19"/>
+              </w:rPr>
+              <w:t xml:space="preserve">$11.03</w:t>
             </w:r>
           </w:p>
         </w:tc>
@@ -8648,6 +8766,84 @@
       <w:pPr>
         <w:spacing w:after="80"/>
       </w:pPr>
+    </w:p>
+    <w:p>
+      <w:pPr>
+        <w:spacing w:after="140"/>
+      </w:pPr>
+      <w:r>
+        <w:rPr>
+          <w:i/>
+          <w:iCs/>
+          <w:color w:val="595959"/>
+          <w:sz w:val="17"/>
+          <w:szCs w:val="17"/>
+        </w:rPr>
+        <w:t xml:space="preserve">Cost per message and shares are calc. The campaign-level messages add up to 3,912 (3,850 without Prosperar), versus 3,769 in the monthly summary; the summary figure is used for the headline results and conversion rates.</w:t>
+      </w:r>
+    </w:p>
+    <w:p>
+      <w:pPr>
+        <w:keepNext/>
+        <w:spacing w:after="40" w:before="80"/>
+        <w:jc w:val="center"/>
+      </w:pPr>
+      <w:r>
+        <w:drawing>
+          <wp:inline distT="0" distB="0" distL="0" distR="0">
+            <wp:extent cx="5943600" cy="2009775"/>
+            <wp:effectExtent t="0" r="0" b="0" l="0"/>
+            <wp:docPr id="2" name="chart4" descr="chart4" title="chart4"/>
+            <wp:cNvGraphicFramePr>
+              <a:graphicFrameLocks xmlns:a="http://schemas.openxmlformats.org/drawingml/2006/main" noChangeAspect="1"/>
+            </wp:cNvGraphicFramePr>
+            <a:graphic xmlns:a="http://schemas.openxmlformats.org/drawingml/2006/main">
+              <a:graphicData uri="http://schemas.openxmlformats.org/drawingml/2006/picture">
+                <pic:pic xmlns:pic="http://schemas.openxmlformats.org/drawingml/2006/picture">
+                  <pic:nvPicPr>
+                    <pic:cNvPr id="0" name="" descr=""/>
+                    <pic:cNvPicPr>
+                      <a:picLocks noChangeAspect="1" noChangeArrowheads="1"/>
+                    </pic:cNvPicPr>
+                  </pic:nvPicPr>
+                  <pic:blipFill>
+                    <a:blip r:embed="rId9" cstate="none"/>
+                    <a:srcRect/>
+                    <a:stretch>
+                      <a:fillRect/>
+                    </a:stretch>
+                  </pic:blipFill>
+                  <pic:spPr bwMode="auto">
+                    <a:xfrm>
+                      <a:off x="0" y="0"/>
+                      <a:ext cx="5943600" cy="2009775"/>
+                    </a:xfrm>
+                    <a:prstGeom prst="rect">
+                      <a:avLst/>
+                    </a:prstGeom>
+                  </pic:spPr>
+                </pic:pic>
+              </a:graphicData>
+            </a:graphic>
+          </wp:inline>
+        </w:drawing>
+      </w:r>
+    </w:p>
+    <w:p>
+      <w:pPr>
+        <w:spacing w:after="200"/>
+        <w:jc w:val="center"/>
+      </w:pPr>
+      <w:r>
+        <w:rPr>
+          <w:i/>
+          <w:iCs/>
+          <w:color w:val="595959"/>
+          <w:sz w:val="17"/>
+          <w:szCs w:val="17"/>
+        </w:rPr>
+        <w:t xml:space="preserve">Chart 2. Messages and cost per message by campaign: August vs. September 2026.</w:t>
+      </w:r>
     </w:p>
     <w:p>
       <w:pPr>
@@ -8918,14 +9114,11 @@
             </w:pPr>
             <w:r>
               <w:rPr>
-                <w:b w:val="false"/>
-                <w:bCs w:val="false"/>
-                <w:color w:val="262626"/>
-                <w:sz w:val="19"/>
-                <w:szCs w:val="19"/>
-                <w:highlight w:val="yellow"/>
-              </w:rPr>
-              <w:t xml:space="preserve">[$____]</w:t>
+                <w:color w:val="262626"/>
+                <w:sz w:val="19"/>
+                <w:szCs w:val="19"/>
+              </w:rPr>
+              <w:t xml:space="preserve">$11.45</w:t>
             </w:r>
           </w:p>
         </w:tc>
@@ -8954,14 +9147,11 @@
             </w:pPr>
             <w:r>
               <w:rPr>
-                <w:b w:val="false"/>
-                <w:bCs w:val="false"/>
-                <w:color w:val="262626"/>
-                <w:sz w:val="19"/>
-                <w:szCs w:val="19"/>
-                <w:highlight w:val="yellow"/>
-              </w:rPr>
-              <w:t xml:space="preserve">[____]</w:t>
+                <w:color w:val="262626"/>
+                <w:sz w:val="19"/>
+                <w:szCs w:val="19"/>
+              </w:rPr>
+              <w:t xml:space="preserve">+3.8%</w:t>
             </w:r>
           </w:p>
         </w:tc>
@@ -9063,14 +9253,11 @@
             </w:pPr>
             <w:r>
               <w:rPr>
-                <w:b w:val="false"/>
-                <w:bCs w:val="false"/>
-                <w:color w:val="262626"/>
-                <w:sz w:val="19"/>
-                <w:szCs w:val="19"/>
-                <w:highlight w:val="yellow"/>
-              </w:rPr>
-              <w:t xml:space="preserve">[$____]</w:t>
+                <w:color w:val="262626"/>
+                <w:sz w:val="19"/>
+                <w:szCs w:val="19"/>
+              </w:rPr>
+              <w:t xml:space="preserve">$1,961.18</w:t>
             </w:r>
           </w:p>
         </w:tc>
@@ -9099,14 +9286,11 @@
             </w:pPr>
             <w:r>
               <w:rPr>
-                <w:b w:val="false"/>
-                <w:bCs w:val="false"/>
-                <w:color w:val="262626"/>
-                <w:sz w:val="19"/>
-                <w:szCs w:val="19"/>
-                <w:highlight w:val="yellow"/>
-              </w:rPr>
-              <w:t xml:space="preserve">[____]</w:t>
+                <w:color w:val="262626"/>
+                <w:sz w:val="19"/>
+                <w:szCs w:val="19"/>
+              </w:rPr>
+              <w:t xml:space="preserve">+58.4%</w:t>
             </w:r>
           </w:p>
         </w:tc>
@@ -9208,14 +9392,11 @@
             </w:pPr>
             <w:r>
               <w:rPr>
-                <w:b w:val="false"/>
-                <w:bCs w:val="false"/>
-                <w:color w:val="262626"/>
-                <w:sz w:val="19"/>
-                <w:szCs w:val="19"/>
-                <w:highlight w:val="yellow"/>
-              </w:rPr>
-              <w:t xml:space="preserve">[$____]</w:t>
+                <w:color w:val="262626"/>
+                <w:sz w:val="19"/>
+                <w:szCs w:val="19"/>
+              </w:rPr>
+              <w:t xml:space="preserve">$14,382.02</w:t>
             </w:r>
           </w:p>
         </w:tc>
@@ -9244,14 +9425,11 @@
             </w:pPr>
             <w:r>
               <w:rPr>
-                <w:b w:val="false"/>
-                <w:bCs w:val="false"/>
-                <w:color w:val="262626"/>
-                <w:sz w:val="19"/>
-                <w:szCs w:val="19"/>
-                <w:highlight w:val="yellow"/>
-              </w:rPr>
-              <w:t xml:space="preserve">[____]</w:t>
+                <w:color w:val="262626"/>
+                <w:sz w:val="19"/>
+                <w:szCs w:val="19"/>
+              </w:rPr>
+              <w:t xml:space="preserve">+132.3%</w:t>
             </w:r>
           </w:p>
         </w:tc>
@@ -9291,7 +9469,7 @@
                 <w:sz w:val="19"/>
                 <w:szCs w:val="19"/>
               </w:rPr>
-              <w:t xml:space="preserve">Messages per 1,000 impressions</w:t>
+              <w:t xml:space="preserve">Cost per 1,000 impressions</w:t>
             </w:r>
           </w:p>
         </w:tc>
@@ -9324,7 +9502,7 @@
                 <w:sz w:val="19"/>
                 <w:szCs w:val="19"/>
               </w:rPr>
-              <w:t xml:space="preserve">4.37</w:t>
+              <w:t xml:space="preserve">$48.21</w:t>
             </w:r>
           </w:p>
         </w:tc>
@@ -9357,7 +9535,7 @@
                 <w:sz w:val="19"/>
                 <w:szCs w:val="19"/>
               </w:rPr>
-              <w:t xml:space="preserve">4.57</w:t>
+              <w:t xml:space="preserve">$52.29</w:t>
             </w:r>
           </w:p>
         </w:tc>
@@ -9390,7 +9568,7 @@
                 <w:sz w:val="19"/>
                 <w:szCs w:val="19"/>
               </w:rPr>
-              <w:t xml:space="preserve">+4.5%</w:t>
+              <w:t xml:space="preserve">+8.5%</w:t>
             </w:r>
           </w:p>
         </w:tc>
@@ -9430,7 +9608,7 @@
                 <w:sz w:val="19"/>
                 <w:szCs w:val="19"/>
               </w:rPr>
-              <w:t xml:space="preserve">Message → assigned conversion</w:t>
+              <w:t xml:space="preserve">Messages per 1,000 impressions</w:t>
             </w:r>
           </w:p>
         </w:tc>
@@ -9463,7 +9641,7 @@
                 <w:sz w:val="19"/>
                 <w:szCs w:val="19"/>
               </w:rPr>
-              <w:t xml:space="preserve">0.89%</w:t>
+              <w:t xml:space="preserve">4.37</w:t>
             </w:r>
           </w:p>
         </w:tc>
@@ -9496,7 +9674,7 @@
                 <w:sz w:val="19"/>
                 <w:szCs w:val="19"/>
               </w:rPr>
-              <w:t xml:space="preserve">0.58%</w:t>
+              <w:t xml:space="preserve">4.57</w:t>
             </w:r>
           </w:p>
         </w:tc>
@@ -9529,7 +9707,7 @@
                 <w:sz w:val="19"/>
                 <w:szCs w:val="19"/>
               </w:rPr>
-              <w:t xml:space="preserve">-0.31 pp</w:t>
+              <w:t xml:space="preserve">+4.5%</w:t>
             </w:r>
           </w:p>
         </w:tc>
@@ -9569,7 +9747,7 @@
                 <w:sz w:val="19"/>
                 <w:szCs w:val="19"/>
               </w:rPr>
-              <w:t xml:space="preserve">Assigned → closure conversion</w:t>
+              <w:t xml:space="preserve">Message → assigned conversion</w:t>
             </w:r>
           </w:p>
         </w:tc>
@@ -9602,7 +9780,7 @@
                 <w:sz w:val="19"/>
                 <w:szCs w:val="19"/>
               </w:rPr>
-              <w:t xml:space="preserve">20.0%</w:t>
+              <w:t xml:space="preserve">0.89%</w:t>
             </w:r>
           </w:p>
         </w:tc>
@@ -9635,7 +9813,7 @@
                 <w:sz w:val="19"/>
                 <w:szCs w:val="19"/>
               </w:rPr>
-              <w:t xml:space="preserve">13.6%</w:t>
+              <w:t xml:space="preserve">0.58%</w:t>
             </w:r>
           </w:p>
         </w:tc>
@@ -9668,7 +9846,7 @@
                 <w:sz w:val="19"/>
                 <w:szCs w:val="19"/>
               </w:rPr>
-              <w:t xml:space="preserve">-6.4 pp</w:t>
+              <w:t xml:space="preserve">-0.31 pp</w:t>
             </w:r>
           </w:p>
         </w:tc>
@@ -9708,7 +9886,7 @@
                 <w:sz w:val="19"/>
                 <w:szCs w:val="19"/>
               </w:rPr>
-              <w:t xml:space="preserve">Message → closure conversion</w:t>
+              <w:t xml:space="preserve">Assigned → closure conversion</w:t>
             </w:r>
           </w:p>
         </w:tc>
@@ -9741,7 +9919,7 @@
                 <w:sz w:val="19"/>
                 <w:szCs w:val="19"/>
               </w:rPr>
-              <w:t xml:space="preserve">0.18%</w:t>
+              <w:t xml:space="preserve">20.0%</w:t>
             </w:r>
           </w:p>
         </w:tc>
@@ -9774,7 +9952,7 @@
                 <w:sz w:val="19"/>
                 <w:szCs w:val="19"/>
               </w:rPr>
-              <w:t xml:space="preserve">0.08%</w:t>
+              <w:t xml:space="preserve">13.6%</w:t>
             </w:r>
           </w:p>
         </w:tc>
@@ -9807,7 +9985,7 @@
                 <w:sz w:val="19"/>
                 <w:szCs w:val="19"/>
               </w:rPr>
-              <w:t xml:space="preserve">-0.10 pp</w:t>
+              <w:t xml:space="preserve">-6.4 pp</w:t>
             </w:r>
           </w:p>
         </w:tc>
@@ -9830,7 +10008,7 @@
           <w:sz w:val="17"/>
           <w:szCs w:val="17"/>
         </w:rPr>
-        <w:t xml:space="preserve">Indicators calculated from the reported messages, assigned, closures and impressions. Cost indicators require September spend.</w:t>
+        <w:t xml:space="preserve">Calc. from total spend ($43,146.05) and the monthly summary figures. Spend includes Prosperar; if the summary totals exclude Prosperar, cost indicators are slightly overstated (cost per message on campaign-level data: $11.03).</w:t>
       </w:r>
     </w:p>
     <w:p>
@@ -9850,18 +10028,10 @@
           <w:b/>
           <w:bCs/>
         </w:rPr>
-        <w:t xml:space="preserve">Volume followed delivery.</w:t>
+        <w:t xml:space="preserve">Lower spend and higher delivery cost reduced the audience.</w:t>
       </w:r>
       <w:r>
-        <w:t xml:space="preserve"> Messages fell 16.0% while impressions fell 19.7%, and messages per 1,000 impressions rose slightly (4.37 → 4.57). As in August, the drop in messages is mainly a drop in delivery rather than in response per impression. </w:t>
-      </w:r>
-      <w:r>
-        <w:rPr>
-          <w:b w:val="false"/>
-          <w:bCs w:val="false"/>
-          <w:highlight w:val="yellow"/>
-        </w:rPr>
-        <w:t xml:space="preserve">[Reason for the lower delivery (e.g. budget changes): ____]</w:t>
+        <w:t xml:space="preserve"> Spend fell 12.9% while impressions fell 19.7%: each 1,000 impressions cost 8.5% more ($48.21 → $52.29). Messages fell less than impressions (-16.0%), so response per impression held up slightly (4.37 → 4.57 messages per 1,000 impressions).</w:t>
       </w:r>
     </w:p>
     <w:p>
@@ -9873,18 +10043,10 @@
           <w:b/>
           <w:bCs/>
         </w:rPr>
-        <w:t xml:space="preserve">The main weakness is now downstream.</w:t>
+        <w:t xml:space="preserve">The main loss is after the message.</w:t>
       </w:r>
       <w:r>
-        <w:t xml:space="preserve"> Only 22 of 3,769 messages became assigned (0.58%), and 3 became closures (13.6% of assigned). Unlike August, the assigned → closure stage also weakened. These rates rest on small numbers (22 assigned, 3 closures), so they can move sharply from month to month. </w:t>
-      </w:r>
-      <w:r>
-        <w:rPr>
-          <w:b w:val="false"/>
-          <w:bCs w:val="false"/>
-          <w:highlight w:val="yellow"/>
-        </w:rPr>
-        <w:t xml:space="preserve">[Team explanation for the lower assignment and closure rates: ____]</w:t>
+        <w:t xml:space="preserve"> Cost per message barely moved (+3.8%), but only 22 of 3,769 messages became assigned (0.58%) and 3 became closures (13.6% of assigned). Cost per closure more than doubled to $14,382. Unlike August, the closing stage also weakened. With 22 assigned and 3 closures, these rates rest on small numbers and can move sharply month to month.</w:t>
       </w:r>
     </w:p>
     <w:p>
@@ -9896,18 +10058,10 @@
           <w:b/>
           <w:bCs/>
         </w:rPr>
-        <w:t xml:space="preserve">Campaign differences.</w:t>
+        <w:t xml:space="preserve">Two campaigns improved, three deteriorated.</w:t>
       </w:r>
       <w:r>
-        <w:t xml:space="preserve"> Reach fell in all six continuing campaigns. PAM held best (-5.0%) and Barcco fell most (-31.8%). Pensión 360 remained the highest-reach campaign (72,687). </w:t>
-      </w:r>
-      <w:r>
-        <w:rPr>
-          <w:b w:val="false"/>
-          <w:bCs w:val="false"/>
-          <w:highlight w:val="yellow"/>
-        </w:rPr>
-        <w:t xml:space="preserve">[Messages-by-campaign observations: ____]</w:t>
+        <w:t xml:space="preserve"> PAM grew messages with 35.3% less spend, cutting its cost per message from $12.61 to $7.93; Pensionate grew messages 10.2% with 13.0% less spend ($13.36 → $10.55). Both were rebuilt on their July structure on 15 Sep, which is consistent with the team's observation that the July configuration performed better, though September's frequent changes do not allow this to be attributed with certainty. Retiro Vertical (+38.2% cost per message), Nosotros (+20.5%) and Barcco (+18.1%) became more expensive. Pensión 360 stayed the most efficient campaign ($7.78) and the largest by volume (26.2% of messages).</w:t>
       </w:r>
     </w:p>
     <w:p>
@@ -9919,21 +10073,10 @@
           <w:b/>
           <w:bCs/>
         </w:rPr>
-        <w:t xml:space="preserve">Mid-month reset.</w:t>
+        <w:t xml:space="preserve">Prosperar</w:t>
       </w:r>
       <w:r>
-        <w:t xml:space="preserve"> On 15 Sep the campaigns were returned as far as possible to their July geographic and creative configuration, and the team reports a significant improvement in message volume afterwards (</w:t>
-      </w:r>
-      <w:r>
-        <w:rPr>
-          <w:b w:val="false"/>
-          <w:bCs w:val="false"/>
-          <w:highlight w:val="yellow"/>
-        </w:rPr>
-        <w:t xml:space="preserve">[1–14 Sep ____ vs. 15–30 Sep ____]</w:t>
-      </w:r>
-      <w:r>
-        <w:t xml:space="preserve">). The frequent restructuring (4, 15, 21, 25, 28 and 29 Sep) makes it difficult to attribute changes to any single action. The effect of the 21 Sep age change (60–65+) and of the 28–29 Sep changes has not yet been measured.</w:t>
+        <w:t xml:space="preserve"> generated 62 messages at $16.78 each in its first 10 days, the highest cost per message of the month. It is too early to judge.</w:t>
       </w:r>
     </w:p>
     <w:p>
@@ -9962,7 +10105,7 @@
         <w:spacing w:after="80" w:line="276"/>
       </w:pPr>
       <w:r>
-        <w:t xml:space="preserve">Two promotional videos were prepared.</w:t>
+        <w:t xml:space="preserve">The Phase 1 campaign stayed active all month without changes, as the team was occupied with Pensiones México.</w:t>
       </w:r>
     </w:p>
     <w:p>
@@ -9975,7 +10118,7 @@
         <w:spacing w:after="80" w:line="276"/>
       </w:pPr>
       <w:r>
-        <w:t xml:space="preserve">No changes were made to the campaign in September, as the team was occupied with Pensiones México.</w:t>
+        <w:t xml:space="preserve">Two promotional videos were prepared.</w:t>
       </w:r>
     </w:p>
     <w:p>
@@ -9995,7 +10138,7 @@
         <w:t xml:space="preserve">Planned change: switch the campaign CTA to WhatsApp.</w:t>
       </w:r>
       <w:r>
-        <w:t xml:space="preserve"> This is blocked: the ad account must first be verified (personal or business verification) before the campaign can be optimised or changed.</w:t>
+        <w:t xml:space="preserve"> This is blocked: the ad account must first be verified (personal or business verification) before the campaign can be optimized or changed.</w:t>
       </w:r>
     </w:p>
     <w:p>
@@ -10012,45 +10155,10 @@
           <w:b/>
           <w:bCs/>
         </w:rPr>
-        <w:t xml:space="preserve">Landing page optimisation in progress:</w:t>
+        <w:t xml:space="preserve">Landing page optimization in progress:</w:t>
       </w:r>
       <w:r>
         <w:t xml:space="preserve"> a more mobile- and user-friendly design that shows less information at once and gives users the option to take the diagnostic or talk to an advisor first.</w:t>
-      </w:r>
-    </w:p>
-    <w:p>
-      <w:pPr>
-        <w:pStyle w:val="Heading3"/>
-      </w:pPr>
-      <w:r>
-        <w:t xml:space="preserve">Production</w:t>
-      </w:r>
-    </w:p>
-    <w:p>
-      <w:pPr>
-        <w:spacing w:after="120" w:line="276"/>
-      </w:pPr>
-      <w:r>
-        <w:t xml:space="preserve">Videos: 2 promotional (</w:t>
-      </w:r>
-      <w:r>
-        <w:rPr>
-          <w:b w:val="false"/>
-          <w:bCs w:val="false"/>
-          <w:highlight w:val="yellow"/>
-        </w:rPr>
-        <w:t xml:space="preserve">[published / not yet published]</w:t>
-      </w:r>
-      <w:r>
-        <w:t xml:space="preserve">)  ·  Other assets: </w:t>
-      </w:r>
-      <w:r>
-        <w:rPr>
-          <w:b w:val="false"/>
-          <w:bCs w:val="false"/>
-          <w:highlight w:val="yellow"/>
-        </w:rPr>
-        <w:t xml:space="preserve">[____]</w:t>
       </w:r>
     </w:p>
     <w:p>
@@ -10075,9 +10183,10 @@
         <w:tblLayout w:type="fixed"/>
       </w:tblPr>
       <w:tblGrid>
-        <w:gridCol w:w="4680"/>
-        <w:gridCol w:w="2340"/>
-        <w:gridCol w:w="2340"/>
+        <w:gridCol w:w="4025"/>
+        <w:gridCol w:w="1778"/>
+        <w:gridCol w:w="1778"/>
+        <w:gridCol w:w="1779"/>
       </w:tblGrid>
       <w:tr>
         <w:trPr>
@@ -10085,7 +10194,7 @@
         </w:trPr>
         <w:tc>
           <w:tcPr>
-            <w:tcW w:type="dxa" w:w="4680"/>
+            <w:tcW w:type="dxa" w:w="4025"/>
             <w:tcBorders>
               <w:top w:val="single" w:color="BFC9D9" w:sz="4"/>
               <w:left w:val="single" w:color="BFC9D9" w:sz="4"/>
@@ -10120,7 +10229,7 @@
         </w:tc>
         <w:tc>
           <w:tcPr>
-            <w:tcW w:type="dxa" w:w="2340"/>
+            <w:tcW w:type="dxa" w:w="1778"/>
             <w:tcBorders>
               <w:top w:val="single" w:color="BFC9D9" w:sz="4"/>
               <w:left w:val="single" w:color="BFC9D9" w:sz="4"/>
@@ -10139,7 +10248,7 @@
           <w:p>
             <w:pPr>
               <w:spacing w:line="260"/>
-              <w:jc w:val="left"/>
+              <w:jc w:val="center"/>
             </w:pPr>
             <w:r>
               <w:rPr>
@@ -10155,7 +10264,7 @@
         </w:tc>
         <w:tc>
           <w:tcPr>
-            <w:tcW w:type="dxa" w:w="2340"/>
+            <w:tcW w:type="dxa" w:w="1778"/>
             <w:tcBorders>
               <w:top w:val="single" w:color="BFC9D9" w:sz="4"/>
               <w:left w:val="single" w:color="BFC9D9" w:sz="4"/>
@@ -10174,7 +10283,7 @@
           <w:p>
             <w:pPr>
               <w:spacing w:line="260"/>
-              <w:jc w:val="left"/>
+              <w:jc w:val="center"/>
             </w:pPr>
             <w:r>
               <w:rPr>
@@ -10185,6 +10294,41 @@
                 <w:szCs w:val="19"/>
               </w:rPr>
               <w:t xml:space="preserve">September</w:t>
+            </w:r>
+          </w:p>
+        </w:tc>
+        <w:tc>
+          <w:tcPr>
+            <w:tcW w:type="dxa" w:w="1779"/>
+            <w:tcBorders>
+              <w:top w:val="single" w:color="BFC9D9" w:sz="4"/>
+              <w:left w:val="single" w:color="BFC9D9" w:sz="4"/>
+              <w:bottom w:val="single" w:color="BFC9D9" w:sz="4"/>
+              <w:right w:val="single" w:color="BFC9D9" w:sz="4"/>
+            </w:tcBorders>
+            <w:shd w:fill="1F3864" w:color="auto" w:val="clear"/>
+            <w:tcMar>
+              <w:top w:type="dxa" w:w="70"/>
+              <w:left w:type="dxa" w:w="100"/>
+              <w:bottom w:type="dxa" w:w="70"/>
+              <w:right w:type="dxa" w:w="100"/>
+            </w:tcMar>
+            <w:vAlign w:val="center"/>
+          </w:tcPr>
+          <w:p>
+            <w:pPr>
+              <w:spacing w:line="260"/>
+              <w:jc w:val="center"/>
+            </w:pPr>
+            <w:r>
+              <w:rPr>
+                <w:b/>
+                <w:bCs/>
+                <w:color w:val="FFFFFF"/>
+                <w:sz w:val="19"/>
+                <w:szCs w:val="19"/>
+              </w:rPr>
+              <w:t xml:space="preserve">Change</w:t>
             </w:r>
           </w:p>
         </w:tc>
@@ -10195,7 +10339,7 @@
         </w:trPr>
         <w:tc>
           <w:tcPr>
-            <w:tcW w:type="dxa" w:w="4680"/>
+            <w:tcW w:type="dxa" w:w="4025"/>
             <w:tcBorders>
               <w:top w:val="single" w:color="BFC9D9" w:sz="4"/>
               <w:left w:val="single" w:color="BFC9D9" w:sz="4"/>
@@ -10224,76 +10368,106 @@
                 <w:sz w:val="19"/>
                 <w:szCs w:val="19"/>
               </w:rPr>
-              <w:t xml:space="preserve">Campaign status in September</w:t>
-            </w:r>
-          </w:p>
-        </w:tc>
-        <w:tc>
-          <w:tcPr>
-            <w:tcW w:type="dxa" w:w="2340"/>
-            <w:tcBorders>
-              <w:top w:val="single" w:color="BFC9D9" w:sz="4"/>
-              <w:left w:val="single" w:color="BFC9D9" w:sz="4"/>
-              <w:bottom w:val="single" w:color="BFC9D9" w:sz="4"/>
-              <w:right w:val="single" w:color="BFC9D9" w:sz="4"/>
-            </w:tcBorders>
-            <w:shd w:fill="FFFFFF" w:color="auto" w:val="clear"/>
-            <w:tcMar>
-              <w:top w:type="dxa" w:w="70"/>
-              <w:left w:type="dxa" w:w="100"/>
-              <w:bottom w:type="dxa" w:w="70"/>
-              <w:right w:type="dxa" w:w="100"/>
-            </w:tcMar>
-            <w:vAlign w:val="center"/>
-          </w:tcPr>
-          <w:p>
-            <w:pPr>
-              <w:spacing w:line="260"/>
-              <w:jc w:val="left"/>
-            </w:pPr>
-            <w:r>
-              <w:rPr>
-                <w:color w:val="262626"/>
-                <w:sz w:val="19"/>
-                <w:szCs w:val="19"/>
-              </w:rPr>
-              <w:t xml:space="preserve">Active (launched 7 Aug)</w:t>
-            </w:r>
-          </w:p>
-        </w:tc>
-        <w:tc>
-          <w:tcPr>
-            <w:tcW w:type="dxa" w:w="2340"/>
-            <w:tcBorders>
-              <w:top w:val="single" w:color="BFC9D9" w:sz="4"/>
-              <w:left w:val="single" w:color="BFC9D9" w:sz="4"/>
-              <w:bottom w:val="single" w:color="BFC9D9" w:sz="4"/>
-              <w:right w:val="single" w:color="BFC9D9" w:sz="4"/>
-            </w:tcBorders>
-            <w:shd w:fill="FFFFFF" w:color="auto" w:val="clear"/>
-            <w:tcMar>
-              <w:top w:type="dxa" w:w="70"/>
-              <w:left w:type="dxa" w:w="100"/>
-              <w:bottom w:type="dxa" w:w="70"/>
-              <w:right w:type="dxa" w:w="100"/>
-            </w:tcMar>
-            <w:vAlign w:val="center"/>
-          </w:tcPr>
-          <w:p>
-            <w:pPr>
-              <w:spacing w:line="260"/>
-              <w:jc w:val="left"/>
-            </w:pPr>
-            <w:r>
-              <w:rPr>
-                <w:b w:val="false"/>
-                <w:bCs w:val="false"/>
-                <w:color w:val="262626"/>
-                <w:sz w:val="19"/>
-                <w:szCs w:val="19"/>
-                <w:highlight w:val="yellow"/>
-              </w:rPr>
-              <w:t xml:space="preserve">[active / paused]</w:t>
+              <w:t xml:space="preserve">Campaign status</w:t>
+            </w:r>
+          </w:p>
+        </w:tc>
+        <w:tc>
+          <w:tcPr>
+            <w:tcW w:type="dxa" w:w="1778"/>
+            <w:tcBorders>
+              <w:top w:val="single" w:color="BFC9D9" w:sz="4"/>
+              <w:left w:val="single" w:color="BFC9D9" w:sz="4"/>
+              <w:bottom w:val="single" w:color="BFC9D9" w:sz="4"/>
+              <w:right w:val="single" w:color="BFC9D9" w:sz="4"/>
+            </w:tcBorders>
+            <w:shd w:fill="FFFFFF" w:color="auto" w:val="clear"/>
+            <w:tcMar>
+              <w:top w:type="dxa" w:w="70"/>
+              <w:left w:type="dxa" w:w="100"/>
+              <w:bottom w:type="dxa" w:w="70"/>
+              <w:right w:type="dxa" w:w="100"/>
+            </w:tcMar>
+            <w:vAlign w:val="center"/>
+          </w:tcPr>
+          <w:p>
+            <w:pPr>
+              <w:spacing w:line="260"/>
+              <w:jc w:val="center"/>
+            </w:pPr>
+            <w:r>
+              <w:rPr>
+                <w:color w:val="262626"/>
+                <w:sz w:val="19"/>
+                <w:szCs w:val="19"/>
+              </w:rPr>
+              <w:t xml:space="preserve">Active from 7 Aug</w:t>
+            </w:r>
+          </w:p>
+        </w:tc>
+        <w:tc>
+          <w:tcPr>
+            <w:tcW w:type="dxa" w:w="1778"/>
+            <w:tcBorders>
+              <w:top w:val="single" w:color="BFC9D9" w:sz="4"/>
+              <w:left w:val="single" w:color="BFC9D9" w:sz="4"/>
+              <w:bottom w:val="single" w:color="BFC9D9" w:sz="4"/>
+              <w:right w:val="single" w:color="BFC9D9" w:sz="4"/>
+            </w:tcBorders>
+            <w:shd w:fill="FFFFFF" w:color="auto" w:val="clear"/>
+            <w:tcMar>
+              <w:top w:type="dxa" w:w="70"/>
+              <w:left w:type="dxa" w:w="100"/>
+              <w:bottom w:type="dxa" w:w="70"/>
+              <w:right w:type="dxa" w:w="100"/>
+            </w:tcMar>
+            <w:vAlign w:val="center"/>
+          </w:tcPr>
+          <w:p>
+            <w:pPr>
+              <w:spacing w:line="260"/>
+              <w:jc w:val="center"/>
+            </w:pPr>
+            <w:r>
+              <w:rPr>
+                <w:color w:val="262626"/>
+                <w:sz w:val="19"/>
+                <w:szCs w:val="19"/>
+              </w:rPr>
+              <w:t xml:space="preserve">Active all month</w:t>
+            </w:r>
+          </w:p>
+        </w:tc>
+        <w:tc>
+          <w:tcPr>
+            <w:tcW w:type="dxa" w:w="1779"/>
+            <w:tcBorders>
+              <w:top w:val="single" w:color="BFC9D9" w:sz="4"/>
+              <w:left w:val="single" w:color="BFC9D9" w:sz="4"/>
+              <w:bottom w:val="single" w:color="BFC9D9" w:sz="4"/>
+              <w:right w:val="single" w:color="BFC9D9" w:sz="4"/>
+            </w:tcBorders>
+            <w:shd w:fill="FFFFFF" w:color="auto" w:val="clear"/>
+            <w:tcMar>
+              <w:top w:type="dxa" w:w="70"/>
+              <w:left w:type="dxa" w:w="100"/>
+              <w:bottom w:type="dxa" w:w="70"/>
+              <w:right w:type="dxa" w:w="100"/>
+            </w:tcMar>
+            <w:vAlign w:val="center"/>
+          </w:tcPr>
+          <w:p>
+            <w:pPr>
+              <w:spacing w:line="260"/>
+              <w:jc w:val="center"/>
+            </w:pPr>
+            <w:r>
+              <w:rPr>
+                <w:color w:val="262626"/>
+                <w:sz w:val="19"/>
+                <w:szCs w:val="19"/>
+              </w:rPr>
+              <w:t xml:space="preserve">—</w:t>
             </w:r>
           </w:p>
         </w:tc>
@@ -10304,7 +10478,7 @@
         </w:trPr>
         <w:tc>
           <w:tcPr>
-            <w:tcW w:type="dxa" w:w="4680"/>
+            <w:tcW w:type="dxa" w:w="4025"/>
             <w:tcBorders>
               <w:top w:val="single" w:color="BFC9D9" w:sz="4"/>
               <w:left w:val="single" w:color="BFC9D9" w:sz="4"/>
@@ -10333,13 +10507,13 @@
                 <w:sz w:val="19"/>
                 <w:szCs w:val="19"/>
               </w:rPr>
-              <w:t xml:space="preserve">Landing page views</w:t>
-            </w:r>
-          </w:p>
-        </w:tc>
-        <w:tc>
-          <w:tcPr>
-            <w:tcW w:type="dxa" w:w="2340"/>
+              <w:t xml:space="preserve">Landing page views (Meta)</w:t>
+            </w:r>
+          </w:p>
+        </w:tc>
+        <w:tc>
+          <w:tcPr>
+            <w:tcW w:type="dxa" w:w="1778"/>
             <w:tcBorders>
               <w:top w:val="single" w:color="BFC9D9" w:sz="4"/>
               <w:left w:val="single" w:color="BFC9D9" w:sz="4"/>
@@ -10358,7 +10532,7 @@
           <w:p>
             <w:pPr>
               <w:spacing w:line="260"/>
-              <w:jc w:val="left"/>
+              <w:jc w:val="center"/>
             </w:pPr>
             <w:r>
               <w:rPr>
@@ -10372,7 +10546,7 @@
         </w:tc>
         <w:tc>
           <w:tcPr>
-            <w:tcW w:type="dxa" w:w="2340"/>
+            <w:tcW w:type="dxa" w:w="1778"/>
             <w:tcBorders>
               <w:top w:val="single" w:color="BFC9D9" w:sz="4"/>
               <w:left w:val="single" w:color="BFC9D9" w:sz="4"/>
@@ -10391,18 +10565,48 @@
           <w:p>
             <w:pPr>
               <w:spacing w:line="260"/>
-              <w:jc w:val="left"/>
-            </w:pPr>
-            <w:r>
-              <w:rPr>
-                <w:b w:val="false"/>
-                <w:bCs w:val="false"/>
-                <w:color w:val="262626"/>
-                <w:sz w:val="19"/>
-                <w:szCs w:val="19"/>
-                <w:highlight w:val="yellow"/>
-              </w:rPr>
-              <w:t xml:space="preserve">[____]</w:t>
+              <w:jc w:val="center"/>
+            </w:pPr>
+            <w:r>
+              <w:rPr>
+                <w:color w:val="262626"/>
+                <w:sz w:val="19"/>
+                <w:szCs w:val="19"/>
+              </w:rPr>
+              <w:t xml:space="preserve">2,922</w:t>
+            </w:r>
+          </w:p>
+        </w:tc>
+        <w:tc>
+          <w:tcPr>
+            <w:tcW w:type="dxa" w:w="1779"/>
+            <w:tcBorders>
+              <w:top w:val="single" w:color="BFC9D9" w:sz="4"/>
+              <w:left w:val="single" w:color="BFC9D9" w:sz="4"/>
+              <w:bottom w:val="single" w:color="BFC9D9" w:sz="4"/>
+              <w:right w:val="single" w:color="BFC9D9" w:sz="4"/>
+            </w:tcBorders>
+            <w:shd w:fill="F2F5FA" w:color="auto" w:val="clear"/>
+            <w:tcMar>
+              <w:top w:type="dxa" w:w="70"/>
+              <w:left w:type="dxa" w:w="100"/>
+              <w:bottom w:type="dxa" w:w="70"/>
+              <w:right w:type="dxa" w:w="100"/>
+            </w:tcMar>
+            <w:vAlign w:val="center"/>
+          </w:tcPr>
+          <w:p>
+            <w:pPr>
+              <w:spacing w:line="260"/>
+              <w:jc w:val="center"/>
+            </w:pPr>
+            <w:r>
+              <w:rPr>
+                <w:color w:val="262626"/>
+                <w:sz w:val="19"/>
+                <w:szCs w:val="19"/>
+              </w:rPr>
+              <w:t xml:space="preserve">-18.3%</w:t>
             </w:r>
           </w:p>
         </w:tc>
@@ -10413,7 +10617,7 @@
         </w:trPr>
         <w:tc>
           <w:tcPr>
-            <w:tcW w:type="dxa" w:w="4680"/>
+            <w:tcW w:type="dxa" w:w="4025"/>
             <w:tcBorders>
               <w:top w:val="single" w:color="BFC9D9" w:sz="4"/>
               <w:left w:val="single" w:color="BFC9D9" w:sz="4"/>
@@ -10448,26 +10652,26 @@
         </w:tc>
         <w:tc>
           <w:tcPr>
-            <w:tcW w:type="dxa" w:w="2340"/>
-            <w:tcBorders>
-              <w:top w:val="single" w:color="BFC9D9" w:sz="4"/>
-              <w:left w:val="single" w:color="BFC9D9" w:sz="4"/>
-              <w:bottom w:val="single" w:color="BFC9D9" w:sz="4"/>
-              <w:right w:val="single" w:color="BFC9D9" w:sz="4"/>
-            </w:tcBorders>
-            <w:shd w:fill="FFFFFF" w:color="auto" w:val="clear"/>
-            <w:tcMar>
-              <w:top w:type="dxa" w:w="70"/>
-              <w:left w:type="dxa" w:w="100"/>
-              <w:bottom w:type="dxa" w:w="70"/>
-              <w:right w:type="dxa" w:w="100"/>
-            </w:tcMar>
-            <w:vAlign w:val="center"/>
-          </w:tcPr>
-          <w:p>
-            <w:pPr>
-              <w:spacing w:line="260"/>
-              <w:jc w:val="left"/>
+            <w:tcW w:type="dxa" w:w="1778"/>
+            <w:tcBorders>
+              <w:top w:val="single" w:color="BFC9D9" w:sz="4"/>
+              <w:left w:val="single" w:color="BFC9D9" w:sz="4"/>
+              <w:bottom w:val="single" w:color="BFC9D9" w:sz="4"/>
+              <w:right w:val="single" w:color="BFC9D9" w:sz="4"/>
+            </w:tcBorders>
+            <w:shd w:fill="FFFFFF" w:color="auto" w:val="clear"/>
+            <w:tcMar>
+              <w:top w:type="dxa" w:w="70"/>
+              <w:left w:type="dxa" w:w="100"/>
+              <w:bottom w:type="dxa" w:w="70"/>
+              <w:right w:type="dxa" w:w="100"/>
+            </w:tcMar>
+            <w:vAlign w:val="center"/>
+          </w:tcPr>
+          <w:p>
+            <w:pPr>
+              <w:spacing w:line="260"/>
+              <w:jc w:val="center"/>
             </w:pPr>
             <w:r>
               <w:rPr>
@@ -10481,37 +10685,67 @@
         </w:tc>
         <w:tc>
           <w:tcPr>
-            <w:tcW w:type="dxa" w:w="2340"/>
-            <w:tcBorders>
-              <w:top w:val="single" w:color="BFC9D9" w:sz="4"/>
-              <w:left w:val="single" w:color="BFC9D9" w:sz="4"/>
-              <w:bottom w:val="single" w:color="BFC9D9" w:sz="4"/>
-              <w:right w:val="single" w:color="BFC9D9" w:sz="4"/>
-            </w:tcBorders>
-            <w:shd w:fill="FFFFFF" w:color="auto" w:val="clear"/>
-            <w:tcMar>
-              <w:top w:type="dxa" w:w="70"/>
-              <w:left w:type="dxa" w:w="100"/>
-              <w:bottom w:type="dxa" w:w="70"/>
-              <w:right w:type="dxa" w:w="100"/>
-            </w:tcMar>
-            <w:vAlign w:val="center"/>
-          </w:tcPr>
-          <w:p>
-            <w:pPr>
-              <w:spacing w:line="260"/>
-              <w:jc w:val="left"/>
-            </w:pPr>
-            <w:r>
-              <w:rPr>
-                <w:b w:val="false"/>
-                <w:bCs w:val="false"/>
-                <w:color w:val="262626"/>
-                <w:sz w:val="19"/>
-                <w:szCs w:val="19"/>
-                <w:highlight w:val="yellow"/>
-              </w:rPr>
-              <w:t xml:space="preserve">[€____]</w:t>
+            <w:tcW w:type="dxa" w:w="1778"/>
+            <w:tcBorders>
+              <w:top w:val="single" w:color="BFC9D9" w:sz="4"/>
+              <w:left w:val="single" w:color="BFC9D9" w:sz="4"/>
+              <w:bottom w:val="single" w:color="BFC9D9" w:sz="4"/>
+              <w:right w:val="single" w:color="BFC9D9" w:sz="4"/>
+            </w:tcBorders>
+            <w:shd w:fill="FFFFFF" w:color="auto" w:val="clear"/>
+            <w:tcMar>
+              <w:top w:type="dxa" w:w="70"/>
+              <w:left w:type="dxa" w:w="100"/>
+              <w:bottom w:type="dxa" w:w="70"/>
+              <w:right w:type="dxa" w:w="100"/>
+            </w:tcMar>
+            <w:vAlign w:val="center"/>
+          </w:tcPr>
+          <w:p>
+            <w:pPr>
+              <w:spacing w:line="260"/>
+              <w:jc w:val="center"/>
+            </w:pPr>
+            <w:r>
+              <w:rPr>
+                <w:color w:val="262626"/>
+                <w:sz w:val="19"/>
+                <w:szCs w:val="19"/>
+              </w:rPr>
+              <w:t xml:space="preserve">€300.04</w:t>
+            </w:r>
+          </w:p>
+        </w:tc>
+        <w:tc>
+          <w:tcPr>
+            <w:tcW w:type="dxa" w:w="1779"/>
+            <w:tcBorders>
+              <w:top w:val="single" w:color="BFC9D9" w:sz="4"/>
+              <w:left w:val="single" w:color="BFC9D9" w:sz="4"/>
+              <w:bottom w:val="single" w:color="BFC9D9" w:sz="4"/>
+              <w:right w:val="single" w:color="BFC9D9" w:sz="4"/>
+            </w:tcBorders>
+            <w:shd w:fill="FFFFFF" w:color="auto" w:val="clear"/>
+            <w:tcMar>
+              <w:top w:type="dxa" w:w="70"/>
+              <w:left w:type="dxa" w:w="100"/>
+              <w:bottom w:type="dxa" w:w="70"/>
+              <w:right w:type="dxa" w:w="100"/>
+            </w:tcMar>
+            <w:vAlign w:val="center"/>
+          </w:tcPr>
+          <w:p>
+            <w:pPr>
+              <w:spacing w:line="260"/>
+              <w:jc w:val="center"/>
+            </w:pPr>
+            <w:r>
+              <w:rPr>
+                <w:color w:val="262626"/>
+                <w:sz w:val="19"/>
+                <w:szCs w:val="19"/>
+              </w:rPr>
+              <w:t xml:space="preserve">+19.3%</w:t>
             </w:r>
           </w:p>
         </w:tc>
@@ -10522,7 +10756,7 @@
         </w:trPr>
         <w:tc>
           <w:tcPr>
-            <w:tcW w:type="dxa" w:w="4680"/>
+            <w:tcW w:type="dxa" w:w="4025"/>
             <w:tcBorders>
               <w:top w:val="single" w:color="BFC9D9" w:sz="4"/>
               <w:left w:val="single" w:color="BFC9D9" w:sz="4"/>
@@ -10551,13 +10785,13 @@
                 <w:sz w:val="19"/>
                 <w:szCs w:val="19"/>
               </w:rPr>
-              <w:t xml:space="preserve">Average cost per view</w:t>
-            </w:r>
-          </w:p>
-        </w:tc>
-        <w:tc>
-          <w:tcPr>
-            <w:tcW w:type="dxa" w:w="2340"/>
+              <w:t xml:space="preserve">Cost per landing page view</w:t>
+            </w:r>
+          </w:p>
+        </w:tc>
+        <w:tc>
+          <w:tcPr>
+            <w:tcW w:type="dxa" w:w="1778"/>
             <w:tcBorders>
               <w:top w:val="single" w:color="BFC9D9" w:sz="4"/>
               <w:left w:val="single" w:color="BFC9D9" w:sz="4"/>
@@ -10576,7 +10810,7 @@
           <w:p>
             <w:pPr>
               <w:spacing w:line="260"/>
-              <w:jc w:val="left"/>
+              <w:jc w:val="center"/>
             </w:pPr>
             <w:r>
               <w:rPr>
@@ -10590,7 +10824,7 @@
         </w:tc>
         <w:tc>
           <w:tcPr>
-            <w:tcW w:type="dxa" w:w="2340"/>
+            <w:tcW w:type="dxa" w:w="1778"/>
             <w:tcBorders>
               <w:top w:val="single" w:color="BFC9D9" w:sz="4"/>
               <w:left w:val="single" w:color="BFC9D9" w:sz="4"/>
@@ -10609,18 +10843,48 @@
           <w:p>
             <w:pPr>
               <w:spacing w:line="260"/>
-              <w:jc w:val="left"/>
-            </w:pPr>
-            <w:r>
-              <w:rPr>
-                <w:b w:val="false"/>
-                <w:bCs w:val="false"/>
-                <w:color w:val="262626"/>
-                <w:sz w:val="19"/>
-                <w:szCs w:val="19"/>
-                <w:highlight w:val="yellow"/>
-              </w:rPr>
-              <w:t xml:space="preserve">[€____]</w:t>
+              <w:jc w:val="center"/>
+            </w:pPr>
+            <w:r>
+              <w:rPr>
+                <w:color w:val="262626"/>
+                <w:sz w:val="19"/>
+                <w:szCs w:val="19"/>
+              </w:rPr>
+              <w:t xml:space="preserve">€0.103</w:t>
+            </w:r>
+          </w:p>
+        </w:tc>
+        <w:tc>
+          <w:tcPr>
+            <w:tcW w:type="dxa" w:w="1779"/>
+            <w:tcBorders>
+              <w:top w:val="single" w:color="BFC9D9" w:sz="4"/>
+              <w:left w:val="single" w:color="BFC9D9" w:sz="4"/>
+              <w:bottom w:val="single" w:color="BFC9D9" w:sz="4"/>
+              <w:right w:val="single" w:color="BFC9D9" w:sz="4"/>
+            </w:tcBorders>
+            <w:shd w:fill="F2F5FA" w:color="auto" w:val="clear"/>
+            <w:tcMar>
+              <w:top w:type="dxa" w:w="70"/>
+              <w:left w:type="dxa" w:w="100"/>
+              <w:bottom w:type="dxa" w:w="70"/>
+              <w:right w:type="dxa" w:w="100"/>
+            </w:tcMar>
+            <w:vAlign w:val="center"/>
+          </w:tcPr>
+          <w:p>
+            <w:pPr>
+              <w:spacing w:line="260"/>
+              <w:jc w:val="center"/>
+            </w:pPr>
+            <w:r>
+              <w:rPr>
+                <w:color w:val="262626"/>
+                <w:sz w:val="19"/>
+                <w:szCs w:val="19"/>
+              </w:rPr>
+              <w:t xml:space="preserve">+46.0%</w:t>
             </w:r>
           </w:p>
         </w:tc>
@@ -10631,7 +10895,7 @@
         </w:trPr>
         <w:tc>
           <w:tcPr>
-            <w:tcW w:type="dxa" w:w="4680"/>
+            <w:tcW w:type="dxa" w:w="4025"/>
             <w:tcBorders>
               <w:top w:val="single" w:color="BFC9D9" w:sz="4"/>
               <w:left w:val="single" w:color="BFC9D9" w:sz="4"/>
@@ -10660,76 +10924,106 @@
                 <w:sz w:val="19"/>
                 <w:szCs w:val="19"/>
               </w:rPr>
-              <w:t xml:space="preserve">Users who started the diagnostic</w:t>
-            </w:r>
-          </w:p>
-        </w:tc>
-        <w:tc>
-          <w:tcPr>
-            <w:tcW w:type="dxa" w:w="2340"/>
-            <w:tcBorders>
-              <w:top w:val="single" w:color="BFC9D9" w:sz="4"/>
-              <w:left w:val="single" w:color="BFC9D9" w:sz="4"/>
-              <w:bottom w:val="single" w:color="BFC9D9" w:sz="4"/>
-              <w:right w:val="single" w:color="BFC9D9" w:sz="4"/>
-            </w:tcBorders>
-            <w:shd w:fill="FFFFFF" w:color="auto" w:val="clear"/>
-            <w:tcMar>
-              <w:top w:type="dxa" w:w="70"/>
-              <w:left w:type="dxa" w:w="100"/>
-              <w:bottom w:type="dxa" w:w="70"/>
-              <w:right w:type="dxa" w:w="100"/>
-            </w:tcMar>
-            <w:vAlign w:val="center"/>
-          </w:tcPr>
-          <w:p>
-            <w:pPr>
-              <w:spacing w:line="260"/>
-              <w:jc w:val="left"/>
-            </w:pPr>
-            <w:r>
-              <w:rPr>
-                <w:color w:val="262626"/>
-                <w:sz w:val="19"/>
-                <w:szCs w:val="19"/>
-              </w:rPr>
-              <w:t xml:space="preserve">approx. 1,677</w:t>
-            </w:r>
-          </w:p>
-        </w:tc>
-        <w:tc>
-          <w:tcPr>
-            <w:tcW w:type="dxa" w:w="2340"/>
-            <w:tcBorders>
-              <w:top w:val="single" w:color="BFC9D9" w:sz="4"/>
-              <w:left w:val="single" w:color="BFC9D9" w:sz="4"/>
-              <w:bottom w:val="single" w:color="BFC9D9" w:sz="4"/>
-              <w:right w:val="single" w:color="BFC9D9" w:sz="4"/>
-            </w:tcBorders>
-            <w:shd w:fill="FFFFFF" w:color="auto" w:val="clear"/>
-            <w:tcMar>
-              <w:top w:type="dxa" w:w="70"/>
-              <w:left w:type="dxa" w:w="100"/>
-              <w:bottom w:type="dxa" w:w="70"/>
-              <w:right w:type="dxa" w:w="100"/>
-            </w:tcMar>
-            <w:vAlign w:val="center"/>
-          </w:tcPr>
-          <w:p>
-            <w:pPr>
-              <w:spacing w:line="260"/>
-              <w:jc w:val="left"/>
-            </w:pPr>
-            <w:r>
-              <w:rPr>
-                <w:b w:val="false"/>
-                <w:bCs w:val="false"/>
-                <w:color w:val="262626"/>
-                <w:sz w:val="19"/>
-                <w:szCs w:val="19"/>
-                <w:highlight w:val="yellow"/>
-              </w:rPr>
-              <w:t xml:space="preserve">[____]</w:t>
+              <w:t xml:space="preserve">Impressions / reach (Meta)</w:t>
+            </w:r>
+          </w:p>
+        </w:tc>
+        <w:tc>
+          <w:tcPr>
+            <w:tcW w:type="dxa" w:w="1778"/>
+            <w:tcBorders>
+              <w:top w:val="single" w:color="BFC9D9" w:sz="4"/>
+              <w:left w:val="single" w:color="BFC9D9" w:sz="4"/>
+              <w:bottom w:val="single" w:color="BFC9D9" w:sz="4"/>
+              <w:right w:val="single" w:color="BFC9D9" w:sz="4"/>
+            </w:tcBorders>
+            <w:shd w:fill="FFFFFF" w:color="auto" w:val="clear"/>
+            <w:tcMar>
+              <w:top w:type="dxa" w:w="70"/>
+              <w:left w:type="dxa" w:w="100"/>
+              <w:bottom w:type="dxa" w:w="70"/>
+              <w:right w:type="dxa" w:w="100"/>
+            </w:tcMar>
+            <w:vAlign w:val="center"/>
+          </w:tcPr>
+          <w:p>
+            <w:pPr>
+              <w:spacing w:line="260"/>
+              <w:jc w:val="center"/>
+            </w:pPr>
+            <w:r>
+              <w:rPr>
+                <w:color w:val="262626"/>
+                <w:sz w:val="19"/>
+                <w:szCs w:val="19"/>
+              </w:rPr>
+              <w:t xml:space="preserve">—</w:t>
+            </w:r>
+          </w:p>
+        </w:tc>
+        <w:tc>
+          <w:tcPr>
+            <w:tcW w:type="dxa" w:w="1778"/>
+            <w:tcBorders>
+              <w:top w:val="single" w:color="BFC9D9" w:sz="4"/>
+              <w:left w:val="single" w:color="BFC9D9" w:sz="4"/>
+              <w:bottom w:val="single" w:color="BFC9D9" w:sz="4"/>
+              <w:right w:val="single" w:color="BFC9D9" w:sz="4"/>
+            </w:tcBorders>
+            <w:shd w:fill="FFFFFF" w:color="auto" w:val="clear"/>
+            <w:tcMar>
+              <w:top w:type="dxa" w:w="70"/>
+              <w:left w:type="dxa" w:w="100"/>
+              <w:bottom w:type="dxa" w:w="70"/>
+              <w:right w:type="dxa" w:w="100"/>
+            </w:tcMar>
+            <w:vAlign w:val="center"/>
+          </w:tcPr>
+          <w:p>
+            <w:pPr>
+              <w:spacing w:line="260"/>
+              <w:jc w:val="center"/>
+            </w:pPr>
+            <w:r>
+              <w:rPr>
+                <w:color w:val="262626"/>
+                <w:sz w:val="19"/>
+                <w:szCs w:val="19"/>
+              </w:rPr>
+              <w:t xml:space="preserve">104,557 / 54,151</w:t>
+            </w:r>
+          </w:p>
+        </w:tc>
+        <w:tc>
+          <w:tcPr>
+            <w:tcW w:type="dxa" w:w="1779"/>
+            <w:tcBorders>
+              <w:top w:val="single" w:color="BFC9D9" w:sz="4"/>
+              <w:left w:val="single" w:color="BFC9D9" w:sz="4"/>
+              <w:bottom w:val="single" w:color="BFC9D9" w:sz="4"/>
+              <w:right w:val="single" w:color="BFC9D9" w:sz="4"/>
+            </w:tcBorders>
+            <w:shd w:fill="FFFFFF" w:color="auto" w:val="clear"/>
+            <w:tcMar>
+              <w:top w:type="dxa" w:w="70"/>
+              <w:left w:type="dxa" w:w="100"/>
+              <w:bottom w:type="dxa" w:w="70"/>
+              <w:right w:type="dxa" w:w="100"/>
+            </w:tcMar>
+            <w:vAlign w:val="center"/>
+          </w:tcPr>
+          <w:p>
+            <w:pPr>
+              <w:spacing w:line="260"/>
+              <w:jc w:val="center"/>
+            </w:pPr>
+            <w:r>
+              <w:rPr>
+                <w:color w:val="262626"/>
+                <w:sz w:val="19"/>
+                <w:szCs w:val="19"/>
+              </w:rPr>
+              <w:t xml:space="preserve">—</w:t>
             </w:r>
           </w:p>
         </w:tc>
@@ -10740,7 +11034,7 @@
         </w:trPr>
         <w:tc>
           <w:tcPr>
-            <w:tcW w:type="dxa" w:w="4680"/>
+            <w:tcW w:type="dxa" w:w="4025"/>
             <w:tcBorders>
               <w:top w:val="single" w:color="BFC9D9" w:sz="4"/>
               <w:left w:val="single" w:color="BFC9D9" w:sz="4"/>
@@ -10769,13 +11063,13 @@
                 <w:sz w:val="19"/>
                 <w:szCs w:val="19"/>
               </w:rPr>
-              <w:t xml:space="preserve">Users who reached the second step</w:t>
-            </w:r>
-          </w:p>
-        </w:tc>
-        <w:tc>
-          <w:tcPr>
-            <w:tcW w:type="dxa" w:w="2340"/>
+              <w:t xml:space="preserve">Users who started the diagnostic (GA4)</w:t>
+            </w:r>
+          </w:p>
+        </w:tc>
+        <w:tc>
+          <w:tcPr>
+            <w:tcW w:type="dxa" w:w="1778"/>
             <w:tcBorders>
               <w:top w:val="single" w:color="BFC9D9" w:sz="4"/>
               <w:left w:val="single" w:color="BFC9D9" w:sz="4"/>
@@ -10794,21 +11088,21 @@
           <w:p>
             <w:pPr>
               <w:spacing w:line="260"/>
-              <w:jc w:val="left"/>
-            </w:pPr>
-            <w:r>
-              <w:rPr>
-                <w:color w:val="262626"/>
-                <w:sz w:val="19"/>
-                <w:szCs w:val="19"/>
-              </w:rPr>
-              <w:t xml:space="preserve">8</w:t>
-            </w:r>
-          </w:p>
-        </w:tc>
-        <w:tc>
-          <w:tcPr>
-            <w:tcW w:type="dxa" w:w="2340"/>
+              <w:jc w:val="center"/>
+            </w:pPr>
+            <w:r>
+              <w:rPr>
+                <w:color w:val="262626"/>
+                <w:sz w:val="19"/>
+                <w:szCs w:val="19"/>
+              </w:rPr>
+              <w:t xml:space="preserve">approx. 1,677</w:t>
+            </w:r>
+          </w:p>
+        </w:tc>
+        <w:tc>
+          <w:tcPr>
+            <w:tcW w:type="dxa" w:w="1778"/>
             <w:tcBorders>
               <w:top w:val="single" w:color="BFC9D9" w:sz="4"/>
               <w:left w:val="single" w:color="BFC9D9" w:sz="4"/>
@@ -10827,18 +11121,48 @@
           <w:p>
             <w:pPr>
               <w:spacing w:line="260"/>
-              <w:jc w:val="left"/>
-            </w:pPr>
-            <w:r>
-              <w:rPr>
-                <w:b w:val="false"/>
-                <w:bCs w:val="false"/>
-                <w:color w:val="262626"/>
-                <w:sz w:val="19"/>
-                <w:szCs w:val="19"/>
-                <w:highlight w:val="yellow"/>
-              </w:rPr>
-              <w:t xml:space="preserve">[____]</w:t>
+              <w:jc w:val="center"/>
+            </w:pPr>
+            <w:r>
+              <w:rPr>
+                <w:color w:val="262626"/>
+                <w:sz w:val="19"/>
+                <w:szCs w:val="19"/>
+              </w:rPr>
+              <w:t xml:space="preserve">2,096</w:t>
+            </w:r>
+          </w:p>
+        </w:tc>
+        <w:tc>
+          <w:tcPr>
+            <w:tcW w:type="dxa" w:w="1779"/>
+            <w:tcBorders>
+              <w:top w:val="single" w:color="BFC9D9" w:sz="4"/>
+              <w:left w:val="single" w:color="BFC9D9" w:sz="4"/>
+              <w:bottom w:val="single" w:color="BFC9D9" w:sz="4"/>
+              <w:right w:val="single" w:color="BFC9D9" w:sz="4"/>
+            </w:tcBorders>
+            <w:shd w:fill="F2F5FA" w:color="auto" w:val="clear"/>
+            <w:tcMar>
+              <w:top w:type="dxa" w:w="70"/>
+              <w:left w:type="dxa" w:w="100"/>
+              <w:bottom w:type="dxa" w:w="70"/>
+              <w:right w:type="dxa" w:w="100"/>
+            </w:tcMar>
+            <w:vAlign w:val="center"/>
+          </w:tcPr>
+          <w:p>
+            <w:pPr>
+              <w:spacing w:line="260"/>
+              <w:jc w:val="center"/>
+            </w:pPr>
+            <w:r>
+              <w:rPr>
+                <w:color w:val="262626"/>
+                <w:sz w:val="19"/>
+                <w:szCs w:val="19"/>
+              </w:rPr>
+              <w:t xml:space="preserve">+25.0%</w:t>
             </w:r>
           </w:p>
         </w:tc>
@@ -10849,7 +11173,7 @@
         </w:trPr>
         <w:tc>
           <w:tcPr>
-            <w:tcW w:type="dxa" w:w="4680"/>
+            <w:tcW w:type="dxa" w:w="4025"/>
             <w:tcBorders>
               <w:top w:val="single" w:color="BFC9D9" w:sz="4"/>
               <w:left w:val="single" w:color="BFC9D9" w:sz="4"/>
@@ -10878,20 +11202,124 @@
                 <w:sz w:val="19"/>
                 <w:szCs w:val="19"/>
               </w:rPr>
-              <w:t xml:space="preserve">Contacts recorded in CRM</w:t>
-            </w:r>
-          </w:p>
-        </w:tc>
-        <w:tc>
-          <w:tcPr>
-            <w:tcW w:type="dxa" w:w="2340"/>
-            <w:tcBorders>
-              <w:top w:val="single" w:color="BFC9D9" w:sz="4"/>
-              <w:left w:val="single" w:color="BFC9D9" w:sz="4"/>
-              <w:bottom w:val="single" w:color="BFC9D9" w:sz="4"/>
-              <w:right w:val="single" w:color="BFC9D9" w:sz="4"/>
-            </w:tcBorders>
-            <w:shd w:fill="FFFFFF" w:color="auto" w:val="clear"/>
+              <w:t xml:space="preserve">Users who reached step 2 (GA4)</w:t>
+            </w:r>
+          </w:p>
+        </w:tc>
+        <w:tc>
+          <w:tcPr>
+            <w:tcW w:type="dxa" w:w="1778"/>
+            <w:tcBorders>
+              <w:top w:val="single" w:color="BFC9D9" w:sz="4"/>
+              <w:left w:val="single" w:color="BFC9D9" w:sz="4"/>
+              <w:bottom w:val="single" w:color="BFC9D9" w:sz="4"/>
+              <w:right w:val="single" w:color="BFC9D9" w:sz="4"/>
+            </w:tcBorders>
+            <w:shd w:fill="FFFFFF" w:color="auto" w:val="clear"/>
+            <w:tcMar>
+              <w:top w:type="dxa" w:w="70"/>
+              <w:left w:type="dxa" w:w="100"/>
+              <w:bottom w:type="dxa" w:w="70"/>
+              <w:right w:type="dxa" w:w="100"/>
+            </w:tcMar>
+            <w:vAlign w:val="center"/>
+          </w:tcPr>
+          <w:p>
+            <w:pPr>
+              <w:spacing w:line="260"/>
+              <w:jc w:val="center"/>
+            </w:pPr>
+            <w:r>
+              <w:rPr>
+                <w:color w:val="262626"/>
+                <w:sz w:val="19"/>
+                <w:szCs w:val="19"/>
+              </w:rPr>
+              <w:t xml:space="preserve">8</w:t>
+            </w:r>
+          </w:p>
+        </w:tc>
+        <w:tc>
+          <w:tcPr>
+            <w:tcW w:type="dxa" w:w="1778"/>
+            <w:tcBorders>
+              <w:top w:val="single" w:color="BFC9D9" w:sz="4"/>
+              <w:left w:val="single" w:color="BFC9D9" w:sz="4"/>
+              <w:bottom w:val="single" w:color="BFC9D9" w:sz="4"/>
+              <w:right w:val="single" w:color="BFC9D9" w:sz="4"/>
+            </w:tcBorders>
+            <w:shd w:fill="FFFFFF" w:color="auto" w:val="clear"/>
+            <w:tcMar>
+              <w:top w:type="dxa" w:w="70"/>
+              <w:left w:type="dxa" w:w="100"/>
+              <w:bottom w:type="dxa" w:w="70"/>
+              <w:right w:type="dxa" w:w="100"/>
+            </w:tcMar>
+            <w:vAlign w:val="center"/>
+          </w:tcPr>
+          <w:p>
+            <w:pPr>
+              <w:spacing w:line="260"/>
+              <w:jc w:val="center"/>
+            </w:pPr>
+            <w:r>
+              <w:rPr>
+                <w:color w:val="262626"/>
+                <w:sz w:val="19"/>
+                <w:szCs w:val="19"/>
+              </w:rPr>
+              <w:t xml:space="preserve">2</w:t>
+            </w:r>
+          </w:p>
+        </w:tc>
+        <w:tc>
+          <w:tcPr>
+            <w:tcW w:type="dxa" w:w="1779"/>
+            <w:tcBorders>
+              <w:top w:val="single" w:color="BFC9D9" w:sz="4"/>
+              <w:left w:val="single" w:color="BFC9D9" w:sz="4"/>
+              <w:bottom w:val="single" w:color="BFC9D9" w:sz="4"/>
+              <w:right w:val="single" w:color="BFC9D9" w:sz="4"/>
+            </w:tcBorders>
+            <w:shd w:fill="FFFFFF" w:color="auto" w:val="clear"/>
+            <w:tcMar>
+              <w:top w:type="dxa" w:w="70"/>
+              <w:left w:type="dxa" w:w="100"/>
+              <w:bottom w:type="dxa" w:w="70"/>
+              <w:right w:type="dxa" w:w="100"/>
+            </w:tcMar>
+            <w:vAlign w:val="center"/>
+          </w:tcPr>
+          <w:p>
+            <w:pPr>
+              <w:spacing w:line="260"/>
+              <w:jc w:val="center"/>
+            </w:pPr>
+            <w:r>
+              <w:rPr>
+                <w:color w:val="262626"/>
+                <w:sz w:val="19"/>
+                <w:szCs w:val="19"/>
+              </w:rPr>
+              <w:t xml:space="preserve">-6</w:t>
+            </w:r>
+          </w:p>
+        </w:tc>
+      </w:tr>
+      <w:tr>
+        <w:trPr>
+          <w:cantSplit/>
+        </w:trPr>
+        <w:tc>
+          <w:tcPr>
+            <w:tcW w:type="dxa" w:w="4025"/>
+            <w:tcBorders>
+              <w:top w:val="single" w:color="BFC9D9" w:sz="4"/>
+              <w:left w:val="single" w:color="BFC9D9" w:sz="4"/>
+              <w:bottom w:val="single" w:color="BFC9D9" w:sz="4"/>
+              <w:right w:val="single" w:color="BFC9D9" w:sz="4"/>
+            </w:tcBorders>
+            <w:shd w:fill="F2F5FA" w:color="auto" w:val="clear"/>
             <w:tcMar>
               <w:top w:type="dxa" w:w="70"/>
               <w:left w:type="dxa" w:w="100"/>
@@ -10907,17 +11335,123 @@
             </w:pPr>
             <w:r>
               <w:rPr>
-                <w:color w:val="262626"/>
-                <w:sz w:val="19"/>
-                <w:szCs w:val="19"/>
-              </w:rPr>
-              <w:t xml:space="preserve">0 (historical period)</w:t>
-            </w:r>
-          </w:p>
-        </w:tc>
-        <w:tc>
-          <w:tcPr>
-            <w:tcW w:type="dxa" w:w="2340"/>
+                <w:b/>
+                <w:bCs/>
+                <w:color w:val="1F3864"/>
+                <w:sz w:val="19"/>
+                <w:szCs w:val="19"/>
+              </w:rPr>
+              <w:t xml:space="preserve">Step 1 → step 2 rate</w:t>
+            </w:r>
+          </w:p>
+        </w:tc>
+        <w:tc>
+          <w:tcPr>
+            <w:tcW w:type="dxa" w:w="1778"/>
+            <w:tcBorders>
+              <w:top w:val="single" w:color="BFC9D9" w:sz="4"/>
+              <w:left w:val="single" w:color="BFC9D9" w:sz="4"/>
+              <w:bottom w:val="single" w:color="BFC9D9" w:sz="4"/>
+              <w:right w:val="single" w:color="BFC9D9" w:sz="4"/>
+            </w:tcBorders>
+            <w:shd w:fill="F2F5FA" w:color="auto" w:val="clear"/>
+            <w:tcMar>
+              <w:top w:type="dxa" w:w="70"/>
+              <w:left w:type="dxa" w:w="100"/>
+              <w:bottom w:type="dxa" w:w="70"/>
+              <w:right w:type="dxa" w:w="100"/>
+            </w:tcMar>
+            <w:vAlign w:val="center"/>
+          </w:tcPr>
+          <w:p>
+            <w:pPr>
+              <w:spacing w:line="260"/>
+              <w:jc w:val="center"/>
+            </w:pPr>
+            <w:r>
+              <w:rPr>
+                <w:color w:val="262626"/>
+                <w:sz w:val="19"/>
+                <w:szCs w:val="19"/>
+              </w:rPr>
+              <w:t xml:space="preserve">0.48%</w:t>
+            </w:r>
+          </w:p>
+        </w:tc>
+        <w:tc>
+          <w:tcPr>
+            <w:tcW w:type="dxa" w:w="1778"/>
+            <w:tcBorders>
+              <w:top w:val="single" w:color="BFC9D9" w:sz="4"/>
+              <w:left w:val="single" w:color="BFC9D9" w:sz="4"/>
+              <w:bottom w:val="single" w:color="BFC9D9" w:sz="4"/>
+              <w:right w:val="single" w:color="BFC9D9" w:sz="4"/>
+            </w:tcBorders>
+            <w:shd w:fill="F2F5FA" w:color="auto" w:val="clear"/>
+            <w:tcMar>
+              <w:top w:type="dxa" w:w="70"/>
+              <w:left w:type="dxa" w:w="100"/>
+              <w:bottom w:type="dxa" w:w="70"/>
+              <w:right w:type="dxa" w:w="100"/>
+            </w:tcMar>
+            <w:vAlign w:val="center"/>
+          </w:tcPr>
+          <w:p>
+            <w:pPr>
+              <w:spacing w:line="260"/>
+              <w:jc w:val="center"/>
+            </w:pPr>
+            <w:r>
+              <w:rPr>
+                <w:color w:val="262626"/>
+                <w:sz w:val="19"/>
+                <w:szCs w:val="19"/>
+              </w:rPr>
+              <w:t xml:space="preserve">0.10%</w:t>
+            </w:r>
+          </w:p>
+        </w:tc>
+        <w:tc>
+          <w:tcPr>
+            <w:tcW w:type="dxa" w:w="1779"/>
+            <w:tcBorders>
+              <w:top w:val="single" w:color="BFC9D9" w:sz="4"/>
+              <w:left w:val="single" w:color="BFC9D9" w:sz="4"/>
+              <w:bottom w:val="single" w:color="BFC9D9" w:sz="4"/>
+              <w:right w:val="single" w:color="BFC9D9" w:sz="4"/>
+            </w:tcBorders>
+            <w:shd w:fill="F2F5FA" w:color="auto" w:val="clear"/>
+            <w:tcMar>
+              <w:top w:type="dxa" w:w="70"/>
+              <w:left w:type="dxa" w:w="100"/>
+              <w:bottom w:type="dxa" w:w="70"/>
+              <w:right w:type="dxa" w:w="100"/>
+            </w:tcMar>
+            <w:vAlign w:val="center"/>
+          </w:tcPr>
+          <w:p>
+            <w:pPr>
+              <w:spacing w:line="260"/>
+              <w:jc w:val="center"/>
+            </w:pPr>
+            <w:r>
+              <w:rPr>
+                <w:color w:val="262626"/>
+                <w:sz w:val="19"/>
+                <w:szCs w:val="19"/>
+              </w:rPr>
+              <w:t xml:space="preserve">-0.38 pp</w:t>
+            </w:r>
+          </w:p>
+        </w:tc>
+      </w:tr>
+      <w:tr>
+        <w:trPr>
+          <w:cantSplit/>
+        </w:trPr>
+        <w:tc>
+          <w:tcPr>
+            <w:tcW w:type="dxa" w:w="4025"/>
             <w:tcBorders>
               <w:top w:val="single" w:color="BFC9D9" w:sz="4"/>
               <w:left w:val="single" w:color="BFC9D9" w:sz="4"/>
@@ -10940,14 +11474,1029 @@
             </w:pPr>
             <w:r>
               <w:rPr>
-                <w:b w:val="false"/>
-                <w:bCs w:val="false"/>
-                <w:color w:val="262626"/>
-                <w:sz w:val="19"/>
-                <w:szCs w:val="19"/>
-                <w:highlight w:val="yellow"/>
-              </w:rPr>
-              <w:t xml:space="preserve">[____]</w:t>
+                <w:b/>
+                <w:bCs/>
+                <w:color w:val="1F3864"/>
+                <w:sz w:val="19"/>
+                <w:szCs w:val="19"/>
+              </w:rPr>
+              <w:t xml:space="preserve">Diagnoses completed (GA4)</w:t>
+            </w:r>
+          </w:p>
+        </w:tc>
+        <w:tc>
+          <w:tcPr>
+            <w:tcW w:type="dxa" w:w="1778"/>
+            <w:tcBorders>
+              <w:top w:val="single" w:color="BFC9D9" w:sz="4"/>
+              <w:left w:val="single" w:color="BFC9D9" w:sz="4"/>
+              <w:bottom w:val="single" w:color="BFC9D9" w:sz="4"/>
+              <w:right w:val="single" w:color="BFC9D9" w:sz="4"/>
+            </w:tcBorders>
+            <w:shd w:fill="FFFFFF" w:color="auto" w:val="clear"/>
+            <w:tcMar>
+              <w:top w:type="dxa" w:w="70"/>
+              <w:left w:type="dxa" w:w="100"/>
+              <w:bottom w:type="dxa" w:w="70"/>
+              <w:right w:type="dxa" w:w="100"/>
+            </w:tcMar>
+            <w:vAlign w:val="center"/>
+          </w:tcPr>
+          <w:p>
+            <w:pPr>
+              <w:spacing w:line="260"/>
+              <w:jc w:val="center"/>
+            </w:pPr>
+            <w:r>
+              <w:rPr>
+                <w:color w:val="262626"/>
+                <w:sz w:val="19"/>
+                <w:szCs w:val="19"/>
+              </w:rPr>
+              <w:t xml:space="preserve">—</w:t>
+            </w:r>
+          </w:p>
+        </w:tc>
+        <w:tc>
+          <w:tcPr>
+            <w:tcW w:type="dxa" w:w="1778"/>
+            <w:tcBorders>
+              <w:top w:val="single" w:color="BFC9D9" w:sz="4"/>
+              <w:left w:val="single" w:color="BFC9D9" w:sz="4"/>
+              <w:bottom w:val="single" w:color="BFC9D9" w:sz="4"/>
+              <w:right w:val="single" w:color="BFC9D9" w:sz="4"/>
+            </w:tcBorders>
+            <w:shd w:fill="FFFFFF" w:color="auto" w:val="clear"/>
+            <w:tcMar>
+              <w:top w:type="dxa" w:w="70"/>
+              <w:left w:type="dxa" w:w="100"/>
+              <w:bottom w:type="dxa" w:w="70"/>
+              <w:right w:type="dxa" w:w="100"/>
+            </w:tcMar>
+            <w:vAlign w:val="center"/>
+          </w:tcPr>
+          <w:p>
+            <w:pPr>
+              <w:spacing w:line="260"/>
+              <w:jc w:val="center"/>
+            </w:pPr>
+            <w:r>
+              <w:rPr>
+                <w:color w:val="262626"/>
+                <w:sz w:val="19"/>
+                <w:szCs w:val="19"/>
+              </w:rPr>
+              <w:t xml:space="preserve">0</w:t>
+            </w:r>
+          </w:p>
+        </w:tc>
+        <w:tc>
+          <w:tcPr>
+            <w:tcW w:type="dxa" w:w="1779"/>
+            <w:tcBorders>
+              <w:top w:val="single" w:color="BFC9D9" w:sz="4"/>
+              <w:left w:val="single" w:color="BFC9D9" w:sz="4"/>
+              <w:bottom w:val="single" w:color="BFC9D9" w:sz="4"/>
+              <w:right w:val="single" w:color="BFC9D9" w:sz="4"/>
+            </w:tcBorders>
+            <w:shd w:fill="FFFFFF" w:color="auto" w:val="clear"/>
+            <w:tcMar>
+              <w:top w:type="dxa" w:w="70"/>
+              <w:left w:type="dxa" w:w="100"/>
+              <w:bottom w:type="dxa" w:w="70"/>
+              <w:right w:type="dxa" w:w="100"/>
+            </w:tcMar>
+            <w:vAlign w:val="center"/>
+          </w:tcPr>
+          <w:p>
+            <w:pPr>
+              <w:spacing w:line="260"/>
+              <w:jc w:val="center"/>
+            </w:pPr>
+            <w:r>
+              <w:rPr>
+                <w:color w:val="262626"/>
+                <w:sz w:val="19"/>
+                <w:szCs w:val="19"/>
+              </w:rPr>
+              <w:t xml:space="preserve">—</w:t>
+            </w:r>
+          </w:p>
+        </w:tc>
+      </w:tr>
+    </w:tbl>
+    <w:p>
+      <w:pPr>
+        <w:spacing w:after="80"/>
+      </w:pPr>
+    </w:p>
+    <w:p>
+      <w:pPr>
+        <w:spacing w:after="140"/>
+      </w:pPr>
+      <w:r>
+        <w:rPr>
+          <w:i/>
+          <w:iCs/>
+          <w:color w:val="595959"/>
+          <w:sz w:val="17"/>
+          <w:szCs w:val="17"/>
+        </w:rPr>
+        <w:t xml:space="preserve">Changes and rates are calc. August covers 7–31 Aug (25 days); September covers 30 days. Meta landing page views and GA4 diagnostic users are measured differently and are not directly comparable.</w:t>
+      </w:r>
+    </w:p>
+    <w:tbl>
+      <w:tblPr>
+        <w:tblW w:type="dxa" w:w="9360"/>
+        <w:tblBorders>
+          <w:top w:val="single" w:color="auto" w:sz="4"/>
+          <w:left w:val="single" w:color="auto" w:sz="4"/>
+          <w:bottom w:val="single" w:color="auto" w:sz="4"/>
+          <w:right w:val="single" w:color="auto" w:sz="4"/>
+          <w:insideH w:val="single" w:color="auto" w:sz="4"/>
+          <w:insideV w:val="single" w:color="auto" w:sz="4"/>
+        </w:tblBorders>
+        <w:tblLayout w:type="fixed"/>
+      </w:tblPr>
+      <w:tblGrid>
+        <w:gridCol w:w="2621"/>
+        <w:gridCol w:w="1685"/>
+        <w:gridCol w:w="1310"/>
+        <w:gridCol w:w="1872"/>
+        <w:gridCol w:w="1872"/>
+      </w:tblGrid>
+      <w:tr>
+        <w:trPr>
+          <w:tblHeader/>
+        </w:trPr>
+        <w:tc>
+          <w:tcPr>
+            <w:tcW w:type="dxa" w:w="2621"/>
+            <w:tcBorders>
+              <w:top w:val="single" w:color="BFC9D9" w:sz="4"/>
+              <w:left w:val="single" w:color="BFC9D9" w:sz="4"/>
+              <w:bottom w:val="single" w:color="BFC9D9" w:sz="4"/>
+              <w:right w:val="single" w:color="BFC9D9" w:sz="4"/>
+            </w:tcBorders>
+            <w:shd w:fill="1F3864" w:color="auto" w:val="clear"/>
+            <w:tcMar>
+              <w:top w:type="dxa" w:w="70"/>
+              <w:left w:type="dxa" w:w="100"/>
+              <w:bottom w:type="dxa" w:w="70"/>
+              <w:right w:type="dxa" w:w="100"/>
+            </w:tcMar>
+            <w:vAlign w:val="center"/>
+          </w:tcPr>
+          <w:p>
+            <w:pPr>
+              <w:spacing w:line="260"/>
+              <w:jc w:val="left"/>
+            </w:pPr>
+            <w:r>
+              <w:rPr>
+                <w:b/>
+                <w:bCs/>
+                <w:color w:val="FFFFFF"/>
+                <w:sz w:val="19"/>
+                <w:szCs w:val="19"/>
+              </w:rPr>
+              <w:t xml:space="preserve">Ad (September)</w:t>
+            </w:r>
+          </w:p>
+        </w:tc>
+        <w:tc>
+          <w:tcPr>
+            <w:tcW w:type="dxa" w:w="1685"/>
+            <w:tcBorders>
+              <w:top w:val="single" w:color="BFC9D9" w:sz="4"/>
+              <w:left w:val="single" w:color="BFC9D9" w:sz="4"/>
+              <w:bottom w:val="single" w:color="BFC9D9" w:sz="4"/>
+              <w:right w:val="single" w:color="BFC9D9" w:sz="4"/>
+            </w:tcBorders>
+            <w:shd w:fill="1F3864" w:color="auto" w:val="clear"/>
+            <w:tcMar>
+              <w:top w:type="dxa" w:w="70"/>
+              <w:left w:type="dxa" w:w="100"/>
+              <w:bottom w:type="dxa" w:w="70"/>
+              <w:right w:type="dxa" w:w="100"/>
+            </w:tcMar>
+            <w:vAlign w:val="center"/>
+          </w:tcPr>
+          <w:p>
+            <w:pPr>
+              <w:spacing w:line="260"/>
+              <w:jc w:val="center"/>
+            </w:pPr>
+            <w:r>
+              <w:rPr>
+                <w:b/>
+                <w:bCs/>
+                <w:color w:val="FFFFFF"/>
+                <w:sz w:val="19"/>
+                <w:szCs w:val="19"/>
+              </w:rPr>
+              <w:t xml:space="preserve">Landing page views</w:t>
+            </w:r>
+          </w:p>
+        </w:tc>
+        <w:tc>
+          <w:tcPr>
+            <w:tcW w:type="dxa" w:w="1310"/>
+            <w:tcBorders>
+              <w:top w:val="single" w:color="BFC9D9" w:sz="4"/>
+              <w:left w:val="single" w:color="BFC9D9" w:sz="4"/>
+              <w:bottom w:val="single" w:color="BFC9D9" w:sz="4"/>
+              <w:right w:val="single" w:color="BFC9D9" w:sz="4"/>
+            </w:tcBorders>
+            <w:shd w:fill="1F3864" w:color="auto" w:val="clear"/>
+            <w:tcMar>
+              <w:top w:type="dxa" w:w="70"/>
+              <w:left w:type="dxa" w:w="100"/>
+              <w:bottom w:type="dxa" w:w="70"/>
+              <w:right w:type="dxa" w:w="100"/>
+            </w:tcMar>
+            <w:vAlign w:val="center"/>
+          </w:tcPr>
+          <w:p>
+            <w:pPr>
+              <w:spacing w:line="260"/>
+              <w:jc w:val="center"/>
+            </w:pPr>
+            <w:r>
+              <w:rPr>
+                <w:b/>
+                <w:bCs/>
+                <w:color w:val="FFFFFF"/>
+                <w:sz w:val="19"/>
+                <w:szCs w:val="19"/>
+              </w:rPr>
+              <w:t xml:space="preserve">Share</w:t>
+            </w:r>
+          </w:p>
+        </w:tc>
+        <w:tc>
+          <w:tcPr>
+            <w:tcW w:type="dxa" w:w="1872"/>
+            <w:tcBorders>
+              <w:top w:val="single" w:color="BFC9D9" w:sz="4"/>
+              <w:left w:val="single" w:color="BFC9D9" w:sz="4"/>
+              <w:bottom w:val="single" w:color="BFC9D9" w:sz="4"/>
+              <w:right w:val="single" w:color="BFC9D9" w:sz="4"/>
+            </w:tcBorders>
+            <w:shd w:fill="1F3864" w:color="auto" w:val="clear"/>
+            <w:tcMar>
+              <w:top w:type="dxa" w:w="70"/>
+              <w:left w:type="dxa" w:w="100"/>
+              <w:bottom w:type="dxa" w:w="70"/>
+              <w:right w:type="dxa" w:w="100"/>
+            </w:tcMar>
+            <w:vAlign w:val="center"/>
+          </w:tcPr>
+          <w:p>
+            <w:pPr>
+              <w:spacing w:line="260"/>
+              <w:jc w:val="center"/>
+            </w:pPr>
+            <w:r>
+              <w:rPr>
+                <w:b/>
+                <w:bCs/>
+                <w:color w:val="FFFFFF"/>
+                <w:sz w:val="19"/>
+                <w:szCs w:val="19"/>
+              </w:rPr>
+              <w:t xml:space="preserve">Spend</w:t>
+            </w:r>
+          </w:p>
+        </w:tc>
+        <w:tc>
+          <w:tcPr>
+            <w:tcW w:type="dxa" w:w="1872"/>
+            <w:tcBorders>
+              <w:top w:val="single" w:color="BFC9D9" w:sz="4"/>
+              <w:left w:val="single" w:color="BFC9D9" w:sz="4"/>
+              <w:bottom w:val="single" w:color="BFC9D9" w:sz="4"/>
+              <w:right w:val="single" w:color="BFC9D9" w:sz="4"/>
+            </w:tcBorders>
+            <w:shd w:fill="1F3864" w:color="auto" w:val="clear"/>
+            <w:tcMar>
+              <w:top w:type="dxa" w:w="70"/>
+              <w:left w:type="dxa" w:w="100"/>
+              <w:bottom w:type="dxa" w:w="70"/>
+              <w:right w:type="dxa" w:w="100"/>
+            </w:tcMar>
+            <w:vAlign w:val="center"/>
+          </w:tcPr>
+          <w:p>
+            <w:pPr>
+              <w:spacing w:line="260"/>
+              <w:jc w:val="center"/>
+            </w:pPr>
+            <w:r>
+              <w:rPr>
+                <w:b/>
+                <w:bCs/>
+                <w:color w:val="FFFFFF"/>
+                <w:sz w:val="19"/>
+                <w:szCs w:val="19"/>
+              </w:rPr>
+              <w:t xml:space="preserve">Cost per view</w:t>
+            </w:r>
+          </w:p>
+        </w:tc>
+      </w:tr>
+      <w:tr>
+        <w:trPr>
+          <w:cantSplit/>
+        </w:trPr>
+        <w:tc>
+          <w:tcPr>
+            <w:tcW w:type="dxa" w:w="2621"/>
+            <w:tcBorders>
+              <w:top w:val="single" w:color="BFC9D9" w:sz="4"/>
+              <w:left w:val="single" w:color="BFC9D9" w:sz="4"/>
+              <w:bottom w:val="single" w:color="BFC9D9" w:sz="4"/>
+              <w:right w:val="single" w:color="BFC9D9" w:sz="4"/>
+            </w:tcBorders>
+            <w:shd w:fill="FFFFFF" w:color="auto" w:val="clear"/>
+            <w:tcMar>
+              <w:top w:type="dxa" w:w="70"/>
+              <w:left w:type="dxa" w:w="100"/>
+              <w:bottom w:type="dxa" w:w="70"/>
+              <w:right w:type="dxa" w:w="100"/>
+            </w:tcMar>
+            <w:vAlign w:val="center"/>
+          </w:tcPr>
+          <w:p>
+            <w:pPr>
+              <w:spacing w:line="260"/>
+              <w:jc w:val="left"/>
+            </w:pPr>
+            <w:r>
+              <w:rPr>
+                <w:b/>
+                <w:bCs/>
+                <w:color w:val="1F3864"/>
+                <w:sz w:val="19"/>
+                <w:szCs w:val="19"/>
+              </w:rPr>
+              <w:t xml:space="preserve">Reel 72</w:t>
+            </w:r>
+          </w:p>
+        </w:tc>
+        <w:tc>
+          <w:tcPr>
+            <w:tcW w:type="dxa" w:w="1685"/>
+            <w:tcBorders>
+              <w:top w:val="single" w:color="BFC9D9" w:sz="4"/>
+              <w:left w:val="single" w:color="BFC9D9" w:sz="4"/>
+              <w:bottom w:val="single" w:color="BFC9D9" w:sz="4"/>
+              <w:right w:val="single" w:color="BFC9D9" w:sz="4"/>
+            </w:tcBorders>
+            <w:shd w:fill="FFFFFF" w:color="auto" w:val="clear"/>
+            <w:tcMar>
+              <w:top w:type="dxa" w:w="70"/>
+              <w:left w:type="dxa" w:w="100"/>
+              <w:bottom w:type="dxa" w:w="70"/>
+              <w:right w:type="dxa" w:w="100"/>
+            </w:tcMar>
+            <w:vAlign w:val="center"/>
+          </w:tcPr>
+          <w:p>
+            <w:pPr>
+              <w:spacing w:line="260"/>
+              <w:jc w:val="center"/>
+            </w:pPr>
+            <w:r>
+              <w:rPr>
+                <w:color w:val="262626"/>
+                <w:sz w:val="19"/>
+                <w:szCs w:val="19"/>
+              </w:rPr>
+              <w:t xml:space="preserve">2,800</w:t>
+            </w:r>
+          </w:p>
+        </w:tc>
+        <w:tc>
+          <w:tcPr>
+            <w:tcW w:type="dxa" w:w="1310"/>
+            <w:tcBorders>
+              <w:top w:val="single" w:color="BFC9D9" w:sz="4"/>
+              <w:left w:val="single" w:color="BFC9D9" w:sz="4"/>
+              <w:bottom w:val="single" w:color="BFC9D9" w:sz="4"/>
+              <w:right w:val="single" w:color="BFC9D9" w:sz="4"/>
+            </w:tcBorders>
+            <w:shd w:fill="FFFFFF" w:color="auto" w:val="clear"/>
+            <w:tcMar>
+              <w:top w:type="dxa" w:w="70"/>
+              <w:left w:type="dxa" w:w="100"/>
+              <w:bottom w:type="dxa" w:w="70"/>
+              <w:right w:type="dxa" w:w="100"/>
+            </w:tcMar>
+            <w:vAlign w:val="center"/>
+          </w:tcPr>
+          <w:p>
+            <w:pPr>
+              <w:spacing w:line="260"/>
+              <w:jc w:val="center"/>
+            </w:pPr>
+            <w:r>
+              <w:rPr>
+                <w:color w:val="262626"/>
+                <w:sz w:val="19"/>
+                <w:szCs w:val="19"/>
+              </w:rPr>
+              <w:t xml:space="preserve">95.8%</w:t>
+            </w:r>
+          </w:p>
+        </w:tc>
+        <w:tc>
+          <w:tcPr>
+            <w:tcW w:type="dxa" w:w="1872"/>
+            <w:tcBorders>
+              <w:top w:val="single" w:color="BFC9D9" w:sz="4"/>
+              <w:left w:val="single" w:color="BFC9D9" w:sz="4"/>
+              <w:bottom w:val="single" w:color="BFC9D9" w:sz="4"/>
+              <w:right w:val="single" w:color="BFC9D9" w:sz="4"/>
+            </w:tcBorders>
+            <w:shd w:fill="FFFFFF" w:color="auto" w:val="clear"/>
+            <w:tcMar>
+              <w:top w:type="dxa" w:w="70"/>
+              <w:left w:type="dxa" w:w="100"/>
+              <w:bottom w:type="dxa" w:w="70"/>
+              <w:right w:type="dxa" w:w="100"/>
+            </w:tcMar>
+            <w:vAlign w:val="center"/>
+          </w:tcPr>
+          <w:p>
+            <w:pPr>
+              <w:spacing w:line="260"/>
+              <w:jc w:val="center"/>
+            </w:pPr>
+            <w:r>
+              <w:rPr>
+                <w:color w:val="262626"/>
+                <w:sz w:val="19"/>
+                <w:szCs w:val="19"/>
+              </w:rPr>
+              <w:t xml:space="preserve">€284.62</w:t>
+            </w:r>
+          </w:p>
+        </w:tc>
+        <w:tc>
+          <w:tcPr>
+            <w:tcW w:type="dxa" w:w="1872"/>
+            <w:tcBorders>
+              <w:top w:val="single" w:color="BFC9D9" w:sz="4"/>
+              <w:left w:val="single" w:color="BFC9D9" w:sz="4"/>
+              <w:bottom w:val="single" w:color="BFC9D9" w:sz="4"/>
+              <w:right w:val="single" w:color="BFC9D9" w:sz="4"/>
+            </w:tcBorders>
+            <w:shd w:fill="FFFFFF" w:color="auto" w:val="clear"/>
+            <w:tcMar>
+              <w:top w:type="dxa" w:w="70"/>
+              <w:left w:type="dxa" w:w="100"/>
+              <w:bottom w:type="dxa" w:w="70"/>
+              <w:right w:type="dxa" w:w="100"/>
+            </w:tcMar>
+            <w:vAlign w:val="center"/>
+          </w:tcPr>
+          <w:p>
+            <w:pPr>
+              <w:spacing w:line="260"/>
+              <w:jc w:val="center"/>
+            </w:pPr>
+            <w:r>
+              <w:rPr>
+                <w:color w:val="262626"/>
+                <w:sz w:val="19"/>
+                <w:szCs w:val="19"/>
+              </w:rPr>
+              <w:t xml:space="preserve">€0.102</w:t>
+            </w:r>
+          </w:p>
+        </w:tc>
+      </w:tr>
+      <w:tr>
+        <w:trPr>
+          <w:cantSplit/>
+        </w:trPr>
+        <w:tc>
+          <w:tcPr>
+            <w:tcW w:type="dxa" w:w="2621"/>
+            <w:tcBorders>
+              <w:top w:val="single" w:color="BFC9D9" w:sz="4"/>
+              <w:left w:val="single" w:color="BFC9D9" w:sz="4"/>
+              <w:bottom w:val="single" w:color="BFC9D9" w:sz="4"/>
+              <w:right w:val="single" w:color="BFC9D9" w:sz="4"/>
+            </w:tcBorders>
+            <w:shd w:fill="F2F5FA" w:color="auto" w:val="clear"/>
+            <w:tcMar>
+              <w:top w:type="dxa" w:w="70"/>
+              <w:left w:type="dxa" w:w="100"/>
+              <w:bottom w:type="dxa" w:w="70"/>
+              <w:right w:type="dxa" w:w="100"/>
+            </w:tcMar>
+            <w:vAlign w:val="center"/>
+          </w:tcPr>
+          <w:p>
+            <w:pPr>
+              <w:spacing w:line="260"/>
+              <w:jc w:val="left"/>
+            </w:pPr>
+            <w:r>
+              <w:rPr>
+                <w:b/>
+                <w:bCs/>
+                <w:color w:val="1F3864"/>
+                <w:sz w:val="19"/>
+                <w:szCs w:val="19"/>
+              </w:rPr>
+              <w:t xml:space="preserve">Reel Eze</w:t>
+            </w:r>
+          </w:p>
+        </w:tc>
+        <w:tc>
+          <w:tcPr>
+            <w:tcW w:type="dxa" w:w="1685"/>
+            <w:tcBorders>
+              <w:top w:val="single" w:color="BFC9D9" w:sz="4"/>
+              <w:left w:val="single" w:color="BFC9D9" w:sz="4"/>
+              <w:bottom w:val="single" w:color="BFC9D9" w:sz="4"/>
+              <w:right w:val="single" w:color="BFC9D9" w:sz="4"/>
+            </w:tcBorders>
+            <w:shd w:fill="F2F5FA" w:color="auto" w:val="clear"/>
+            <w:tcMar>
+              <w:top w:type="dxa" w:w="70"/>
+              <w:left w:type="dxa" w:w="100"/>
+              <w:bottom w:type="dxa" w:w="70"/>
+              <w:right w:type="dxa" w:w="100"/>
+            </w:tcMar>
+            <w:vAlign w:val="center"/>
+          </w:tcPr>
+          <w:p>
+            <w:pPr>
+              <w:spacing w:line="260"/>
+              <w:jc w:val="center"/>
+            </w:pPr>
+            <w:r>
+              <w:rPr>
+                <w:color w:val="262626"/>
+                <w:sz w:val="19"/>
+                <w:szCs w:val="19"/>
+              </w:rPr>
+              <w:t xml:space="preserve">63</w:t>
+            </w:r>
+          </w:p>
+        </w:tc>
+        <w:tc>
+          <w:tcPr>
+            <w:tcW w:type="dxa" w:w="1310"/>
+            <w:tcBorders>
+              <w:top w:val="single" w:color="BFC9D9" w:sz="4"/>
+              <w:left w:val="single" w:color="BFC9D9" w:sz="4"/>
+              <w:bottom w:val="single" w:color="BFC9D9" w:sz="4"/>
+              <w:right w:val="single" w:color="BFC9D9" w:sz="4"/>
+            </w:tcBorders>
+            <w:shd w:fill="F2F5FA" w:color="auto" w:val="clear"/>
+            <w:tcMar>
+              <w:top w:type="dxa" w:w="70"/>
+              <w:left w:type="dxa" w:w="100"/>
+              <w:bottom w:type="dxa" w:w="70"/>
+              <w:right w:type="dxa" w:w="100"/>
+            </w:tcMar>
+            <w:vAlign w:val="center"/>
+          </w:tcPr>
+          <w:p>
+            <w:pPr>
+              <w:spacing w:line="260"/>
+              <w:jc w:val="center"/>
+            </w:pPr>
+            <w:r>
+              <w:rPr>
+                <w:color w:val="262626"/>
+                <w:sz w:val="19"/>
+                <w:szCs w:val="19"/>
+              </w:rPr>
+              <w:t xml:space="preserve">2.2%</w:t>
+            </w:r>
+          </w:p>
+        </w:tc>
+        <w:tc>
+          <w:tcPr>
+            <w:tcW w:type="dxa" w:w="1872"/>
+            <w:tcBorders>
+              <w:top w:val="single" w:color="BFC9D9" w:sz="4"/>
+              <w:left w:val="single" w:color="BFC9D9" w:sz="4"/>
+              <w:bottom w:val="single" w:color="BFC9D9" w:sz="4"/>
+              <w:right w:val="single" w:color="BFC9D9" w:sz="4"/>
+            </w:tcBorders>
+            <w:shd w:fill="F2F5FA" w:color="auto" w:val="clear"/>
+            <w:tcMar>
+              <w:top w:type="dxa" w:w="70"/>
+              <w:left w:type="dxa" w:w="100"/>
+              <w:bottom w:type="dxa" w:w="70"/>
+              <w:right w:type="dxa" w:w="100"/>
+            </w:tcMar>
+            <w:vAlign w:val="center"/>
+          </w:tcPr>
+          <w:p>
+            <w:pPr>
+              <w:spacing w:line="260"/>
+              <w:jc w:val="center"/>
+            </w:pPr>
+            <w:r>
+              <w:rPr>
+                <w:color w:val="262626"/>
+                <w:sz w:val="19"/>
+                <w:szCs w:val="19"/>
+              </w:rPr>
+              <w:t xml:space="preserve">€8.77</w:t>
+            </w:r>
+          </w:p>
+        </w:tc>
+        <w:tc>
+          <w:tcPr>
+            <w:tcW w:type="dxa" w:w="1872"/>
+            <w:tcBorders>
+              <w:top w:val="single" w:color="BFC9D9" w:sz="4"/>
+              <w:left w:val="single" w:color="BFC9D9" w:sz="4"/>
+              <w:bottom w:val="single" w:color="BFC9D9" w:sz="4"/>
+              <w:right w:val="single" w:color="BFC9D9" w:sz="4"/>
+            </w:tcBorders>
+            <w:shd w:fill="F2F5FA" w:color="auto" w:val="clear"/>
+            <w:tcMar>
+              <w:top w:type="dxa" w:w="70"/>
+              <w:left w:type="dxa" w:w="100"/>
+              <w:bottom w:type="dxa" w:w="70"/>
+              <w:right w:type="dxa" w:w="100"/>
+            </w:tcMar>
+            <w:vAlign w:val="center"/>
+          </w:tcPr>
+          <w:p>
+            <w:pPr>
+              <w:spacing w:line="260"/>
+              <w:jc w:val="center"/>
+            </w:pPr>
+            <w:r>
+              <w:rPr>
+                <w:color w:val="262626"/>
+                <w:sz w:val="19"/>
+                <w:szCs w:val="19"/>
+              </w:rPr>
+              <w:t xml:space="preserve">€0.139</w:t>
+            </w:r>
+          </w:p>
+        </w:tc>
+      </w:tr>
+      <w:tr>
+        <w:trPr>
+          <w:cantSplit/>
+        </w:trPr>
+        <w:tc>
+          <w:tcPr>
+            <w:tcW w:type="dxa" w:w="2621"/>
+            <w:tcBorders>
+              <w:top w:val="single" w:color="BFC9D9" w:sz="4"/>
+              <w:left w:val="single" w:color="BFC9D9" w:sz="4"/>
+              <w:bottom w:val="single" w:color="BFC9D9" w:sz="4"/>
+              <w:right w:val="single" w:color="BFC9D9" w:sz="4"/>
+            </w:tcBorders>
+            <w:shd w:fill="FFFFFF" w:color="auto" w:val="clear"/>
+            <w:tcMar>
+              <w:top w:type="dxa" w:w="70"/>
+              <w:left w:type="dxa" w:w="100"/>
+              <w:bottom w:type="dxa" w:w="70"/>
+              <w:right w:type="dxa" w:w="100"/>
+            </w:tcMar>
+            <w:vAlign w:val="center"/>
+          </w:tcPr>
+          <w:p>
+            <w:pPr>
+              <w:spacing w:line="260"/>
+              <w:jc w:val="left"/>
+            </w:pPr>
+            <w:r>
+              <w:rPr>
+                <w:b/>
+                <w:bCs/>
+                <w:color w:val="1F3864"/>
+                <w:sz w:val="19"/>
+                <w:szCs w:val="19"/>
+              </w:rPr>
+              <w:t xml:space="preserve">Reel general</w:t>
+            </w:r>
+          </w:p>
+        </w:tc>
+        <w:tc>
+          <w:tcPr>
+            <w:tcW w:type="dxa" w:w="1685"/>
+            <w:tcBorders>
+              <w:top w:val="single" w:color="BFC9D9" w:sz="4"/>
+              <w:left w:val="single" w:color="BFC9D9" w:sz="4"/>
+              <w:bottom w:val="single" w:color="BFC9D9" w:sz="4"/>
+              <w:right w:val="single" w:color="BFC9D9" w:sz="4"/>
+            </w:tcBorders>
+            <w:shd w:fill="FFFFFF" w:color="auto" w:val="clear"/>
+            <w:tcMar>
+              <w:top w:type="dxa" w:w="70"/>
+              <w:left w:type="dxa" w:w="100"/>
+              <w:bottom w:type="dxa" w:w="70"/>
+              <w:right w:type="dxa" w:w="100"/>
+            </w:tcMar>
+            <w:vAlign w:val="center"/>
+          </w:tcPr>
+          <w:p>
+            <w:pPr>
+              <w:spacing w:line="260"/>
+              <w:jc w:val="center"/>
+            </w:pPr>
+            <w:r>
+              <w:rPr>
+                <w:color w:val="262626"/>
+                <w:sz w:val="19"/>
+                <w:szCs w:val="19"/>
+              </w:rPr>
+              <w:t xml:space="preserve">59</w:t>
+            </w:r>
+          </w:p>
+        </w:tc>
+        <w:tc>
+          <w:tcPr>
+            <w:tcW w:type="dxa" w:w="1310"/>
+            <w:tcBorders>
+              <w:top w:val="single" w:color="BFC9D9" w:sz="4"/>
+              <w:left w:val="single" w:color="BFC9D9" w:sz="4"/>
+              <w:bottom w:val="single" w:color="BFC9D9" w:sz="4"/>
+              <w:right w:val="single" w:color="BFC9D9" w:sz="4"/>
+            </w:tcBorders>
+            <w:shd w:fill="FFFFFF" w:color="auto" w:val="clear"/>
+            <w:tcMar>
+              <w:top w:type="dxa" w:w="70"/>
+              <w:left w:type="dxa" w:w="100"/>
+              <w:bottom w:type="dxa" w:w="70"/>
+              <w:right w:type="dxa" w:w="100"/>
+            </w:tcMar>
+            <w:vAlign w:val="center"/>
+          </w:tcPr>
+          <w:p>
+            <w:pPr>
+              <w:spacing w:line="260"/>
+              <w:jc w:val="center"/>
+            </w:pPr>
+            <w:r>
+              <w:rPr>
+                <w:color w:val="262626"/>
+                <w:sz w:val="19"/>
+                <w:szCs w:val="19"/>
+              </w:rPr>
+              <w:t xml:space="preserve">2.0%</w:t>
+            </w:r>
+          </w:p>
+        </w:tc>
+        <w:tc>
+          <w:tcPr>
+            <w:tcW w:type="dxa" w:w="1872"/>
+            <w:tcBorders>
+              <w:top w:val="single" w:color="BFC9D9" w:sz="4"/>
+              <w:left w:val="single" w:color="BFC9D9" w:sz="4"/>
+              <w:bottom w:val="single" w:color="BFC9D9" w:sz="4"/>
+              <w:right w:val="single" w:color="BFC9D9" w:sz="4"/>
+            </w:tcBorders>
+            <w:shd w:fill="FFFFFF" w:color="auto" w:val="clear"/>
+            <w:tcMar>
+              <w:top w:type="dxa" w:w="70"/>
+              <w:left w:type="dxa" w:w="100"/>
+              <w:bottom w:type="dxa" w:w="70"/>
+              <w:right w:type="dxa" w:w="100"/>
+            </w:tcMar>
+            <w:vAlign w:val="center"/>
+          </w:tcPr>
+          <w:p>
+            <w:pPr>
+              <w:spacing w:line="260"/>
+              <w:jc w:val="center"/>
+            </w:pPr>
+            <w:r>
+              <w:rPr>
+                <w:color w:val="262626"/>
+                <w:sz w:val="19"/>
+                <w:szCs w:val="19"/>
+              </w:rPr>
+              <w:t xml:space="preserve">€6.65</w:t>
+            </w:r>
+          </w:p>
+        </w:tc>
+        <w:tc>
+          <w:tcPr>
+            <w:tcW w:type="dxa" w:w="1872"/>
+            <w:tcBorders>
+              <w:top w:val="single" w:color="BFC9D9" w:sz="4"/>
+              <w:left w:val="single" w:color="BFC9D9" w:sz="4"/>
+              <w:bottom w:val="single" w:color="BFC9D9" w:sz="4"/>
+              <w:right w:val="single" w:color="BFC9D9" w:sz="4"/>
+            </w:tcBorders>
+            <w:shd w:fill="FFFFFF" w:color="auto" w:val="clear"/>
+            <w:tcMar>
+              <w:top w:type="dxa" w:w="70"/>
+              <w:left w:type="dxa" w:w="100"/>
+              <w:bottom w:type="dxa" w:w="70"/>
+              <w:right w:type="dxa" w:w="100"/>
+            </w:tcMar>
+            <w:vAlign w:val="center"/>
+          </w:tcPr>
+          <w:p>
+            <w:pPr>
+              <w:spacing w:line="260"/>
+              <w:jc w:val="center"/>
+            </w:pPr>
+            <w:r>
+              <w:rPr>
+                <w:color w:val="262626"/>
+                <w:sz w:val="19"/>
+                <w:szCs w:val="19"/>
+              </w:rPr>
+              <w:t xml:space="preserve">€0.113</w:t>
+            </w:r>
+          </w:p>
+        </w:tc>
+      </w:tr>
+      <w:tr>
+        <w:trPr>
+          <w:cantSplit/>
+        </w:trPr>
+        <w:tc>
+          <w:tcPr>
+            <w:tcW w:type="dxa" w:w="2621"/>
+            <w:tcBorders>
+              <w:top w:val="single" w:color="BFC9D9" w:sz="4"/>
+              <w:left w:val="single" w:color="BFC9D9" w:sz="4"/>
+              <w:bottom w:val="single" w:color="BFC9D9" w:sz="4"/>
+              <w:right w:val="single" w:color="BFC9D9" w:sz="4"/>
+            </w:tcBorders>
+            <w:shd w:fill="DCE3F0" w:color="auto" w:val="clear"/>
+            <w:tcMar>
+              <w:top w:type="dxa" w:w="70"/>
+              <w:left w:type="dxa" w:w="100"/>
+              <w:bottom w:type="dxa" w:w="70"/>
+              <w:right w:type="dxa" w:w="100"/>
+            </w:tcMar>
+            <w:vAlign w:val="center"/>
+          </w:tcPr>
+          <w:p>
+            <w:pPr>
+              <w:spacing w:line="260"/>
+              <w:jc w:val="left"/>
+            </w:pPr>
+            <w:r>
+              <w:rPr>
+                <w:b/>
+                <w:bCs/>
+                <w:color w:val="1F3864"/>
+                <w:sz w:val="19"/>
+                <w:szCs w:val="19"/>
+              </w:rPr>
+              <w:t xml:space="preserve">TOTAL</w:t>
+            </w:r>
+          </w:p>
+        </w:tc>
+        <w:tc>
+          <w:tcPr>
+            <w:tcW w:type="dxa" w:w="1685"/>
+            <w:tcBorders>
+              <w:top w:val="single" w:color="BFC9D9" w:sz="4"/>
+              <w:left w:val="single" w:color="BFC9D9" w:sz="4"/>
+              <w:bottom w:val="single" w:color="BFC9D9" w:sz="4"/>
+              <w:right w:val="single" w:color="BFC9D9" w:sz="4"/>
+            </w:tcBorders>
+            <w:shd w:fill="DCE3F0" w:color="auto" w:val="clear"/>
+            <w:tcMar>
+              <w:top w:type="dxa" w:w="70"/>
+              <w:left w:type="dxa" w:w="100"/>
+              <w:bottom w:type="dxa" w:w="70"/>
+              <w:right w:type="dxa" w:w="100"/>
+            </w:tcMar>
+            <w:vAlign w:val="center"/>
+          </w:tcPr>
+          <w:p>
+            <w:pPr>
+              <w:spacing w:line="260"/>
+              <w:jc w:val="center"/>
+            </w:pPr>
+            <w:r>
+              <w:rPr>
+                <w:b/>
+                <w:bCs/>
+                <w:color w:val="262626"/>
+                <w:sz w:val="19"/>
+                <w:szCs w:val="19"/>
+              </w:rPr>
+              <w:t xml:space="preserve">2,922</w:t>
+            </w:r>
+          </w:p>
+        </w:tc>
+        <w:tc>
+          <w:tcPr>
+            <w:tcW w:type="dxa" w:w="1310"/>
+            <w:tcBorders>
+              <w:top w:val="single" w:color="BFC9D9" w:sz="4"/>
+              <w:left w:val="single" w:color="BFC9D9" w:sz="4"/>
+              <w:bottom w:val="single" w:color="BFC9D9" w:sz="4"/>
+              <w:right w:val="single" w:color="BFC9D9" w:sz="4"/>
+            </w:tcBorders>
+            <w:shd w:fill="DCE3F0" w:color="auto" w:val="clear"/>
+            <w:tcMar>
+              <w:top w:type="dxa" w:w="70"/>
+              <w:left w:type="dxa" w:w="100"/>
+              <w:bottom w:type="dxa" w:w="70"/>
+              <w:right w:type="dxa" w:w="100"/>
+            </w:tcMar>
+            <w:vAlign w:val="center"/>
+          </w:tcPr>
+          <w:p>
+            <w:pPr>
+              <w:spacing w:line="260"/>
+              <w:jc w:val="center"/>
+            </w:pPr>
+            <w:r>
+              <w:rPr>
+                <w:b/>
+                <w:bCs/>
+                <w:color w:val="262626"/>
+                <w:sz w:val="19"/>
+                <w:szCs w:val="19"/>
+              </w:rPr>
+              <w:t xml:space="preserve">100.0%</w:t>
+            </w:r>
+          </w:p>
+        </w:tc>
+        <w:tc>
+          <w:tcPr>
+            <w:tcW w:type="dxa" w:w="1872"/>
+            <w:tcBorders>
+              <w:top w:val="single" w:color="BFC9D9" w:sz="4"/>
+              <w:left w:val="single" w:color="BFC9D9" w:sz="4"/>
+              <w:bottom w:val="single" w:color="BFC9D9" w:sz="4"/>
+              <w:right w:val="single" w:color="BFC9D9" w:sz="4"/>
+            </w:tcBorders>
+            <w:shd w:fill="DCE3F0" w:color="auto" w:val="clear"/>
+            <w:tcMar>
+              <w:top w:type="dxa" w:w="70"/>
+              <w:left w:type="dxa" w:w="100"/>
+              <w:bottom w:type="dxa" w:w="70"/>
+              <w:right w:type="dxa" w:w="100"/>
+            </w:tcMar>
+            <w:vAlign w:val="center"/>
+          </w:tcPr>
+          <w:p>
+            <w:pPr>
+              <w:spacing w:line="260"/>
+              <w:jc w:val="center"/>
+            </w:pPr>
+            <w:r>
+              <w:rPr>
+                <w:b/>
+                <w:bCs/>
+                <w:color w:val="262626"/>
+                <w:sz w:val="19"/>
+                <w:szCs w:val="19"/>
+              </w:rPr>
+              <w:t xml:space="preserve">€300.04</w:t>
+            </w:r>
+          </w:p>
+        </w:tc>
+        <w:tc>
+          <w:tcPr>
+            <w:tcW w:type="dxa" w:w="1872"/>
+            <w:tcBorders>
+              <w:top w:val="single" w:color="BFC9D9" w:sz="4"/>
+              <w:left w:val="single" w:color="BFC9D9" w:sz="4"/>
+              <w:bottom w:val="single" w:color="BFC9D9" w:sz="4"/>
+              <w:right w:val="single" w:color="BFC9D9" w:sz="4"/>
+            </w:tcBorders>
+            <w:shd w:fill="DCE3F0" w:color="auto" w:val="clear"/>
+            <w:tcMar>
+              <w:top w:type="dxa" w:w="70"/>
+              <w:left w:type="dxa" w:w="100"/>
+              <w:bottom w:type="dxa" w:w="70"/>
+              <w:right w:type="dxa" w:w="100"/>
+            </w:tcMar>
+            <w:vAlign w:val="center"/>
+          </w:tcPr>
+          <w:p>
+            <w:pPr>
+              <w:spacing w:line="260"/>
+              <w:jc w:val="center"/>
+            </w:pPr>
+            <w:r>
+              <w:rPr>
+                <w:b/>
+                <w:bCs/>
+                <w:color w:val="262626"/>
+                <w:sz w:val="19"/>
+                <w:szCs w:val="19"/>
+              </w:rPr>
+              <w:t xml:space="preserve">€0.103</w:t>
             </w:r>
           </w:p>
         </w:tc>
@@ -10963,20 +12512,628 @@
         <w:pStyle w:val="Heading3"/>
       </w:pPr>
       <w:r>
-        <w:t xml:space="preserve">Comparison with August</w:t>
+        <w:t xml:space="preserve">Diagnostic funnel (GA4, September)</w:t>
+      </w:r>
+    </w:p>
+    <w:tbl>
+      <w:tblPr>
+        <w:tblW w:type="dxa" w:w="9360"/>
+        <w:tblBorders>
+          <w:top w:val="single" w:color="auto" w:sz="4"/>
+          <w:left w:val="single" w:color="auto" w:sz="4"/>
+          <w:bottom w:val="single" w:color="auto" w:sz="4"/>
+          <w:right w:val="single" w:color="auto" w:sz="4"/>
+          <w:insideH w:val="single" w:color="auto" w:sz="4"/>
+          <w:insideV w:val="single" w:color="auto" w:sz="4"/>
+        </w:tblBorders>
+        <w:tblLayout w:type="fixed"/>
+      </w:tblPr>
+      <w:tblGrid>
+        <w:gridCol w:w="3276"/>
+        <w:gridCol w:w="1872"/>
+        <w:gridCol w:w="4212"/>
+      </w:tblGrid>
+      <w:tr>
+        <w:trPr>
+          <w:tblHeader/>
+        </w:trPr>
+        <w:tc>
+          <w:tcPr>
+            <w:tcW w:type="dxa" w:w="3276"/>
+            <w:tcBorders>
+              <w:top w:val="single" w:color="BFC9D9" w:sz="4"/>
+              <w:left w:val="single" w:color="BFC9D9" w:sz="4"/>
+              <w:bottom w:val="single" w:color="BFC9D9" w:sz="4"/>
+              <w:right w:val="single" w:color="BFC9D9" w:sz="4"/>
+            </w:tcBorders>
+            <w:shd w:fill="1F3864" w:color="auto" w:val="clear"/>
+            <w:tcMar>
+              <w:top w:type="dxa" w:w="70"/>
+              <w:left w:type="dxa" w:w="100"/>
+              <w:bottom w:type="dxa" w:w="70"/>
+              <w:right w:type="dxa" w:w="100"/>
+            </w:tcMar>
+            <w:vAlign w:val="center"/>
+          </w:tcPr>
+          <w:p>
+            <w:pPr>
+              <w:spacing w:line="260"/>
+              <w:jc w:val="left"/>
+            </w:pPr>
+            <w:r>
+              <w:rPr>
+                <w:b/>
+                <w:bCs/>
+                <w:color w:val="FFFFFF"/>
+                <w:sz w:val="19"/>
+                <w:szCs w:val="19"/>
+              </w:rPr>
+              <w:t xml:space="preserve">Step</w:t>
+            </w:r>
+          </w:p>
+        </w:tc>
+        <w:tc>
+          <w:tcPr>
+            <w:tcW w:type="dxa" w:w="1872"/>
+            <w:tcBorders>
+              <w:top w:val="single" w:color="BFC9D9" w:sz="4"/>
+              <w:left w:val="single" w:color="BFC9D9" w:sz="4"/>
+              <w:bottom w:val="single" w:color="BFC9D9" w:sz="4"/>
+              <w:right w:val="single" w:color="BFC9D9" w:sz="4"/>
+            </w:tcBorders>
+            <w:shd w:fill="1F3864" w:color="auto" w:val="clear"/>
+            <w:tcMar>
+              <w:top w:type="dxa" w:w="70"/>
+              <w:left w:type="dxa" w:w="100"/>
+              <w:bottom w:type="dxa" w:w="70"/>
+              <w:right w:type="dxa" w:w="100"/>
+            </w:tcMar>
+            <w:vAlign w:val="center"/>
+          </w:tcPr>
+          <w:p>
+            <w:pPr>
+              <w:spacing w:line="260"/>
+              <w:jc w:val="center"/>
+            </w:pPr>
+            <w:r>
+              <w:rPr>
+                <w:b/>
+                <w:bCs/>
+                <w:color w:val="FFFFFF"/>
+                <w:sz w:val="19"/>
+                <w:szCs w:val="19"/>
+              </w:rPr>
+              <w:t xml:space="preserve">Active users</w:t>
+            </w:r>
+          </w:p>
+        </w:tc>
+        <w:tc>
+          <w:tcPr>
+            <w:tcW w:type="dxa" w:w="4212"/>
+            <w:tcBorders>
+              <w:top w:val="single" w:color="BFC9D9" w:sz="4"/>
+              <w:left w:val="single" w:color="BFC9D9" w:sz="4"/>
+              <w:bottom w:val="single" w:color="BFC9D9" w:sz="4"/>
+              <w:right w:val="single" w:color="BFC9D9" w:sz="4"/>
+            </w:tcBorders>
+            <w:shd w:fill="1F3864" w:color="auto" w:val="clear"/>
+            <w:tcMar>
+              <w:top w:type="dxa" w:w="70"/>
+              <w:left w:type="dxa" w:w="100"/>
+              <w:bottom w:type="dxa" w:w="70"/>
+              <w:right w:type="dxa" w:w="100"/>
+            </w:tcMar>
+            <w:vAlign w:val="center"/>
+          </w:tcPr>
+          <w:p>
+            <w:pPr>
+              <w:spacing w:line="260"/>
+              <w:jc w:val="center"/>
+            </w:pPr>
+            <w:r>
+              <w:rPr>
+                <w:b/>
+                <w:bCs/>
+                <w:color w:val="FFFFFF"/>
+                <w:sz w:val="19"/>
+                <w:szCs w:val="19"/>
+              </w:rPr>
+              <w:t xml:space="preserve">Note</w:t>
+            </w:r>
+          </w:p>
+        </w:tc>
+      </w:tr>
+      <w:tr>
+        <w:trPr>
+          <w:cantSplit/>
+        </w:trPr>
+        <w:tc>
+          <w:tcPr>
+            <w:tcW w:type="dxa" w:w="3276"/>
+            <w:tcBorders>
+              <w:top w:val="single" w:color="BFC9D9" w:sz="4"/>
+              <w:left w:val="single" w:color="BFC9D9" w:sz="4"/>
+              <w:bottom w:val="single" w:color="BFC9D9" w:sz="4"/>
+              <w:right w:val="single" w:color="BFC9D9" w:sz="4"/>
+            </w:tcBorders>
+            <w:shd w:fill="FFFFFF" w:color="auto" w:val="clear"/>
+            <w:tcMar>
+              <w:top w:type="dxa" w:w="70"/>
+              <w:left w:type="dxa" w:w="100"/>
+              <w:bottom w:type="dxa" w:w="70"/>
+              <w:right w:type="dxa" w:w="100"/>
+            </w:tcMar>
+            <w:vAlign w:val="center"/>
+          </w:tcPr>
+          <w:p>
+            <w:pPr>
+              <w:spacing w:line="260"/>
+              <w:jc w:val="left"/>
+            </w:pPr>
+            <w:r>
+              <w:rPr>
+                <w:b/>
+                <w:bCs/>
+                <w:color w:val="1F3864"/>
+                <w:sz w:val="19"/>
+                <w:szCs w:val="19"/>
+              </w:rPr>
+              <w:t xml:space="preserve">Step 1</w:t>
+            </w:r>
+          </w:p>
+        </w:tc>
+        <w:tc>
+          <w:tcPr>
+            <w:tcW w:type="dxa" w:w="1872"/>
+            <w:tcBorders>
+              <w:top w:val="single" w:color="BFC9D9" w:sz="4"/>
+              <w:left w:val="single" w:color="BFC9D9" w:sz="4"/>
+              <w:bottom w:val="single" w:color="BFC9D9" w:sz="4"/>
+              <w:right w:val="single" w:color="BFC9D9" w:sz="4"/>
+            </w:tcBorders>
+            <w:shd w:fill="FFFFFF" w:color="auto" w:val="clear"/>
+            <w:tcMar>
+              <w:top w:type="dxa" w:w="70"/>
+              <w:left w:type="dxa" w:w="100"/>
+              <w:bottom w:type="dxa" w:w="70"/>
+              <w:right w:type="dxa" w:w="100"/>
+            </w:tcMar>
+            <w:vAlign w:val="center"/>
+          </w:tcPr>
+          <w:p>
+            <w:pPr>
+              <w:spacing w:line="260"/>
+              <w:jc w:val="center"/>
+            </w:pPr>
+            <w:r>
+              <w:rPr>
+                <w:color w:val="262626"/>
+                <w:sz w:val="19"/>
+                <w:szCs w:val="19"/>
+              </w:rPr>
+              <w:t xml:space="preserve">2,096</w:t>
+            </w:r>
+          </w:p>
+        </w:tc>
+        <w:tc>
+          <w:tcPr>
+            <w:tcW w:type="dxa" w:w="4212"/>
+            <w:tcBorders>
+              <w:top w:val="single" w:color="BFC9D9" w:sz="4"/>
+              <w:left w:val="single" w:color="BFC9D9" w:sz="4"/>
+              <w:bottom w:val="single" w:color="BFC9D9" w:sz="4"/>
+              <w:right w:val="single" w:color="BFC9D9" w:sz="4"/>
+            </w:tcBorders>
+            <w:shd w:fill="FFFFFF" w:color="auto" w:val="clear"/>
+            <w:tcMar>
+              <w:top w:type="dxa" w:w="70"/>
+              <w:left w:type="dxa" w:w="100"/>
+              <w:bottom w:type="dxa" w:w="70"/>
+              <w:right w:type="dxa" w:w="100"/>
+            </w:tcMar>
+            <w:vAlign w:val="center"/>
+          </w:tcPr>
+          <w:p>
+            <w:pPr>
+              <w:spacing w:line="260"/>
+              <w:jc w:val="center"/>
+            </w:pPr>
+            <w:r>
+              <w:rPr>
+                <w:color w:val="262626"/>
+                <w:sz w:val="19"/>
+                <w:szCs w:val="19"/>
+              </w:rPr>
+              <w:t xml:space="preserve">2,094 abandoned (99.9%)</w:t>
+            </w:r>
+          </w:p>
+        </w:tc>
+      </w:tr>
+      <w:tr>
+        <w:trPr>
+          <w:cantSplit/>
+        </w:trPr>
+        <w:tc>
+          <w:tcPr>
+            <w:tcW w:type="dxa" w:w="3276"/>
+            <w:tcBorders>
+              <w:top w:val="single" w:color="BFC9D9" w:sz="4"/>
+              <w:left w:val="single" w:color="BFC9D9" w:sz="4"/>
+              <w:bottom w:val="single" w:color="BFC9D9" w:sz="4"/>
+              <w:right w:val="single" w:color="BFC9D9" w:sz="4"/>
+            </w:tcBorders>
+            <w:shd w:fill="F2F5FA" w:color="auto" w:val="clear"/>
+            <w:tcMar>
+              <w:top w:type="dxa" w:w="70"/>
+              <w:left w:type="dxa" w:w="100"/>
+              <w:bottom w:type="dxa" w:w="70"/>
+              <w:right w:type="dxa" w:w="100"/>
+            </w:tcMar>
+            <w:vAlign w:val="center"/>
+          </w:tcPr>
+          <w:p>
+            <w:pPr>
+              <w:spacing w:line="260"/>
+              <w:jc w:val="left"/>
+            </w:pPr>
+            <w:r>
+              <w:rPr>
+                <w:b/>
+                <w:bCs/>
+                <w:color w:val="1F3864"/>
+                <w:sz w:val="19"/>
+                <w:szCs w:val="19"/>
+              </w:rPr>
+              <w:t xml:space="preserve">Steps 2, 3 and 4</w:t>
+            </w:r>
+          </w:p>
+        </w:tc>
+        <w:tc>
+          <w:tcPr>
+            <w:tcW w:type="dxa" w:w="1872"/>
+            <w:tcBorders>
+              <w:top w:val="single" w:color="BFC9D9" w:sz="4"/>
+              <w:left w:val="single" w:color="BFC9D9" w:sz="4"/>
+              <w:bottom w:val="single" w:color="BFC9D9" w:sz="4"/>
+              <w:right w:val="single" w:color="BFC9D9" w:sz="4"/>
+            </w:tcBorders>
+            <w:shd w:fill="F2F5FA" w:color="auto" w:val="clear"/>
+            <w:tcMar>
+              <w:top w:type="dxa" w:w="70"/>
+              <w:left w:type="dxa" w:w="100"/>
+              <w:bottom w:type="dxa" w:w="70"/>
+              <w:right w:type="dxa" w:w="100"/>
+            </w:tcMar>
+            <w:vAlign w:val="center"/>
+          </w:tcPr>
+          <w:p>
+            <w:pPr>
+              <w:spacing w:line="260"/>
+              <w:jc w:val="center"/>
+            </w:pPr>
+            <w:r>
+              <w:rPr>
+                <w:color w:val="262626"/>
+                <w:sz w:val="19"/>
+                <w:szCs w:val="19"/>
+              </w:rPr>
+              <w:t xml:space="preserve">2</w:t>
+            </w:r>
+          </w:p>
+        </w:tc>
+        <w:tc>
+          <w:tcPr>
+            <w:tcW w:type="dxa" w:w="4212"/>
+            <w:tcBorders>
+              <w:top w:val="single" w:color="BFC9D9" w:sz="4"/>
+              <w:left w:val="single" w:color="BFC9D9" w:sz="4"/>
+              <w:bottom w:val="single" w:color="BFC9D9" w:sz="4"/>
+              <w:right w:val="single" w:color="BFC9D9" w:sz="4"/>
+            </w:tcBorders>
+            <w:shd w:fill="F2F5FA" w:color="auto" w:val="clear"/>
+            <w:tcMar>
+              <w:top w:type="dxa" w:w="70"/>
+              <w:left w:type="dxa" w:w="100"/>
+              <w:bottom w:type="dxa" w:w="70"/>
+              <w:right w:type="dxa" w:w="100"/>
+            </w:tcMar>
+            <w:vAlign w:val="center"/>
+          </w:tcPr>
+          <w:p>
+            <w:pPr>
+              <w:spacing w:line="260"/>
+              <w:jc w:val="center"/>
+            </w:pPr>
+            <w:r>
+              <w:rPr>
+                <w:color w:val="262626"/>
+                <w:sz w:val="19"/>
+                <w:szCs w:val="19"/>
+              </w:rPr>
+              <w:t xml:space="preserve">Both users from Andalusia</w:t>
+            </w:r>
+          </w:p>
+        </w:tc>
+      </w:tr>
+      <w:tr>
+        <w:trPr>
+          <w:cantSplit/>
+        </w:trPr>
+        <w:tc>
+          <w:tcPr>
+            <w:tcW w:type="dxa" w:w="3276"/>
+            <w:tcBorders>
+              <w:top w:val="single" w:color="BFC9D9" w:sz="4"/>
+              <w:left w:val="single" w:color="BFC9D9" w:sz="4"/>
+              <w:bottom w:val="single" w:color="BFC9D9" w:sz="4"/>
+              <w:right w:val="single" w:color="BFC9D9" w:sz="4"/>
+            </w:tcBorders>
+            <w:shd w:fill="FFFFFF" w:color="auto" w:val="clear"/>
+            <w:tcMar>
+              <w:top w:type="dxa" w:w="70"/>
+              <w:left w:type="dxa" w:w="100"/>
+              <w:bottom w:type="dxa" w:w="70"/>
+              <w:right w:type="dxa" w:w="100"/>
+            </w:tcMar>
+            <w:vAlign w:val="center"/>
+          </w:tcPr>
+          <w:p>
+            <w:pPr>
+              <w:spacing w:line="260"/>
+              <w:jc w:val="left"/>
+            </w:pPr>
+            <w:r>
+              <w:rPr>
+                <w:b/>
+                <w:bCs/>
+                <w:color w:val="1F3864"/>
+                <w:sz w:val="19"/>
+                <w:szCs w:val="19"/>
+              </w:rPr>
+              <w:t xml:space="preserve">Step 5</w:t>
+            </w:r>
+          </w:p>
+        </w:tc>
+        <w:tc>
+          <w:tcPr>
+            <w:tcW w:type="dxa" w:w="1872"/>
+            <w:tcBorders>
+              <w:top w:val="single" w:color="BFC9D9" w:sz="4"/>
+              <w:left w:val="single" w:color="BFC9D9" w:sz="4"/>
+              <w:bottom w:val="single" w:color="BFC9D9" w:sz="4"/>
+              <w:right w:val="single" w:color="BFC9D9" w:sz="4"/>
+            </w:tcBorders>
+            <w:shd w:fill="FFFFFF" w:color="auto" w:val="clear"/>
+            <w:tcMar>
+              <w:top w:type="dxa" w:w="70"/>
+              <w:left w:type="dxa" w:w="100"/>
+              <w:bottom w:type="dxa" w:w="70"/>
+              <w:right w:type="dxa" w:w="100"/>
+            </w:tcMar>
+            <w:vAlign w:val="center"/>
+          </w:tcPr>
+          <w:p>
+            <w:pPr>
+              <w:spacing w:line="260"/>
+              <w:jc w:val="center"/>
+            </w:pPr>
+            <w:r>
+              <w:rPr>
+                <w:color w:val="262626"/>
+                <w:sz w:val="19"/>
+                <w:szCs w:val="19"/>
+              </w:rPr>
+              <w:t xml:space="preserve">2</w:t>
+            </w:r>
+          </w:p>
+        </w:tc>
+        <w:tc>
+          <w:tcPr>
+            <w:tcW w:type="dxa" w:w="4212"/>
+            <w:tcBorders>
+              <w:top w:val="single" w:color="BFC9D9" w:sz="4"/>
+              <w:left w:val="single" w:color="BFC9D9" w:sz="4"/>
+              <w:bottom w:val="single" w:color="BFC9D9" w:sz="4"/>
+              <w:right w:val="single" w:color="BFC9D9" w:sz="4"/>
+            </w:tcBorders>
+            <w:shd w:fill="FFFFFF" w:color="auto" w:val="clear"/>
+            <w:tcMar>
+              <w:top w:type="dxa" w:w="70"/>
+              <w:left w:type="dxa" w:w="100"/>
+              <w:bottom w:type="dxa" w:w="70"/>
+              <w:right w:type="dxa" w:w="100"/>
+            </w:tcMar>
+            <w:vAlign w:val="center"/>
+          </w:tcPr>
+          <w:p>
+            <w:pPr>
+              <w:spacing w:line="260"/>
+              <w:jc w:val="center"/>
+            </w:pPr>
+            <w:r>
+              <w:rPr>
+                <w:color w:val="262626"/>
+                <w:sz w:val="19"/>
+                <w:szCs w:val="19"/>
+              </w:rPr>
+              <w:t xml:space="preserve">Both abandoned</w:t>
+            </w:r>
+          </w:p>
+        </w:tc>
+      </w:tr>
+      <w:tr>
+        <w:trPr>
+          <w:cantSplit/>
+        </w:trPr>
+        <w:tc>
+          <w:tcPr>
+            <w:tcW w:type="dxa" w:w="3276"/>
+            <w:tcBorders>
+              <w:top w:val="single" w:color="BFC9D9" w:sz="4"/>
+              <w:left w:val="single" w:color="BFC9D9" w:sz="4"/>
+              <w:bottom w:val="single" w:color="BFC9D9" w:sz="4"/>
+              <w:right w:val="single" w:color="BFC9D9" w:sz="4"/>
+            </w:tcBorders>
+            <w:shd w:fill="F2F5FA" w:color="auto" w:val="clear"/>
+            <w:tcMar>
+              <w:top w:type="dxa" w:w="70"/>
+              <w:left w:type="dxa" w:w="100"/>
+              <w:bottom w:type="dxa" w:w="70"/>
+              <w:right w:type="dxa" w:w="100"/>
+            </w:tcMar>
+            <w:vAlign w:val="center"/>
+          </w:tcPr>
+          <w:p>
+            <w:pPr>
+              <w:spacing w:line="260"/>
+              <w:jc w:val="left"/>
+            </w:pPr>
+            <w:r>
+              <w:rPr>
+                <w:b/>
+                <w:bCs/>
+                <w:color w:val="1F3864"/>
+                <w:sz w:val="19"/>
+                <w:szCs w:val="19"/>
+              </w:rPr>
+              <w:t xml:space="preserve">Step 6 / Diagnosis completed</w:t>
+            </w:r>
+          </w:p>
+        </w:tc>
+        <w:tc>
+          <w:tcPr>
+            <w:tcW w:type="dxa" w:w="1872"/>
+            <w:tcBorders>
+              <w:top w:val="single" w:color="BFC9D9" w:sz="4"/>
+              <w:left w:val="single" w:color="BFC9D9" w:sz="4"/>
+              <w:bottom w:val="single" w:color="BFC9D9" w:sz="4"/>
+              <w:right w:val="single" w:color="BFC9D9" w:sz="4"/>
+            </w:tcBorders>
+            <w:shd w:fill="F2F5FA" w:color="auto" w:val="clear"/>
+            <w:tcMar>
+              <w:top w:type="dxa" w:w="70"/>
+              <w:left w:type="dxa" w:w="100"/>
+              <w:bottom w:type="dxa" w:w="70"/>
+              <w:right w:type="dxa" w:w="100"/>
+            </w:tcMar>
+            <w:vAlign w:val="center"/>
+          </w:tcPr>
+          <w:p>
+            <w:pPr>
+              <w:spacing w:line="260"/>
+              <w:jc w:val="center"/>
+            </w:pPr>
+            <w:r>
+              <w:rPr>
+                <w:color w:val="262626"/>
+                <w:sz w:val="19"/>
+                <w:szCs w:val="19"/>
+              </w:rPr>
+              <w:t xml:space="preserve">0</w:t>
+            </w:r>
+          </w:p>
+        </w:tc>
+        <w:tc>
+          <w:tcPr>
+            <w:tcW w:type="dxa" w:w="4212"/>
+            <w:tcBorders>
+              <w:top w:val="single" w:color="BFC9D9" w:sz="4"/>
+              <w:left w:val="single" w:color="BFC9D9" w:sz="4"/>
+              <w:bottom w:val="single" w:color="BFC9D9" w:sz="4"/>
+              <w:right w:val="single" w:color="BFC9D9" w:sz="4"/>
+            </w:tcBorders>
+            <w:shd w:fill="F2F5FA" w:color="auto" w:val="clear"/>
+            <w:tcMar>
+              <w:top w:type="dxa" w:w="70"/>
+              <w:left w:type="dxa" w:w="100"/>
+              <w:bottom w:type="dxa" w:w="70"/>
+              <w:right w:type="dxa" w:w="100"/>
+            </w:tcMar>
+            <w:vAlign w:val="center"/>
+          </w:tcPr>
+          <w:p>
+            <w:pPr>
+              <w:spacing w:line="260"/>
+              <w:jc w:val="center"/>
+            </w:pPr>
+            <w:r>
+              <w:rPr>
+                <w:color w:val="262626"/>
+                <w:sz w:val="19"/>
+                <w:szCs w:val="19"/>
+              </w:rPr>
+              <w:t xml:space="preserve">—</w:t>
+            </w:r>
+          </w:p>
+        </w:tc>
+      </w:tr>
+    </w:tbl>
+    <w:p>
+      <w:pPr>
+        <w:spacing w:after="80"/>
+      </w:pPr>
+    </w:p>
+    <w:p>
+      <w:pPr>
+        <w:keepNext/>
+        <w:spacing w:after="40" w:before="80"/>
+        <w:jc w:val="center"/>
+      </w:pPr>
+      <w:r>
+        <w:drawing>
+          <wp:inline distT="0" distB="0" distL="0" distR="0">
+            <wp:extent cx="5762625" cy="2076450"/>
+            <wp:effectExtent t="0" r="0" b="0" l="0"/>
+            <wp:docPr id="3" name="chart5" descr="chart5" title="chart5"/>
+            <wp:cNvGraphicFramePr>
+              <a:graphicFrameLocks xmlns:a="http://schemas.openxmlformats.org/drawingml/2006/main" noChangeAspect="1"/>
+            </wp:cNvGraphicFramePr>
+            <a:graphic xmlns:a="http://schemas.openxmlformats.org/drawingml/2006/main">
+              <a:graphicData uri="http://schemas.openxmlformats.org/drawingml/2006/picture">
+                <pic:pic xmlns:pic="http://schemas.openxmlformats.org/drawingml/2006/picture">
+                  <pic:nvPicPr>
+                    <pic:cNvPr id="0" name="" descr=""/>
+                    <pic:cNvPicPr>
+                      <a:picLocks noChangeAspect="1" noChangeArrowheads="1"/>
+                    </pic:cNvPicPr>
+                  </pic:nvPicPr>
+                  <pic:blipFill>
+                    <a:blip r:embed="rId10" cstate="none"/>
+                    <a:srcRect/>
+                    <a:stretch>
+                      <a:fillRect/>
+                    </a:stretch>
+                  </pic:blipFill>
+                  <pic:spPr bwMode="auto">
+                    <a:xfrm>
+                      <a:off x="0" y="0"/>
+                      <a:ext cx="5762625" cy="2076450"/>
+                    </a:xfrm>
+                    <a:prstGeom prst="rect">
+                      <a:avLst/>
+                    </a:prstGeom>
+                  </pic:spPr>
+                </pic:pic>
+              </a:graphicData>
+            </a:graphic>
+          </wp:inline>
+        </w:drawing>
       </w:r>
     </w:p>
     <w:p>
       <w:pPr>
-        <w:spacing w:after="120" w:line="276"/>
+        <w:spacing w:after="200"/>
+        <w:jc w:val="center"/>
       </w:pPr>
       <w:r>
         <w:rPr>
-          <w:b w:val="false"/>
-          <w:bCs w:val="false"/>
-          <w:highlight w:val="yellow"/>
+          <w:i/>
+          <w:iCs/>
+          <w:color w:val="595959"/>
+          <w:sz w:val="17"/>
+          <w:szCs w:val="17"/>
         </w:rPr>
-        <w:t xml:space="preserve">[Complete once September results are available.]</w:t>
+        <w:t xml:space="preserve">Chart 3. MÉVIAL: users who started the diagnostic, by region (GA4, September 2026). “Other regions” is calc.</w:t>
       </w:r>
     </w:p>
     <w:p>
@@ -10984,15 +13141,107 @@
         <w:pStyle w:val="Heading3"/>
       </w:pPr>
       <w:r>
-        <w:t xml:space="preserve">Analysis and observations</w:t>
+        <w:t xml:space="preserve">Comparison with August and analysis</w:t>
       </w:r>
     </w:p>
     <w:p>
       <w:pPr>
-        <w:spacing w:after="120" w:line="276"/>
+        <w:pStyle w:val="ListParagraph"/>
+        <w:numPr>
+          <w:ilvl w:val="0"/>
+          <w:numId w:val="2"/>
+        </w:numPr>
+        <w:spacing w:after="80" w:line="276"/>
       </w:pPr>
       <w:r>
-        <w:t xml:space="preserve">August's priorities for MÉVIAL (measure the new contact-capture flow and improve the first step of the diagnostic) did not progress in September, as no changes were made to the campaign. Ad account verification is now the step blocking the next change (the WhatsApp CTA).</w:t>
+        <w:rPr>
+          <w:b/>
+          <w:bCs/>
+        </w:rPr>
+        <w:t xml:space="preserve">Traffic cost more and arrived more slowly.</w:t>
+      </w:r>
+      <w:r>
+        <w:t xml:space="preserve"> Spend rose 19.3% while landing page views fell 18.3%, so cost per view rose 46.0%. Average daily views fell from 143 to 97 (calc.).</w:t>
+      </w:r>
+    </w:p>
+    <w:p>
+      <w:pPr>
+        <w:pStyle w:val="ListParagraph"/>
+        <w:numPr>
+          <w:ilvl w:val="0"/>
+          <w:numId w:val="2"/>
+        </w:numPr>
+        <w:spacing w:after="80" w:line="276"/>
+      </w:pPr>
+      <w:r>
+        <w:rPr>
+          <w:b/>
+          <w:bCs/>
+        </w:rPr>
+        <w:t xml:space="preserve">The diagnostic still fails at step 1.</w:t>
+      </w:r>
+      <w:r>
+        <w:t xml:space="preserve"> More users started it (2,096 vs. approx. 1,677), but only 2 reached step 2 (8 in August) and none completed it. The step 1 drop-off identified in August has not been addressed, as no changes were made in September.</w:t>
+      </w:r>
+    </w:p>
+    <w:p>
+      <w:pPr>
+        <w:pStyle w:val="ListParagraph"/>
+        <w:numPr>
+          <w:ilvl w:val="0"/>
+          <w:numId w:val="2"/>
+        </w:numPr>
+        <w:spacing w:after="80" w:line="276"/>
+      </w:pPr>
+      <w:r>
+        <w:rPr>
+          <w:b/>
+          <w:bCs/>
+        </w:rPr>
+        <w:t xml:space="preserve">Traffic is almost entirely one ad.</w:t>
+      </w:r>
+      <w:r>
+        <w:t xml:space="preserve"> Reel 72 delivered 95.8% of landing page views.</w:t>
+      </w:r>
+    </w:p>
+    <w:p>
+      <w:pPr>
+        <w:pStyle w:val="ListParagraph"/>
+        <w:numPr>
+          <w:ilvl w:val="0"/>
+          <w:numId w:val="2"/>
+        </w:numPr>
+        <w:spacing w:after="80" w:line="276"/>
+      </w:pPr>
+      <w:r>
+        <w:rPr>
+          <w:b/>
+          <w:bCs/>
+        </w:rPr>
+        <w:t xml:space="preserve">34.3% of diagnostic users came from outside Andalusia</w:t>
+      </w:r>
+      <w:r>
+        <w:t xml:space="preserve"> (Community of Madrid 23.7%). The campaign targets Málaga, Seville and Córdoba, with Advantage+ Audience turned off in August. This mismatch should be checked in the ad set's location settings and GA4.</w:t>
+      </w:r>
+    </w:p>
+    <w:p>
+      <w:pPr>
+        <w:pStyle w:val="ListParagraph"/>
+        <w:numPr>
+          <w:ilvl w:val="0"/>
+          <w:numId w:val="2"/>
+        </w:numPr>
+        <w:spacing w:after="80" w:line="276"/>
+      </w:pPr>
+      <w:r>
+        <w:rPr>
+          <w:b/>
+          <w:bCs/>
+        </w:rPr>
+        <w:t xml:space="preserve">Next step depends on ad account verification,</w:t>
+      </w:r>
+      <w:r>
+        <w:t xml:space="preserve"> which is required before the WhatsApp CTA can be introduced.</w:t>
       </w:r>
     </w:p>
     <w:p>
@@ -11016,12 +13265,7 @@
         <w:spacing w:after="120" w:line="276"/>
       </w:pPr>
       <w:r>
-        <w:rPr>
-          <w:b w:val="false"/>
-          <w:bCs w:val="false"/>
-          <w:highlight w:val="yellow"/>
-        </w:rPr>
-        <w:t xml:space="preserve">[Status in September: ____]</w:t>
+        <w:t xml:space="preserve">No update was reported for this client in September.</w:t>
       </w:r>
     </w:p>
     <w:p>
@@ -12189,14 +14433,11 @@
             </w:pPr>
             <w:r>
               <w:rPr>
-                <w:b w:val="false"/>
-                <w:bCs w:val="false"/>
-                <w:color w:val="262626"/>
-                <w:sz w:val="19"/>
-                <w:szCs w:val="19"/>
-                <w:highlight w:val="yellow"/>
-              </w:rPr>
-              <w:t xml:space="preserve">[$____]</w:t>
+                <w:color w:val="262626"/>
+                <w:sz w:val="19"/>
+                <w:szCs w:val="19"/>
+              </w:rPr>
+              <w:t xml:space="preserve">$43,146.05</w:t>
             </w:r>
           </w:p>
         </w:tc>
@@ -12225,14 +14466,11 @@
             </w:pPr>
             <w:r>
               <w:rPr>
-                <w:b w:val="false"/>
-                <w:bCs w:val="false"/>
-                <w:color w:val="262626"/>
-                <w:sz w:val="19"/>
-                <w:szCs w:val="19"/>
-                <w:highlight w:val="yellow"/>
-              </w:rPr>
-              <w:t xml:space="preserve">[____%]</w:t>
+                <w:color w:val="262626"/>
+                <w:sz w:val="19"/>
+                <w:szCs w:val="19"/>
+              </w:rPr>
+              <w:t xml:space="preserve">-12.9%</w:t>
             </w:r>
           </w:p>
         </w:tc>
@@ -12261,14 +14499,11 @@
             </w:pPr>
             <w:r>
               <w:rPr>
-                <w:b w:val="false"/>
-                <w:bCs w:val="false"/>
-                <w:color w:val="262626"/>
-                <w:sz w:val="19"/>
-                <w:szCs w:val="19"/>
-                <w:highlight w:val="yellow"/>
-              </w:rPr>
-              <w:t xml:space="preserve">[$____]</w:t>
+                <w:color w:val="262626"/>
+                <w:sz w:val="19"/>
+                <w:szCs w:val="19"/>
+              </w:rPr>
+              <w:t xml:space="preserve">-$6,373.95</w:t>
             </w:r>
           </w:p>
         </w:tc>
@@ -12291,7 +14526,7 @@
           <w:sz w:val="17"/>
           <w:szCs w:val="17"/>
         </w:rPr>
-        <w:t xml:space="preserve">The comparison covers the paid campaigns of Pensiones México. MÉVIAL is reported separately.</w:t>
+        <w:t xml:space="preserve">Pensiones México paid campaigns. MÉVIAL is reported separately in section 2B.</w:t>
       </w:r>
     </w:p>
     <w:p>
@@ -12305,7 +14540,7 @@
           <wp:inline distT="0" distB="0" distL="0" distR="0">
             <wp:extent cx="5943600" cy="2085975"/>
             <wp:effectExtent t="0" r="0" b="0" l="0"/>
-            <wp:docPr id="2" name="chart2" descr="chart2" title="chart2"/>
+            <wp:docPr id="4" name="chart2" descr="chart2" title="chart2"/>
             <wp:cNvGraphicFramePr>
               <a:graphicFrameLocks xmlns:a="http://schemas.openxmlformats.org/drawingml/2006/main" noChangeAspect="1"/>
             </wp:cNvGraphicFramePr>
@@ -12319,7 +14554,7 @@
                     </pic:cNvPicPr>
                   </pic:nvPicPr>
                   <pic:blipFill>
-                    <a:blip r:embed="rId9" cstate="none"/>
+                    <a:blip r:embed="rId11" cstate="none"/>
                     <a:srcRect/>
                     <a:stretch>
                       <a:fillRect/>
@@ -12354,7 +14589,7 @@
           <w:sz w:val="17"/>
           <w:szCs w:val="17"/>
         </w:rPr>
-        <w:t xml:space="preserve">Chart 2. Overall performance: August vs. September 2026 (Pensiones México).</w:t>
+        <w:t xml:space="preserve">Chart 4. Overall performance: August vs. September 2026 (Pensiones México).</w:t>
       </w:r>
     </w:p>
     <w:p>
@@ -12368,7 +14603,7 @@
           <wp:inline distT="0" distB="0" distL="0" distR="0">
             <wp:extent cx="5943600" cy="1885950"/>
             <wp:effectExtent t="0" r="0" b="0" l="0"/>
-            <wp:docPr id="3" name="chart3" descr="chart3" title="chart3"/>
+            <wp:docPr id="5" name="chart3" descr="chart3" title="chart3"/>
             <wp:cNvGraphicFramePr>
               <a:graphicFrameLocks xmlns:a="http://schemas.openxmlformats.org/drawingml/2006/main" noChangeAspect="1"/>
             </wp:cNvGraphicFramePr>
@@ -12382,7 +14617,7 @@
                     </pic:cNvPicPr>
                   </pic:nvPicPr>
                   <pic:blipFill>
-                    <a:blip r:embed="rId10" cstate="none"/>
+                    <a:blip r:embed="rId12" cstate="none"/>
                     <a:srcRect/>
                     <a:stretch>
                       <a:fillRect/>
@@ -12417,7 +14652,7 @@
           <w:sz w:val="17"/>
           <w:szCs w:val="17"/>
         </w:rPr>
-        <w:t xml:space="preserve">Chart 3. Messages, assigned and closures, June to September 2026 (Pensiones México).</w:t>
+        <w:t xml:space="preserve">Chart 5. Messages, assigned and closures, June to September 2026 (Pensiones México).</w:t>
       </w:r>
     </w:p>
     <w:p>
@@ -12450,18 +14685,10 @@
           <w:b/>
           <w:bCs/>
         </w:rPr>
-        <w:t xml:space="preserve">Lower paid delivery.</w:t>
+        <w:t xml:space="preserve">Less spend, more expensive delivery.</w:t>
       </w:r>
       <w:r>
-        <w:t xml:space="preserve"> Reach -18.6% and impressions -19.7%; the most direct cause of lower message volume. </w:t>
-      </w:r>
-      <w:r>
-        <w:rPr>
-          <w:b w:val="false"/>
-          <w:bCs w:val="false"/>
-          <w:highlight w:val="yellow"/>
-        </w:rPr>
-        <w:t xml:space="preserve">[Cause of the lower delivery: ____]</w:t>
+        <w:t xml:space="preserve"> Spend -12.9% and cost per 1,000 impressions +8.5% led to 19.7% fewer impressions; the most direct cause of lower message volume.</w:t>
       </w:r>
     </w:p>
     <w:p>
@@ -12481,7 +14708,7 @@
         <w:t xml:space="preserve">Weaker downstream conversion.</w:t>
       </w:r>
       <w:r>
-        <w:t xml:space="preserve"> Message → assigned fell to 0.58% and assigned → closure to 13.6%. In August the closing stage had held.</w:t>
+        <w:t xml:space="preserve"> Message → assigned fell to 0.58% and assigned → closure to 13.6%, so cost per assigned (+58.4%) and per closure (+132.3%) rose far more than cost per message (+3.8%).</w:t>
       </w:r>
     </w:p>
     <w:p>
@@ -12541,7 +14768,7 @@
         <w:t xml:space="preserve">Retiro Vertical active again</w:t>
       </w:r>
       <w:r>
-        <w:t xml:space="preserve"> from 4 Sep after verification (it was deactivated on 31 Aug).</w:t>
+        <w:t xml:space="preserve"> from 4 Sep after verification (deactivated on 31 Aug), but with the steepest rise in cost per message ($11.78 → $16.28).</w:t>
       </w:r>
     </w:p>
     <w:p>
@@ -12561,15 +14788,7 @@
         <w:t xml:space="preserve">New campaign Prosperar</w:t>
       </w:r>
       <w:r>
-        <w:t xml:space="preserve"> (21 Sep). </w:t>
-      </w:r>
-      <w:r>
-        <w:rPr>
-          <w:b w:val="false"/>
-          <w:bCs w:val="false"/>
-          <w:highlight w:val="yellow"/>
-        </w:rPr>
-        <w:t xml:space="preserve">[Contribution in September: ____]</w:t>
+        <w:t xml:space="preserve"> (21 Sep): 62 messages for $1,040.32 in its first 10 days.</w:t>
       </w:r>
     </w:p>
     <w:p>
@@ -12736,22 +14955,11 @@
             </w:pPr>
             <w:r>
               <w:rPr>
-                <w:b w:val="false"/>
-                <w:bCs w:val="false"/>
-                <w:color w:val="262626"/>
-                <w:sz w:val="19"/>
-                <w:szCs w:val="19"/>
-                <w:highlight w:val="yellow"/>
-              </w:rPr>
-              <w:t xml:space="preserve">[____]</w:t>
-            </w:r>
-            <w:r>
-              <w:rPr>
-                <w:color w:val="262626"/>
-                <w:sz w:val="19"/>
-                <w:szCs w:val="19"/>
-              </w:rPr>
-              <w:t xml:space="preserve"> (GHL now organised as one sub-account per advisor)</w:t>
+                <w:color w:val="262626"/>
+                <w:sz w:val="19"/>
+                <w:szCs w:val="19"/>
+              </w:rPr>
+              <w:t xml:space="preserve">Pending (GHL now organized as one sub-account per advisor)</w:t>
             </w:r>
           </w:p>
         </w:tc>
@@ -12893,14 +15101,11 @@
             </w:pPr>
             <w:r>
               <w:rPr>
-                <w:b w:val="false"/>
-                <w:bCs w:val="false"/>
-                <w:color w:val="262626"/>
-                <w:sz w:val="19"/>
-                <w:szCs w:val="19"/>
-                <w:highlight w:val="yellow"/>
-              </w:rPr>
-              <w:t xml:space="preserve">[____]</w:t>
+                <w:color w:val="262626"/>
+                <w:sz w:val="19"/>
+                <w:szCs w:val="19"/>
+              </w:rPr>
+              <w:t xml:space="preserve">Pending</w:t>
             </w:r>
           </w:p>
         </w:tc>
@@ -12969,14 +15174,11 @@
             </w:pPr>
             <w:r>
               <w:rPr>
-                <w:b w:val="false"/>
-                <w:bCs w:val="false"/>
-                <w:color w:val="262626"/>
-                <w:sz w:val="19"/>
-                <w:szCs w:val="19"/>
-                <w:highlight w:val="yellow"/>
-              </w:rPr>
-              <w:t xml:space="preserve">[____]</w:t>
+                <w:color w:val="262626"/>
+                <w:sz w:val="19"/>
+                <w:szCs w:val="19"/>
+              </w:rPr>
+              <w:t xml:space="preserve">Pending</w:t>
             </w:r>
           </w:p>
         </w:tc>
@@ -13196,6 +15398,79 @@
                 <w:szCs w:val="19"/>
               </w:rPr>
               <w:t xml:space="preserve">Ongoing: advisor Reels introduced; two Reel angles tested on Pensión 360 from 28 Sep</w:t>
+            </w:r>
+          </w:p>
+        </w:tc>
+      </w:tr>
+      <w:tr>
+        <w:trPr>
+          <w:cantSplit/>
+        </w:trPr>
+        <w:tc>
+          <w:tcPr>
+            <w:tcW w:type="dxa" w:w="4680"/>
+            <w:tcBorders>
+              <w:top w:val="single" w:color="BFC9D9" w:sz="4"/>
+              <w:left w:val="single" w:color="BFC9D9" w:sz="4"/>
+              <w:bottom w:val="single" w:color="BFC9D9" w:sz="4"/>
+              <w:right w:val="single" w:color="BFC9D9" w:sz="4"/>
+            </w:tcBorders>
+            <w:shd w:fill="F2F5FA" w:color="auto" w:val="clear"/>
+            <w:tcMar>
+              <w:top w:type="dxa" w:w="70"/>
+              <w:left w:type="dxa" w:w="100"/>
+              <w:bottom w:type="dxa" w:w="70"/>
+              <w:right w:type="dxa" w:w="100"/>
+            </w:tcMar>
+            <w:vAlign w:val="center"/>
+          </w:tcPr>
+          <w:p>
+            <w:pPr>
+              <w:spacing w:line="260"/>
+              <w:jc w:val="left"/>
+            </w:pPr>
+            <w:r>
+              <w:rPr>
+                <w:b/>
+                <w:bCs/>
+                <w:color w:val="1F3864"/>
+                <w:sz w:val="19"/>
+                <w:szCs w:val="19"/>
+              </w:rPr>
+              <w:t xml:space="preserve">MÉVIAL: measure the new contact flow and improve step 1 of the diagnostic</w:t>
+            </w:r>
+          </w:p>
+        </w:tc>
+        <w:tc>
+          <w:tcPr>
+            <w:tcW w:type="dxa" w:w="4680"/>
+            <w:tcBorders>
+              <w:top w:val="single" w:color="BFC9D9" w:sz="4"/>
+              <w:left w:val="single" w:color="BFC9D9" w:sz="4"/>
+              <w:bottom w:val="single" w:color="BFC9D9" w:sz="4"/>
+              <w:right w:val="single" w:color="BFC9D9" w:sz="4"/>
+            </w:tcBorders>
+            <w:shd w:fill="F2F5FA" w:color="auto" w:val="clear"/>
+            <w:tcMar>
+              <w:top w:type="dxa" w:w="70"/>
+              <w:left w:type="dxa" w:w="100"/>
+              <w:bottom w:type="dxa" w:w="70"/>
+              <w:right w:type="dxa" w:w="100"/>
+            </w:tcMar>
+            <w:vAlign w:val="center"/>
+          </w:tcPr>
+          <w:p>
+            <w:pPr>
+              <w:spacing w:line="260"/>
+              <w:jc w:val="left"/>
+            </w:pPr>
+            <w:r>
+              <w:rPr>
+                <w:color w:val="262626"/>
+                <w:sz w:val="19"/>
+                <w:szCs w:val="19"/>
+              </w:rPr>
+              <w:t xml:space="preserve">Not progressed: no campaign changes; 2 of 2,096 users passed step 1</w:t>
             </w:r>
           </w:p>
         </w:tc>
@@ -13263,7 +15538,7 @@
         <w:spacing w:after="80" w:line="276"/>
       </w:pPr>
       <w:r>
-        <w:t xml:space="preserve">Optimising the messaging funnel: reviewing the messages and follow-ups being sent.</w:t>
+        <w:t xml:space="preserve">Optimizing the messaging funnel: reviewing the messages and follow-ups being sent.</w:t>
       </w:r>
     </w:p>
     <w:p>
@@ -13339,12 +15614,7 @@
         <w:spacing w:after="120" w:line="276"/>
       </w:pPr>
       <w:r>
-        <w:rPr>
-          <w:b w:val="false"/>
-          <w:bCs w:val="false"/>
-          <w:highlight w:val="yellow"/>
-        </w:rPr>
-        <w:t xml:space="preserve">[____]</w:t>
+        <w:t xml:space="preserve">Recover message volume and lead quality at Pensiones México by applying the July WhatsApp, location and city configuration and optimizing the messaging funnel, while fixing the GHL setup.</w:t>
       </w:r>
     </w:p>
     <w:p>
@@ -13365,20 +15635,7 @@
         <w:spacing w:after="80" w:line="276"/>
       </w:pPr>
       <w:r>
-        <w:t xml:space="preserve">Apply the July settings for WhatsApp usage, location and city configuration.</w:t>
-      </w:r>
-    </w:p>
-    <w:p>
-      <w:pPr>
-        <w:pStyle w:val="ListParagraph"/>
-        <w:numPr>
-          <w:ilvl w:val="0"/>
-          <w:numId w:val="2"/>
-        </w:numPr>
-        <w:spacing w:after="80" w:line="276"/>
-      </w:pPr>
-      <w:r>
-        <w:t xml:space="preserve">Optimise the messaging funnel (messages and follow-ups) to improve message → assigned conversion.</w:t>
+        <w:t xml:space="preserve">Optimize the messaging funnel (messages and follow-ups) to improve message → assigned conversion.</w:t>
       </w:r>
     </w:p>
     <w:p>
@@ -13417,7 +15674,7 @@
         <w:spacing w:after="80" w:line="276"/>
       </w:pPr>
       <w:r>
-        <w:t xml:space="preserve">MÉVIAL: complete ad account verification, switch the CTA to WhatsApp and launch the optimised landing page.</w:t>
+        <w:t xml:space="preserve">Review the cost increase at Retiro Vertical, Nosotros and Barcco, and measure the 28–29 Sep changes and Prosperar.</w:t>
       </w:r>
     </w:p>
     <w:p>
@@ -13430,12 +15687,7 @@
         <w:spacing w:after="80" w:line="276"/>
       </w:pPr>
       <w:r>
-        <w:rPr>
-          <w:b w:val="false"/>
-          <w:bCs w:val="false"/>
-          <w:highlight w:val="yellow"/>
-        </w:rPr>
-        <w:t xml:space="preserve">[Numeric targets (messages / assigned / closures): ____]</w:t>
+        <w:t xml:space="preserve">MÉVIAL: complete ad account verification, switch the CTA to WhatsApp, launch the optimized landing page and fix the step 1 drop-off.</w:t>
       </w:r>
     </w:p>
     <w:p>
@@ -13471,7 +15723,7 @@
         <w:t xml:space="preserve">Downstream conversion is the main weakness.</w:t>
       </w:r>
       <w:r>
-        <w:t xml:space="preserve"> 3,769 messages produced 22 assigned and 3 closures. The closing stage weakened for the first time (20.0% → 13.6%).</w:t>
+        <w:t xml:space="preserve"> 3,769 messages produced 22 assigned and 3 closures; cost per closure rose to $14,382. The closing stage weakened for the first time (20.0% → 13.6%).</w:t>
       </w:r>
     </w:p>
     <w:p>
@@ -13508,10 +15760,10 @@
           <w:b/>
           <w:bCs/>
         </w:rPr>
-        <w:t xml:space="preserve">GHL complexity.</w:t>
+        <w:t xml:space="preserve">Rising delivery cost.</w:t>
       </w:r>
       <w:r>
-        <w:t xml:space="preserve"> Seven business portfolios for one client delayed the funnel and automation work.</w:t>
+        <w:t xml:space="preserve"> Cost per 1,000 impressions rose 8.5% while spend fell 12.9%.</w:t>
       </w:r>
     </w:p>
     <w:p>
@@ -13528,10 +15780,10 @@
           <w:b/>
           <w:bCs/>
         </w:rPr>
-        <w:t xml:space="preserve">Asset ownership.</w:t>
+        <w:t xml:space="preserve">GHL complexity.</w:t>
       </w:r>
       <w:r>
-        <w:t xml:space="preserve"> The PAM page had been created in a personal portfolio, which blocked its connection to GHL.</w:t>
+        <w:t xml:space="preserve"> Seven business portfolios for one client delayed the funnel and automation work.</w:t>
       </w:r>
     </w:p>
     <w:p>
@@ -13571,7 +15823,7 @@
         <w:t xml:space="preserve">MÉVIAL stalled.</w:t>
       </w:r>
       <w:r>
-        <w:t xml:space="preserve"> No campaign changes in September; ad account verification is blocking the next step.</w:t>
+        <w:t xml:space="preserve"> No changes in September; cost per view rose 46.0%, the diagnostic produced no completions, and ad account verification is blocking the next step.</w:t>
       </w:r>
     </w:p>
     <w:p>
@@ -13592,7 +15844,7 @@
         <w:spacing w:after="80" w:line="276"/>
       </w:pPr>
       <w:r>
-        <w:t xml:space="preserve">Measure the effect of the 15 Sep return to the July configuration with before/after figures before making further major changes.</w:t>
+        <w:t xml:space="preserve">Use PAM and Pensionate as references: both increased messages while cutting cost per message after their July-based rebuild on 15 Sep.</w:t>
       </w:r>
     </w:p>
     <w:p>
@@ -13644,7 +15896,7 @@
         <w:spacing w:after="80" w:line="276"/>
       </w:pPr>
       <w:r>
-        <w:t xml:space="preserve">Complete MÉVIAL's ad account verification as the first step for that client.</w:t>
+        <w:t xml:space="preserve">MÉVIAL: complete ad account verification first, then fix diagnostic step 1 and check why a third of diagnostic users are outside the target region.</w:t>
       </w:r>
     </w:p>
     <w:p>
@@ -13678,30 +15930,7 @@
         <w:spacing w:after="80" w:line="276"/>
       </w:pPr>
       <w:r>
-        <w:rPr>
-          <w:b w:val="false"/>
-          <w:bCs w:val="false"/>
-          <w:highlight w:val="yellow"/>
-        </w:rPr>
-        <w:t xml:space="preserve">[Decision on Dr. Guillermo: ____]</w:t>
-      </w:r>
-    </w:p>
-    <w:p>
-      <w:pPr>
-        <w:pStyle w:val="ListParagraph"/>
-        <w:numPr>
-          <w:ilvl w:val="0"/>
-          <w:numId w:val="2"/>
-        </w:numPr>
-        <w:spacing w:after="80" w:line="276"/>
-      </w:pPr>
-      <w:r>
-        <w:rPr>
-          <w:b w:val="false"/>
-          <w:bCs w:val="false"/>
-          <w:highlight w:val="yellow"/>
-        </w:rPr>
-        <w:t xml:space="preserve">[Other needs: ____]</w:t>
+        <w:t xml:space="preserve">Reconcile the campaign-level figures with the monthly summary each month (September messages: 3,912 by campaign vs. 3,769 in the summary; impressions: 828,183 for the six continuing campaigns vs. 825,175).</w:t>
       </w:r>
     </w:p>
     <w:sectPr>
